--- a/CAPSTONE/bus311-capstone-assignment.docx
+++ b/CAPSTONE/bus311-capstone-assignment.docx
@@ -45,7 +45,7 @@
           <w:color w:val="5B6472"/>
           <w:sz w:val="18"/>
         </w:rPr>
-        <w:t>100 points  |  25% of BUS311  |  Individual project  |  Fall 2026  |  Source v1.4.0</w:t>
+        <w:t>100 points  |  25% of BUS311  |  Individual project  |  Fall 2026  |  Source v1.5.0</w:t>
       </w:r>
     </w:p>
     <w:p>
@@ -2197,20 +2197,80 @@
         <w:t>Wednesday, Sept. 30, 2026 at 12:30 p.m. ET (class-start time)</w:t>
       </w:r>
     </w:p>
+    <w:tbl>
+      <w:tblPr>
+        <w:tblStyle w:val="TableGrid"/>
+        <w:tblW w:type="dxa" w:w="9360"/>
+        <w:jc w:val="left"/>
+        <w:tblLayout w:type="fixed"/>
+        <w:tblLook w:firstColumn="1" w:firstRow="1" w:lastColumn="0" w:lastRow="0" w:noHBand="0" w:noVBand="1" w:val="04A0"/>
+        <w:tblInd w:w="120" w:type="dxa"/>
+      </w:tblPr>
+      <w:tblGrid>
+        <w:gridCol w:w="9360"/>
+      </w:tblGrid>
+      <w:tr>
+        <w:trPr>
+          <w:cantSplit/>
+        </w:trPr>
+        <w:tc>
+          <w:tcPr>
+            <w:tcW w:type="dxa" w:w="9360"/>
+            <w:shd w:fill="FFF4DF"/>
+            <w:tcMar>
+              <w:top w:w="100" w:type="dxa"/>
+              <w:start w:w="120" w:type="dxa"/>
+              <w:bottom w:w="100" w:type="dxa"/>
+              <w:end w:w="120" w:type="dxa"/>
+            </w:tcMar>
+            <w:vAlign w:val="center"/>
+          </w:tcPr>
+          <w:p>
+            <w:pPr>
+              <w:spacing w:after="40"/>
+            </w:pPr>
+            <w:r>
+              <w:rPr>
+                <w:rFonts w:ascii="Aptos" w:hAnsi="Aptos"/>
+                <w:b/>
+                <w:i w:val="0"/>
+                <w:color w:val="9C4A2B"/>
+                <w:sz w:val="19"/>
+              </w:rPr>
+              <w:t xml:space="preserve">SUBMIT ONE REQUIRED FILE  </w:t>
+            </w:r>
+            <w:r>
+              <w:rPr>
+                <w:rFonts w:ascii="Aptos" w:hAnsi="Aptos"/>
+                <w:b w:val="0"/>
+                <w:i w:val="0"/>
+                <w:color w:val="152536"/>
+                <w:sz w:val="21"/>
+              </w:rPr>
+              <w:t>Upload one required file in the designated Canvas assignment: the completed BUS311 Capstone Revenue Analysis Workbook (.xlsx), including the Hypothesis &amp; Scenarios sheet. Do not create or upload a separate PDF or DOCX unless Canvas or the instructor explicitly requests an additional readable export.</w:t>
+            </w:r>
+          </w:p>
+        </w:tc>
+      </w:tr>
+    </w:tbl>
     <w:p>
       <w:pPr>
-        <w:spacing w:after="100"/>
+        <w:spacing w:after="20"/>
+      </w:pPr>
+    </w:p>
+    <w:p>
+      <w:pPr>
+        <w:pStyle w:val="Heading2"/>
+        <w:keepNext/>
       </w:pPr>
       <w:r>
-        <w:rPr>
-          <w:rFonts w:ascii="Aptos" w:hAnsi="Aptos"/>
-          <w:b/>
-          <w:i w:val="0"/>
-          <w:color w:val="1A1F2C"/>
-          <w:sz w:val="21"/>
-        </w:rPr>
-        <w:t xml:space="preserve">Submit: </w:t>
+        <w:t>Stage 2 start here</w:t>
       </w:r>
+    </w:p>
+    <w:p>
+      <w:pPr>
+        <w:pStyle w:val="ListNumber"/>
+      </w:pPr>
       <w:r>
         <w:rPr>
           <w:rFonts w:ascii="Aptos" w:hAnsi="Aptos"/>
@@ -2219,8 +2279,129 @@
           <w:color w:val="1A1F2C"/>
           <w:sz w:val="21"/>
         </w:rPr>
-        <w:t>Revenue analysis workbook with hypothesis.</w:t>
+        <w:t>Read the Revenue Engine Student Guide: Use the scope limits and eight-step workflow before collecting data. File: Revenue-engine student guide.</w:t>
       </w:r>
+    </w:p>
+    <w:p>
+      <w:pPr>
+        <w:pStyle w:val="ListNumber"/>
+      </w:pPr>
+      <w:r>
+        <w:rPr>
+          <w:rFonts w:ascii="Aptos" w:hAnsi="Aptos"/>
+          <w:b w:val="0"/>
+          <w:i w:val="0"/>
+          <w:color w:val="1A1F2C"/>
+          <w:sz w:val="21"/>
+        </w:rPr>
+        <w:t>Complete the Revenue Analysis Workbook: Work through the nine visible sheets in order and maintain the Evidence Register as you go. File: Revenue analysis workbook.</w:t>
+      </w:r>
+    </w:p>
+    <w:p>
+      <w:pPr>
+        <w:pStyle w:val="ListNumber"/>
+      </w:pPr>
+      <w:r>
+        <w:rPr>
+          <w:rFonts w:ascii="Aptos" w:hAnsi="Aptos"/>
+          <w:b w:val="0"/>
+          <w:i w:val="0"/>
+          <w:color w:val="1A1F2C"/>
+          <w:sz w:val="21"/>
+        </w:rPr>
+        <w:t>Test the hypothesis twice: Use the checklist before the skeptical-CFO challenge and again after revising the hypothesis. File: Revenue-hypothesis quality checklist.</w:t>
+      </w:r>
+    </w:p>
+    <w:p>
+      <w:pPr>
+        <w:pStyle w:val="ListNumber"/>
+      </w:pPr>
+      <w:r>
+        <w:rPr>
+          <w:rFonts w:ascii="Aptos" w:hAnsi="Aptos"/>
+          <w:b w:val="0"/>
+          <w:i w:val="0"/>
+          <w:color w:val="1A1F2C"/>
+          <w:sz w:val="21"/>
+        </w:rPr>
+        <w:t>Check the eight-point rubric: Compare the completed workbook with every criterion before submission. File: Revenue milestone rubric.</w:t>
+      </w:r>
+    </w:p>
+    <w:p>
+      <w:pPr>
+        <w:pStyle w:val="ListNumber"/>
+      </w:pPr>
+      <w:r>
+        <w:rPr>
+          <w:rFonts w:ascii="Aptos" w:hAnsi="Aptos"/>
+          <w:b w:val="0"/>
+          <w:i w:val="0"/>
+          <w:color w:val="1A1F2C"/>
+          <w:sz w:val="21"/>
+        </w:rPr>
+        <w:t>Resolve checks and submit: Review Checks &amp; Submission, explain honest limitations, and upload the completed .xlsx in Canvas. File: Revenue analysis workbook.</w:t>
+      </w:r>
+    </w:p>
+    <w:tbl>
+      <w:tblPr>
+        <w:tblStyle w:val="TableGrid"/>
+        <w:tblW w:type="dxa" w:w="9360"/>
+        <w:jc w:val="left"/>
+        <w:tblLayout w:type="fixed"/>
+        <w:tblLook w:firstColumn="1" w:firstRow="1" w:lastColumn="0" w:lastRow="0" w:noHBand="0" w:noVBand="1" w:val="04A0"/>
+        <w:tblInd w:w="120" w:type="dxa"/>
+      </w:tblPr>
+      <w:tblGrid>
+        <w:gridCol w:w="9360"/>
+      </w:tblGrid>
+      <w:tr>
+        <w:trPr>
+          <w:cantSplit/>
+        </w:trPr>
+        <w:tc>
+          <w:tcPr>
+            <w:tcW w:type="dxa" w:w="9360"/>
+            <w:shd w:fill="EDF3F7"/>
+            <w:tcMar>
+              <w:top w:w="100" w:type="dxa"/>
+              <w:start w:w="120" w:type="dxa"/>
+              <w:bottom w:w="100" w:type="dxa"/>
+              <w:end w:w="120" w:type="dxa"/>
+            </w:tcMar>
+            <w:vAlign w:val="center"/>
+          </w:tcPr>
+          <w:p>
+            <w:pPr>
+              <w:spacing w:after="40"/>
+            </w:pPr>
+            <w:r>
+              <w:rPr>
+                <w:rFonts w:ascii="Aptos" w:hAnsi="Aptos"/>
+                <w:b/>
+                <w:i w:val="0"/>
+                <w:color w:val="355773"/>
+                <w:sz w:val="19"/>
+              </w:rPr>
+              <w:t xml:space="preserve">NEED FACTSET ACCESS OR THE EXCEL ADD-IN?  </w:t>
+            </w:r>
+            <w:r>
+              <w:rPr>
+                <w:rFonts w:ascii="Aptos" w:hAnsi="Aptos"/>
+                <w:b w:val="0"/>
+                <w:i w:val="0"/>
+                <w:color w:val="152536"/>
+                <w:sz w:val="21"/>
+              </w:rPr>
+              <w:t>Use the course FactSet activation and Excel setup page before beginning the workbook. Keep raw FactSet exports and screenshots inside approved course-restricted systems. https://endicott.instructure.com/courses/58525/pages/activate-factset-and-add-it-to-excel</w:t>
+            </w:r>
+          </w:p>
+        </w:tc>
+      </w:tr>
+    </w:tbl>
+    <w:p>
+      <w:pPr>
+        <w:spacing w:after="20"/>
+      </w:pPr>
     </w:p>
     <w:p>
       <w:pPr>
@@ -2311,6 +2492,151 @@
         </w:rPr>
         <w:t>• Verify the strongest retained AI challenge and record an accept, modify, or reject judgment.</w:t>
       </w:r>
+    </w:p>
+    <w:p>
+      <w:pPr>
+        <w:pStyle w:val="Heading2"/>
+        <w:keepNext/>
+      </w:pPr>
+      <w:r>
+        <w:t>Common Stage 2 edge cases</w:t>
+      </w:r>
+    </w:p>
+    <w:p>
+      <w:pPr>
+        <w:ind w:left="317" w:hanging="317"/>
+      </w:pPr>
+      <w:r>
+        <w:rPr>
+          <w:rFonts w:ascii="Aptos" w:hAnsi="Aptos"/>
+          <w:b w:val="0"/>
+          <w:i w:val="0"/>
+          <w:color w:val="1A1F2C"/>
+          <w:sz w:val="21"/>
+        </w:rPr>
+        <w:t>• Fewer than three defensible peers: Use the defensible peers available and explain why additional companies are not sufficiently comparable.</w:t>
+      </w:r>
+    </w:p>
+    <w:p>
+      <w:pPr>
+        <w:ind w:left="317" w:hanging="317"/>
+      </w:pPr>
+      <w:r>
+        <w:rPr>
+          <w:rFonts w:ascii="Aptos" w:hAnsi="Aptos"/>
+          <w:b w:val="0"/>
+          <w:i w:val="0"/>
+          <w:color w:val="1A1F2C"/>
+          <w:sz w:val="21"/>
+        </w:rPr>
+        <w:t>• A segment, market-share measure, or driver is not disclosed: State the limitation, use a supportable proxy only when its definition is clear, and never invent a figure.</w:t>
+      </w:r>
+    </w:p>
+    <w:p>
+      <w:pPr>
+        <w:ind w:left="317" w:hanging="317"/>
+      </w:pPr>
+      <w:r>
+        <w:rPr>
+          <w:rFonts w:ascii="Aptos" w:hAnsi="Aptos"/>
+          <w:b w:val="0"/>
+          <w:i w:val="0"/>
+          <w:color w:val="1A1F2C"/>
+          <w:sz w:val="21"/>
+        </w:rPr>
+        <w:t>• Definitions changed across years: Reconcile or disclose restatements, acquisitions, divestitures, fiscal-year changes, and segment-definition changes before comparing growth.</w:t>
+      </w:r>
+    </w:p>
+    <w:p>
+      <w:pPr>
+        <w:ind w:left="317" w:hanging="317"/>
+      </w:pPr>
+      <w:r>
+        <w:rPr>
+          <w:rFonts w:ascii="Aptos" w:hAnsi="Aptos"/>
+          <w:b w:val="0"/>
+          <w:i w:val="0"/>
+          <w:color w:val="1A1F2C"/>
+          <w:sz w:val="21"/>
+        </w:rPr>
+        <w:t>• A driver cannot be quantified: Classify it as directional, cite the supporting evidence, and state what would be needed to quantify it.</w:t>
+      </w:r>
+    </w:p>
+    <w:p>
+      <w:pPr>
+        <w:ind w:left="317" w:hanging="317"/>
+      </w:pPr>
+      <w:r>
+        <w:rPr>
+          <w:rFonts w:ascii="Aptos" w:hAnsi="Aptos"/>
+          <w:b w:val="0"/>
+          <w:i w:val="0"/>
+          <w:color w:val="1A1F2C"/>
+          <w:sz w:val="21"/>
+        </w:rPr>
+        <w:t>• Using AI or the non-AI path: Either path must produce the same skeptical-CFO challenge record. AI output is not evidence, and raw FactSet files or screenshots may not be uploaded to public AI tools.</w:t>
+      </w:r>
+    </w:p>
+    <w:tbl>
+      <w:tblPr>
+        <w:tblStyle w:val="TableGrid"/>
+        <w:tblW w:type="dxa" w:w="9360"/>
+        <w:jc w:val="left"/>
+        <w:tblLayout w:type="fixed"/>
+        <w:tblLook w:firstColumn="1" w:firstRow="1" w:lastColumn="0" w:lastRow="0" w:noHBand="0" w:noVBand="1" w:val="04A0"/>
+        <w:tblInd w:w="120" w:type="dxa"/>
+      </w:tblPr>
+      <w:tblGrid>
+        <w:gridCol w:w="9360"/>
+      </w:tblGrid>
+      <w:tr>
+        <w:trPr>
+          <w:cantSplit/>
+        </w:trPr>
+        <w:tc>
+          <w:tcPr>
+            <w:tcW w:type="dxa" w:w="9360"/>
+            <w:shd w:fill="EDF3F7"/>
+            <w:tcMar>
+              <w:top w:w="100" w:type="dxa"/>
+              <w:start w:w="120" w:type="dxa"/>
+              <w:bottom w:w="100" w:type="dxa"/>
+              <w:end w:w="120" w:type="dxa"/>
+            </w:tcMar>
+            <w:vAlign w:val="center"/>
+          </w:tcPr>
+          <w:p>
+            <w:pPr>
+              <w:spacing w:after="40"/>
+            </w:pPr>
+            <w:r>
+              <w:rPr>
+                <w:rFonts w:ascii="Aptos" w:hAnsi="Aptos"/>
+                <w:b/>
+                <w:i w:val="0"/>
+                <w:color w:val="355773"/>
+                <w:sz w:val="19"/>
+              </w:rPr>
+              <w:t xml:space="preserve">WHAT PASS MEANS  </w:t>
+            </w:r>
+            <w:r>
+              <w:rPr>
+                <w:rFonts w:ascii="Aptos" w:hAnsi="Aptos"/>
+                <w:b w:val="0"/>
+                <w:i w:val="0"/>
+                <w:color w:val="152536"/>
+                <w:sz w:val="21"/>
+              </w:rPr>
+              <w:t>PASS on the workbook's Checks &amp; Submission sheet confirms that the required fields and structural checks are complete. It does not guarantee full credit or prove that the analysis, evidence, or judgment is correct.</w:t>
+            </w:r>
+          </w:p>
+        </w:tc>
+      </w:tr>
+    </w:tbl>
+    <w:p>
+      <w:pPr>
+        <w:spacing w:after="20"/>
+      </w:pPr>
     </w:p>
     <w:p>
       <w:pPr>

--- a/CAPSTONE/bus311-capstone-assignment.docx
+++ b/CAPSTONE/bus311-capstone-assignment.docx
@@ -4,3028 +4,135 @@
   <w:body>
     <w:p>
       <w:pPr>
-        <w:spacing w:after="40"/>
+        <w:pStyle w:val="Title"/>
       </w:pPr>
       <w:r>
-        <w:rPr>
-          <w:rFonts w:ascii="Aptos" w:hAnsi="Aptos"/>
-          <w:b/>
-          <w:i w:val="0"/>
-          <w:color w:val="9C4A2B"/>
-          <w:sz w:val="19"/>
-        </w:rPr>
-        <w:t>BUS311 CORPORATE FINANCE · APPROVED STUDENT ASSIGNMENT</w:t>
+        <w:t>BUS311 Company Capstone</w:t>
       </w:r>
     </w:p>
     <w:p>
-      <w:pPr>
-        <w:keepNext/>
-        <w:spacing w:after="100"/>
-      </w:pPr>
       <w:r>
-        <w:rPr>
-          <w:rFonts w:ascii="Aptos Display" w:hAnsi="Aptos Display"/>
-          <w:b/>
-          <w:i w:val="0"/>
-          <w:color w:val="152536"/>
-          <w:sz w:val="48"/>
-        </w:rPr>
-        <w:t>BUS311 Individual Company Capstone</w:t>
+        <w:t>Use company evidence and an Excel model to recommend one financial decision.</w:t>
       </w:r>
     </w:p>
     <w:p>
-      <w:pPr>
-        <w:spacing w:after="200"/>
-      </w:pPr>
       <w:r>
-        <w:rPr>
-          <w:rFonts w:ascii="Aptos" w:hAnsi="Aptos"/>
-          <w:b w:val="0"/>
-          <w:i w:val="0"/>
-          <w:color w:val="5B6472"/>
-          <w:sz w:val="18"/>
-        </w:rPr>
-        <w:t>100 points  |  25% of BUS311  |  Individual project  |  Fall 2026  |  Source v1.5.0</w:t>
+        <w:t>Individual project · 100 points · 25% of the course grade</w:t>
       </w:r>
     </w:p>
     <w:p>
-      <w:pPr>
-        <w:pBdr>
-          <w:bottom w:val="single" w:sz="14" w:space="1" w:color="C18A42"/>
-        </w:pBdr>
-        <w:spacing w:after="160"/>
-      </w:pPr>
-    </w:p>
-    <w:tbl>
-      <w:tblPr>
-        <w:tblStyle w:val="TableGrid"/>
-        <w:tblW w:type="dxa" w:w="9360"/>
-        <w:jc w:val="left"/>
-        <w:tblLayout w:type="fixed"/>
-        <w:tblLook w:firstColumn="1" w:firstRow="1" w:lastColumn="0" w:lastRow="0" w:noHBand="0" w:noVBand="1" w:val="04A0"/>
-        <w:tblInd w:w="120" w:type="dxa"/>
-      </w:tblPr>
-      <w:tblGrid>
-        <w:gridCol w:w="9360"/>
-      </w:tblGrid>
-      <w:tr>
-        <w:trPr>
-          <w:cantSplit/>
-        </w:trPr>
-        <w:tc>
-          <w:tcPr>
-            <w:tcW w:type="dxa" w:w="9360"/>
-            <w:shd w:fill="FFF4DF"/>
-            <w:tcMar>
-              <w:top w:w="100" w:type="dxa"/>
-              <w:start w:w="120" w:type="dxa"/>
-              <w:bottom w:w="100" w:type="dxa"/>
-              <w:end w:w="120" w:type="dxa"/>
-            </w:tcMar>
-            <w:vAlign w:val="center"/>
-          </w:tcPr>
-          <w:p>
-            <w:pPr>
-              <w:spacing w:after="40"/>
-            </w:pPr>
-            <w:r>
-              <w:rPr>
-                <w:rFonts w:ascii="Aptos" w:hAnsi="Aptos"/>
-                <w:b/>
-                <w:i w:val="0"/>
-                <w:color w:val="9C4A2B"/>
-                <w:sz w:val="19"/>
-              </w:rPr>
-              <w:t xml:space="preserve">BOARD ASSIGNMENT  </w:t>
-            </w:r>
-            <w:r>
-              <w:rPr>
-                <w:rFonts w:ascii="Aptos" w:hAnsi="Aptos"/>
-                <w:b w:val="0"/>
-                <w:i w:val="0"/>
-                <w:color w:val="152536"/>
-                <w:sz w:val="21"/>
-              </w:rPr>
-              <w:t>Act as an internal corporate finance analyst. Diagnose how one approved public company creates revenue and value, recommend one company-specific CFO action, and defend it to the company's CFO and Board with traceable evidence and an auditable model.</w:t>
-            </w:r>
-          </w:p>
-        </w:tc>
-      </w:tr>
-    </w:tbl>
-    <w:p>
-      <w:pPr>
-        <w:spacing w:after="20"/>
-      </w:pPr>
-    </w:p>
-    <w:p>
-      <w:pPr>
-        <w:pStyle w:val="Heading1"/>
-        <w:keepNext/>
-      </w:pPr>
       <w:r>
-        <w:t>At a glance</w:t>
-      </w:r>
-    </w:p>
-    <w:tbl>
-      <w:tblPr>
-        <w:tblStyle w:val="TableGrid"/>
-        <w:tblW w:type="dxa" w:w="9360"/>
-        <w:jc w:val="left"/>
-        <w:tblLayout w:type="fixed"/>
-        <w:tblLook w:firstColumn="1" w:firstRow="1" w:lastColumn="0" w:lastRow="0" w:noHBand="0" w:noVBand="1" w:val="04A0"/>
-        <w:tblInd w:w="120" w:type="dxa"/>
-      </w:tblPr>
-      <w:tblGrid>
-        <w:gridCol w:w="2500"/>
-        <w:gridCol w:w="6860"/>
-      </w:tblGrid>
-      <w:tr>
-        <w:trPr>
-          <w:tblHeader w:val="true"/>
-          <w:cantSplit/>
-        </w:trPr>
-        <w:tc>
-          <w:tcPr>
-            <w:tcW w:type="dxa" w:w="2500"/>
-            <w:shd w:fill="EDF3F7"/>
-            <w:tcMar>
-              <w:top w:w="100" w:type="dxa"/>
-              <w:start w:w="120" w:type="dxa"/>
-              <w:bottom w:w="100" w:type="dxa"/>
-              <w:end w:w="120" w:type="dxa"/>
-            </w:tcMar>
-            <w:vAlign w:val="center"/>
-          </w:tcPr>
-          <w:p>
-            <w:pPr>
-              <w:spacing w:after="20" w:line="247" w:lineRule="auto"/>
-            </w:pPr>
-            <w:r/>
-            <w:r>
-              <w:rPr>
-                <w:rFonts w:ascii="Aptos" w:hAnsi="Aptos"/>
-                <w:b/>
-                <w:i w:val="0"/>
-                <w:color w:val="152536"/>
-                <w:sz w:val="18"/>
-              </w:rPr>
-              <w:t>Item</w:t>
-            </w:r>
-          </w:p>
-        </w:tc>
-        <w:tc>
-          <w:tcPr>
-            <w:tcW w:type="dxa" w:w="6860"/>
-            <w:shd w:fill="EDF3F7"/>
-            <w:tcMar>
-              <w:top w:w="100" w:type="dxa"/>
-              <w:start w:w="120" w:type="dxa"/>
-              <w:bottom w:w="100" w:type="dxa"/>
-              <w:end w:w="120" w:type="dxa"/>
-            </w:tcMar>
-            <w:vAlign w:val="center"/>
-          </w:tcPr>
-          <w:p>
-            <w:pPr>
-              <w:spacing w:after="20" w:line="247" w:lineRule="auto"/>
-            </w:pPr>
-            <w:r/>
-            <w:r>
-              <w:rPr>
-                <w:rFonts w:ascii="Aptos" w:hAnsi="Aptos"/>
-                <w:b/>
-                <w:i w:val="0"/>
-                <w:color w:val="152536"/>
-                <w:sz w:val="18"/>
-              </w:rPr>
-              <w:t>Approved requirement</w:t>
-            </w:r>
-          </w:p>
-        </w:tc>
-      </w:tr>
-      <w:tr>
-        <w:trPr>
-          <w:cantSplit/>
-        </w:trPr>
-        <w:tc>
-          <w:tcPr>
-            <w:tcW w:type="dxa" w:w="2500"/>
-            <w:tcMar>
-              <w:top w:w="100" w:type="dxa"/>
-              <w:start w:w="120" w:type="dxa"/>
-              <w:bottom w:w="100" w:type="dxa"/>
-              <w:end w:w="120" w:type="dxa"/>
-            </w:tcMar>
-            <w:vAlign w:val="center"/>
-          </w:tcPr>
-          <w:p>
-            <w:pPr>
-              <w:spacing w:after="20" w:line="247" w:lineRule="auto"/>
-            </w:pPr>
-            <w:r/>
-            <w:r>
-              <w:rPr>
-                <w:rFonts w:ascii="Aptos" w:hAnsi="Aptos"/>
-                <w:b w:val="0"/>
-                <w:i w:val="0"/>
-                <w:color w:val="1A1F2C"/>
-                <w:sz w:val="18"/>
-              </w:rPr>
-              <w:t>Audience</w:t>
-            </w:r>
-          </w:p>
-        </w:tc>
-        <w:tc>
-          <w:tcPr>
-            <w:tcW w:type="dxa" w:w="6860"/>
-            <w:tcMar>
-              <w:top w:w="100" w:type="dxa"/>
-              <w:start w:w="120" w:type="dxa"/>
-              <w:bottom w:w="100" w:type="dxa"/>
-              <w:end w:w="120" w:type="dxa"/>
-            </w:tcMar>
-            <w:vAlign w:val="center"/>
-          </w:tcPr>
-          <w:p>
-            <w:pPr>
-              <w:spacing w:after="20" w:line="247" w:lineRule="auto"/>
-            </w:pPr>
-            <w:r/>
-            <w:r>
-              <w:rPr>
-                <w:rFonts w:ascii="Aptos" w:hAnsi="Aptos"/>
-                <w:b w:val="0"/>
-                <w:i w:val="0"/>
-                <w:color w:val="1A1F2C"/>
-                <w:sz w:val="18"/>
-              </w:rPr>
-              <w:t>The selected company's CFO and Board</w:t>
-            </w:r>
-          </w:p>
-        </w:tc>
-      </w:tr>
-      <w:tr>
-        <w:trPr>
-          <w:cantSplit/>
-        </w:trPr>
-        <w:tc>
-          <w:tcPr>
-            <w:tcW w:type="dxa" w:w="2500"/>
-            <w:shd w:fill="FAF8F3"/>
-            <w:tcMar>
-              <w:top w:w="100" w:type="dxa"/>
-              <w:start w:w="120" w:type="dxa"/>
-              <w:bottom w:w="100" w:type="dxa"/>
-              <w:end w:w="120" w:type="dxa"/>
-            </w:tcMar>
-            <w:vAlign w:val="center"/>
-          </w:tcPr>
-          <w:p>
-            <w:pPr>
-              <w:spacing w:after="20" w:line="247" w:lineRule="auto"/>
-            </w:pPr>
-            <w:r/>
-            <w:r>
-              <w:rPr>
-                <w:rFonts w:ascii="Aptos" w:hAnsi="Aptos"/>
-                <w:b w:val="0"/>
-                <w:i w:val="0"/>
-                <w:color w:val="1A1F2C"/>
-                <w:sz w:val="18"/>
-              </w:rPr>
-              <w:t>Company</w:t>
-            </w:r>
-          </w:p>
-        </w:tc>
-        <w:tc>
-          <w:tcPr>
-            <w:tcW w:type="dxa" w:w="6860"/>
-            <w:shd w:fill="FAF8F3"/>
-            <w:tcMar>
-              <w:top w:w="100" w:type="dxa"/>
-              <w:start w:w="120" w:type="dxa"/>
-              <w:bottom w:w="100" w:type="dxa"/>
-              <w:end w:w="120" w:type="dxa"/>
-            </w:tcMar>
-            <w:vAlign w:val="center"/>
-          </w:tcPr>
-          <w:p>
-            <w:pPr>
-              <w:spacing w:after="20" w:line="247" w:lineRule="auto"/>
-            </w:pPr>
-            <w:r/>
-            <w:r>
-              <w:rPr>
-                <w:rFonts w:ascii="Aptos" w:hAnsi="Aptos"/>
-                <w:b w:val="0"/>
-                <w:i w:val="0"/>
-                <w:color w:val="1A1F2C"/>
-                <w:sz w:val="18"/>
-              </w:rPr>
-              <w:t>One approved public company listed in the United States</w:t>
-            </w:r>
-          </w:p>
-        </w:tc>
-      </w:tr>
-      <w:tr>
-        <w:trPr>
-          <w:cantSplit/>
-        </w:trPr>
-        <w:tc>
-          <w:tcPr>
-            <w:tcW w:type="dxa" w:w="2500"/>
-            <w:tcMar>
-              <w:top w:w="100" w:type="dxa"/>
-              <w:start w:w="120" w:type="dxa"/>
-              <w:bottom w:w="100" w:type="dxa"/>
-              <w:end w:w="120" w:type="dxa"/>
-            </w:tcMar>
-            <w:vAlign w:val="center"/>
-          </w:tcPr>
-          <w:p>
-            <w:pPr>
-              <w:spacing w:after="20" w:line="247" w:lineRule="auto"/>
-            </w:pPr>
-            <w:r/>
-            <w:r>
-              <w:rPr>
-                <w:rFonts w:ascii="Aptos" w:hAnsi="Aptos"/>
-                <w:b w:val="0"/>
-                <w:i w:val="0"/>
-                <w:color w:val="1A1F2C"/>
-                <w:sz w:val="18"/>
-              </w:rPr>
-              <w:t>Decision</w:t>
-            </w:r>
-          </w:p>
-        </w:tc>
-        <w:tc>
-          <w:tcPr>
-            <w:tcW w:type="dxa" w:w="6860"/>
-            <w:tcMar>
-              <w:top w:w="100" w:type="dxa"/>
-              <w:start w:w="120" w:type="dxa"/>
-              <w:bottom w:w="100" w:type="dxa"/>
-              <w:end w:w="120" w:type="dxa"/>
-            </w:tcMar>
-            <w:vAlign w:val="center"/>
-          </w:tcPr>
-          <w:p>
-            <w:pPr>
-              <w:spacing w:after="20" w:line="247" w:lineRule="auto"/>
-            </w:pPr>
-            <w:r/>
-            <w:r>
-              <w:rPr>
-                <w:rFonts w:ascii="Aptos" w:hAnsi="Aptos"/>
-                <w:b w:val="0"/>
-                <w:i w:val="0"/>
-                <w:color w:val="1A1F2C"/>
-                <w:sz w:val="18"/>
-              </w:rPr>
-              <w:t>One material, company-specific CFO decision, with two or three supporting actions</w:t>
-            </w:r>
-          </w:p>
-        </w:tc>
-      </w:tr>
-      <w:tr>
-        <w:trPr>
-          <w:cantSplit/>
-        </w:trPr>
-        <w:tc>
-          <w:tcPr>
-            <w:tcW w:type="dxa" w:w="2500"/>
-            <w:shd w:fill="FAF8F3"/>
-            <w:tcMar>
-              <w:top w:w="100" w:type="dxa"/>
-              <w:start w:w="120" w:type="dxa"/>
-              <w:bottom w:w="100" w:type="dxa"/>
-              <w:end w:w="120" w:type="dxa"/>
-            </w:tcMar>
-            <w:vAlign w:val="center"/>
-          </w:tcPr>
-          <w:p>
-            <w:pPr>
-              <w:spacing w:after="20" w:line="247" w:lineRule="auto"/>
-            </w:pPr>
-            <w:r/>
-            <w:r>
-              <w:rPr>
-                <w:rFonts w:ascii="Aptos" w:hAnsi="Aptos"/>
-                <w:b w:val="0"/>
-                <w:i w:val="0"/>
-                <w:color w:val="1A1F2C"/>
-                <w:sz w:val="18"/>
-              </w:rPr>
-              <w:t>Stages 1-4</w:t>
-            </w:r>
-          </w:p>
-        </w:tc>
-        <w:tc>
-          <w:tcPr>
-            <w:tcW w:type="dxa" w:w="6860"/>
-            <w:shd w:fill="FAF8F3"/>
-            <w:tcMar>
-              <w:top w:w="100" w:type="dxa"/>
-              <w:start w:w="120" w:type="dxa"/>
-              <w:bottom w:w="100" w:type="dxa"/>
-              <w:end w:w="120" w:type="dxa"/>
-            </w:tcMar>
-            <w:vAlign w:val="center"/>
-          </w:tcPr>
-          <w:p>
-            <w:pPr>
-              <w:spacing w:after="20" w:line="247" w:lineRule="auto"/>
-            </w:pPr>
-            <w:r/>
-            <w:r>
-              <w:rPr>
-                <w:rFonts w:ascii="Aptos" w:hAnsi="Aptos"/>
-                <w:b w:val="0"/>
-                <w:i w:val="0"/>
-                <w:color w:val="1A1F2C"/>
-                <w:sz w:val="18"/>
-              </w:rPr>
-              <w:t>5 + 8 + 8 + 4 = 25 points; dates and requirements are unchanged</w:t>
-            </w:r>
-          </w:p>
-        </w:tc>
-      </w:tr>
-      <w:tr>
-        <w:trPr>
-          <w:cantSplit/>
-        </w:trPr>
-        <w:tc>
-          <w:tcPr>
-            <w:tcW w:type="dxa" w:w="2500"/>
-            <w:tcMar>
-              <w:top w:w="100" w:type="dxa"/>
-              <w:start w:w="120" w:type="dxa"/>
-              <w:bottom w:w="100" w:type="dxa"/>
-              <w:end w:w="120" w:type="dxa"/>
-            </w:tcMar>
-            <w:vAlign w:val="center"/>
-          </w:tcPr>
-          <w:p>
-            <w:pPr>
-              <w:spacing w:after="20" w:line="247" w:lineRule="auto"/>
-            </w:pPr>
-            <w:r/>
-            <w:r>
-              <w:rPr>
-                <w:rFonts w:ascii="Aptos" w:hAnsi="Aptos"/>
-                <w:b w:val="0"/>
-                <w:i w:val="0"/>
-                <w:color w:val="1A1F2C"/>
-                <w:sz w:val="18"/>
-              </w:rPr>
-              <w:t>Stage 5 component 1</w:t>
-            </w:r>
-          </w:p>
-        </w:tc>
-        <w:tc>
-          <w:tcPr>
-            <w:tcW w:type="dxa" w:w="6860"/>
-            <w:tcMar>
-              <w:top w:w="100" w:type="dxa"/>
-              <w:start w:w="120" w:type="dxa"/>
-              <w:bottom w:w="100" w:type="dxa"/>
-              <w:end w:w="120" w:type="dxa"/>
-            </w:tcMar>
-            <w:vAlign w:val="center"/>
-          </w:tcPr>
-          <w:p>
-            <w:pPr>
-              <w:spacing w:after="20" w:line="247" w:lineRule="auto"/>
-            </w:pPr>
-            <w:r/>
-            <w:r>
-              <w:rPr>
-                <w:rFonts w:ascii="Aptos" w:hAnsi="Aptos"/>
-                <w:b w:val="0"/>
-                <w:i w:val="0"/>
-                <w:color w:val="1A1F2C"/>
-                <w:sz w:val="18"/>
-              </w:rPr>
-              <w:t>PowerPoint company-analysis project submission — 50 points</w:t>
-            </w:r>
-          </w:p>
-        </w:tc>
-      </w:tr>
-      <w:tr>
-        <w:trPr>
-          <w:cantSplit/>
-        </w:trPr>
-        <w:tc>
-          <w:tcPr>
-            <w:tcW w:type="dxa" w:w="2500"/>
-            <w:shd w:fill="FAF8F3"/>
-            <w:tcMar>
-              <w:top w:w="100" w:type="dxa"/>
-              <w:start w:w="120" w:type="dxa"/>
-              <w:bottom w:w="100" w:type="dxa"/>
-              <w:end w:w="120" w:type="dxa"/>
-            </w:tcMar>
-            <w:vAlign w:val="center"/>
-          </w:tcPr>
-          <w:p>
-            <w:pPr>
-              <w:spacing w:after="20" w:line="247" w:lineRule="auto"/>
-            </w:pPr>
-            <w:r/>
-            <w:r>
-              <w:rPr>
-                <w:rFonts w:ascii="Aptos" w:hAnsi="Aptos"/>
-                <w:b w:val="0"/>
-                <w:i w:val="0"/>
-                <w:color w:val="1A1F2C"/>
-                <w:sz w:val="18"/>
-              </w:rPr>
-              <w:t>Stage 5 component 2</w:t>
-            </w:r>
-          </w:p>
-        </w:tc>
-        <w:tc>
-          <w:tcPr>
-            <w:tcW w:type="dxa" w:w="6860"/>
-            <w:shd w:fill="FAF8F3"/>
-            <w:tcMar>
-              <w:top w:w="100" w:type="dxa"/>
-              <w:start w:w="120" w:type="dxa"/>
-              <w:bottom w:w="100" w:type="dxa"/>
-              <w:end w:w="120" w:type="dxa"/>
-            </w:tcMar>
-            <w:vAlign w:val="center"/>
-          </w:tcPr>
-          <w:p>
-            <w:pPr>
-              <w:spacing w:after="20" w:line="247" w:lineRule="auto"/>
-            </w:pPr>
-            <w:r/>
-            <w:r>
-              <w:rPr>
-                <w:rFonts w:ascii="Aptos" w:hAnsi="Aptos"/>
-                <w:b w:val="0"/>
-                <w:i w:val="0"/>
-                <w:color w:val="1A1F2C"/>
-                <w:sz w:val="18"/>
-              </w:rPr>
-              <w:t>Oral Presentation — 25 points</w:t>
-            </w:r>
-          </w:p>
-        </w:tc>
-      </w:tr>
-      <w:tr>
-        <w:trPr>
-          <w:cantSplit/>
-        </w:trPr>
-        <w:tc>
-          <w:tcPr>
-            <w:tcW w:type="dxa" w:w="2500"/>
-            <w:tcMar>
-              <w:top w:w="100" w:type="dxa"/>
-              <w:start w:w="120" w:type="dxa"/>
-              <w:bottom w:w="100" w:type="dxa"/>
-              <w:end w:w="120" w:type="dxa"/>
-            </w:tcMar>
-            <w:vAlign w:val="center"/>
-          </w:tcPr>
-          <w:p>
-            <w:pPr>
-              <w:spacing w:after="20" w:line="247" w:lineRule="auto"/>
-            </w:pPr>
-            <w:r/>
-            <w:r>
-              <w:rPr>
-                <w:rFonts w:ascii="Aptos" w:hAnsi="Aptos"/>
-                <w:b w:val="0"/>
-                <w:i w:val="0"/>
-                <w:color w:val="1A1F2C"/>
-                <w:sz w:val="18"/>
-              </w:rPr>
-              <w:t>Stage 5 upload</w:t>
-            </w:r>
-          </w:p>
-        </w:tc>
-        <w:tc>
-          <w:tcPr>
-            <w:tcW w:type="dxa" w:w="6860"/>
-            <w:tcMar>
-              <w:top w:w="100" w:type="dxa"/>
-              <w:start w:w="120" w:type="dxa"/>
-              <w:bottom w:w="100" w:type="dxa"/>
-              <w:end w:w="120" w:type="dxa"/>
-            </w:tcMar>
-            <w:vAlign w:val="center"/>
-          </w:tcPr>
-          <w:p>
-            <w:pPr>
-              <w:spacing w:after="20" w:line="247" w:lineRule="auto"/>
-            </w:pPr>
-            <w:r/>
-            <w:r>
-              <w:rPr>
-                <w:rFonts w:ascii="Aptos" w:hAnsi="Aptos"/>
-                <w:b w:val="0"/>
-                <w:i w:val="0"/>
-                <w:color w:val="1A1F2C"/>
-                <w:sz w:val="18"/>
-              </w:rPr>
-              <w:t>Exactly one editable .pptx due Monday, Nov. 30, 2026 at 12:30 p.m. ET, when class begins</w:t>
-            </w:r>
-          </w:p>
-        </w:tc>
-      </w:tr>
-      <w:tr>
-        <w:trPr>
-          <w:cantSplit/>
-        </w:trPr>
-        <w:tc>
-          <w:tcPr>
-            <w:tcW w:type="dxa" w:w="2500"/>
-            <w:shd w:fill="FAF8F3"/>
-            <w:tcMar>
-              <w:top w:w="100" w:type="dxa"/>
-              <w:start w:w="120" w:type="dxa"/>
-              <w:bottom w:w="100" w:type="dxa"/>
-              <w:end w:w="120" w:type="dxa"/>
-            </w:tcMar>
-            <w:vAlign w:val="center"/>
-          </w:tcPr>
-          <w:p>
-            <w:pPr>
-              <w:spacing w:after="20" w:line="247" w:lineRule="auto"/>
-            </w:pPr>
-            <w:r/>
-            <w:r>
-              <w:rPr>
-                <w:rFonts w:ascii="Aptos" w:hAnsi="Aptos"/>
-                <w:b w:val="0"/>
-                <w:i w:val="0"/>
-                <w:color w:val="1A1F2C"/>
-                <w:sz w:val="18"/>
-              </w:rPr>
-              <w:t>Oral Presentation</w:t>
-            </w:r>
-          </w:p>
-        </w:tc>
-        <w:tc>
-          <w:tcPr>
-            <w:tcW w:type="dxa" w:w="6860"/>
-            <w:shd w:fill="FAF8F3"/>
-            <w:tcMar>
-              <w:top w:w="100" w:type="dxa"/>
-              <w:start w:w="120" w:type="dxa"/>
-              <w:bottom w:w="100" w:type="dxa"/>
-              <w:end w:w="120" w:type="dxa"/>
-            </w:tcMar>
-            <w:vAlign w:val="center"/>
-          </w:tcPr>
-          <w:p>
-            <w:pPr>
-              <w:spacing w:after="20" w:line="247" w:lineRule="auto"/>
-            </w:pPr>
-            <w:r/>
-            <w:r>
-              <w:rPr>
-                <w:rFonts w:ascii="Aptos" w:hAnsi="Aptos"/>
-                <w:b w:val="0"/>
-                <w:i w:val="0"/>
-                <w:color w:val="1A1F2C"/>
-                <w:sz w:val="18"/>
-              </w:rPr>
-              <w:t>On the assigned class date; up to 7 minutes presenting plus up to 3 minutes responding to live questions, scored together</w:t>
-            </w:r>
-          </w:p>
-        </w:tc>
-      </w:tr>
-      <w:tr>
-        <w:trPr>
-          <w:cantSplit/>
-        </w:trPr>
-        <w:tc>
-          <w:tcPr>
-            <w:tcW w:type="dxa" w:w="2500"/>
-            <w:tcMar>
-              <w:top w:w="100" w:type="dxa"/>
-              <w:start w:w="120" w:type="dxa"/>
-              <w:bottom w:w="100" w:type="dxa"/>
-              <w:end w:w="120" w:type="dxa"/>
-            </w:tcMar>
-            <w:vAlign w:val="center"/>
-          </w:tcPr>
-          <w:p>
-            <w:pPr>
-              <w:spacing w:after="20" w:line="247" w:lineRule="auto"/>
-            </w:pPr>
-            <w:r/>
-            <w:r>
-              <w:rPr>
-                <w:rFonts w:ascii="Aptos" w:hAnsi="Aptos"/>
-                <w:b w:val="0"/>
-                <w:i w:val="0"/>
-                <w:color w:val="1A1F2C"/>
-                <w:sz w:val="18"/>
-              </w:rPr>
-              <w:t>Project total</w:t>
-            </w:r>
-          </w:p>
-        </w:tc>
-        <w:tc>
-          <w:tcPr>
-            <w:tcW w:type="dxa" w:w="6860"/>
-            <w:tcMar>
-              <w:top w:w="100" w:type="dxa"/>
-              <w:start w:w="120" w:type="dxa"/>
-              <w:bottom w:w="100" w:type="dxa"/>
-              <w:end w:w="120" w:type="dxa"/>
-            </w:tcMar>
-            <w:vAlign w:val="center"/>
-          </w:tcPr>
-          <w:p>
-            <w:pPr>
-              <w:spacing w:after="20" w:line="247" w:lineRule="auto"/>
-            </w:pPr>
-            <w:r/>
-            <w:r>
-              <w:rPr>
-                <w:rFonts w:ascii="Aptos" w:hAnsi="Aptos"/>
-                <w:b w:val="0"/>
-                <w:i w:val="0"/>
-                <w:color w:val="1A1F2C"/>
-                <w:sz w:val="18"/>
-              </w:rPr>
-              <w:t>100 points = 25% of the BUS311 course grade</w:t>
-            </w:r>
-          </w:p>
-        </w:tc>
-      </w:tr>
-    </w:tbl>
-    <w:p>
-      <w:pPr>
-        <w:spacing w:after="20"/>
-      </w:pPr>
-    </w:p>
-    <w:p>
-      <w:pPr>
-        <w:pStyle w:val="Heading1"/>
-        <w:keepNext/>
-      </w:pPr>
-      <w:r>
-        <w:t>The decision you will build</w:t>
-      </w:r>
-    </w:p>
-    <w:p>
-      <w:pPr>
-        <w:spacing w:after="100"/>
-      </w:pPr>
-      <w:r>
-        <w:rPr>
-          <w:rFonts w:ascii="Aptos" w:hAnsi="Aptos"/>
-          <w:b w:val="0"/>
-          <w:i w:val="0"/>
-          <w:color w:val="1A1F2C"/>
-          <w:sz w:val="21"/>
-        </w:rPr>
-        <w:t>Given the company's revenue engine, financial position, market expectations, and risks, what specific action should the CFO recommend to the Board, and what evidence makes that decision credible and implementable?</w:t>
-      </w:r>
-    </w:p>
-    <w:p>
-      <w:pPr>
-        <w:ind w:left="317" w:hanging="317"/>
-      </w:pPr>
-      <w:r>
-        <w:rPr>
-          <w:rFonts w:ascii="Aptos" w:hAnsi="Aptos"/>
-          <w:b w:val="0"/>
-          <w:i w:val="0"/>
-          <w:color w:val="1A1F2C"/>
-          <w:sz w:val="21"/>
-        </w:rPr>
-        <w:t>• Lead with one material, company-specific action the CFO could recommend to the Board.</w:t>
-      </w:r>
-    </w:p>
-    <w:p>
-      <w:pPr>
-        <w:ind w:left="317" w:hanging="317"/>
-      </w:pPr>
-      <w:r>
-        <w:rPr>
-          <w:rFonts w:ascii="Aptos" w:hAnsi="Aptos"/>
-          <w:b w:val="0"/>
-          <w:i w:val="0"/>
-          <w:color w:val="1A1F2C"/>
-          <w:sz w:val="21"/>
-        </w:rPr>
-        <w:t>• Diagnose the revenue engine before selecting forecast and valuation assumptions.</w:t>
-      </w:r>
-    </w:p>
-    <w:p>
-      <w:pPr>
-        <w:ind w:left="317" w:hanging="317"/>
-      </w:pPr>
-      <w:r>
-        <w:rPr>
-          <w:rFonts w:ascii="Aptos" w:hAnsi="Aptos"/>
-          <w:b w:val="0"/>
-          <w:i w:val="0"/>
-          <w:color w:val="1A1F2C"/>
-          <w:sz w:val="21"/>
-        </w:rPr>
-        <w:t>• Use traceable SEC, permitted FactSet, Excel, and other credible evidence beginning in Stage 2.</w:t>
-      </w:r>
-    </w:p>
-    <w:p>
-      <w:pPr>
-        <w:ind w:left="317" w:hanging="317"/>
-      </w:pPr>
-      <w:r>
-        <w:rPr>
-          <w:rFonts w:ascii="Aptos" w:hAnsi="Aptos"/>
-          <w:b w:val="0"/>
-          <w:i w:val="0"/>
-          <w:color w:val="1A1F2C"/>
-          <w:sz w:val="21"/>
-        </w:rPr>
-        <w:t>• Compare credible alternatives and specify two or three supporting actions, owners, timing, resources, metrics, triggers, and risks.</w:t>
-      </w:r>
-    </w:p>
-    <w:p>
-      <w:pPr>
-        <w:ind w:left="317" w:hanging="317"/>
-      </w:pPr>
-      <w:r>
-        <w:rPr>
-          <w:rFonts w:ascii="Aptos" w:hAnsi="Aptos"/>
-          <w:b w:val="0"/>
-          <w:i w:val="0"/>
-          <w:color w:val="1A1F2C"/>
-          <w:sz w:val="21"/>
-        </w:rPr>
-        <w:t>• Complete the work individually and be prepared to explain every submitted figure, source choice, formula, assumption, and recommendation.</w:t>
-      </w:r>
-    </w:p>
-    <w:p>
-      <w:pPr>
-        <w:pStyle w:val="Heading1"/>
-        <w:keepNext/>
-      </w:pPr>
-      <w:r>
-        <w:t>Semester schedule and points</w:t>
-      </w:r>
-    </w:p>
-    <w:tbl>
-      <w:tblPr>
-        <w:tblStyle w:val="TableGrid"/>
-        <w:tblW w:type="dxa" w:w="9360"/>
-        <w:jc w:val="left"/>
-        <w:tblLayout w:type="fixed"/>
-        <w:tblLook w:firstColumn="1" w:firstRow="1" w:lastColumn="0" w:lastRow="0" w:noHBand="0" w:noVBand="1" w:val="04A0"/>
-        <w:tblInd w:w="120" w:type="dxa"/>
-      </w:tblPr>
-      <w:tblGrid>
-        <w:gridCol w:w="1250"/>
-        <w:gridCol w:w="3330"/>
-        <w:gridCol w:w="3480"/>
-        <w:gridCol w:w="1300"/>
-      </w:tblGrid>
-      <w:tr>
-        <w:trPr>
-          <w:tblHeader w:val="true"/>
-          <w:cantSplit/>
-        </w:trPr>
-        <w:tc>
-          <w:tcPr>
-            <w:tcW w:type="dxa" w:w="1250"/>
-            <w:shd w:fill="EDF3F7"/>
-            <w:tcMar>
-              <w:top w:w="100" w:type="dxa"/>
-              <w:start w:w="120" w:type="dxa"/>
-              <w:bottom w:w="100" w:type="dxa"/>
-              <w:end w:w="120" w:type="dxa"/>
-            </w:tcMar>
-            <w:vAlign w:val="center"/>
-          </w:tcPr>
-          <w:p>
-            <w:pPr>
-              <w:spacing w:after="20" w:line="247" w:lineRule="auto"/>
-            </w:pPr>
-            <w:r/>
-            <w:r>
-              <w:rPr>
-                <w:rFonts w:ascii="Aptos" w:hAnsi="Aptos"/>
-                <w:b/>
-                <w:i w:val="0"/>
-                <w:color w:val="152536"/>
-                <w:sz w:val="17"/>
-              </w:rPr>
-              <w:t>Stage</w:t>
-            </w:r>
-          </w:p>
-        </w:tc>
-        <w:tc>
-          <w:tcPr>
-            <w:tcW w:type="dxa" w:w="3330"/>
-            <w:shd w:fill="EDF3F7"/>
-            <w:tcMar>
-              <w:top w:w="100" w:type="dxa"/>
-              <w:start w:w="120" w:type="dxa"/>
-              <w:bottom w:w="100" w:type="dxa"/>
-              <w:end w:w="120" w:type="dxa"/>
-            </w:tcMar>
-            <w:vAlign w:val="center"/>
-          </w:tcPr>
-          <w:p>
-            <w:pPr>
-              <w:spacing w:after="20" w:line="247" w:lineRule="auto"/>
-            </w:pPr>
-            <w:r/>
-            <w:r>
-              <w:rPr>
-                <w:rFonts w:ascii="Aptos" w:hAnsi="Aptos"/>
-                <w:b/>
-                <w:i w:val="0"/>
-                <w:color w:val="152536"/>
-                <w:sz w:val="17"/>
-              </w:rPr>
-              <w:t>Deliverable</w:t>
-            </w:r>
-          </w:p>
-        </w:tc>
-        <w:tc>
-          <w:tcPr>
-            <w:tcW w:type="dxa" w:w="3480"/>
-            <w:shd w:fill="EDF3F7"/>
-            <w:tcMar>
-              <w:top w:w="100" w:type="dxa"/>
-              <w:start w:w="120" w:type="dxa"/>
-              <w:bottom w:w="100" w:type="dxa"/>
-              <w:end w:w="120" w:type="dxa"/>
-            </w:tcMar>
-            <w:vAlign w:val="center"/>
-          </w:tcPr>
-          <w:p>
-            <w:pPr>
-              <w:spacing w:after="20" w:line="247" w:lineRule="auto"/>
-            </w:pPr>
-            <w:r/>
-            <w:r>
-              <w:rPr>
-                <w:rFonts w:ascii="Aptos" w:hAnsi="Aptos"/>
-                <w:b/>
-                <w:i w:val="0"/>
-                <w:color w:val="152536"/>
-                <w:sz w:val="17"/>
-              </w:rPr>
-              <w:t>Due</w:t>
-            </w:r>
-          </w:p>
-        </w:tc>
-        <w:tc>
-          <w:tcPr>
-            <w:tcW w:type="dxa" w:w="1300"/>
-            <w:shd w:fill="EDF3F7"/>
-            <w:tcMar>
-              <w:top w:w="100" w:type="dxa"/>
-              <w:start w:w="120" w:type="dxa"/>
-              <w:bottom w:w="100" w:type="dxa"/>
-              <w:end w:w="120" w:type="dxa"/>
-            </w:tcMar>
-            <w:vAlign w:val="center"/>
-          </w:tcPr>
-          <w:p>
-            <w:pPr>
-              <w:spacing w:after="20" w:line="247" w:lineRule="auto"/>
-            </w:pPr>
-            <w:r/>
-            <w:r>
-              <w:rPr>
-                <w:rFonts w:ascii="Aptos" w:hAnsi="Aptos"/>
-                <w:b/>
-                <w:i w:val="0"/>
-                <w:color w:val="152536"/>
-                <w:sz w:val="17"/>
-              </w:rPr>
-              <w:t>Points</w:t>
-            </w:r>
-          </w:p>
-        </w:tc>
-      </w:tr>
-      <w:tr>
-        <w:trPr>
-          <w:cantSplit/>
-        </w:trPr>
-        <w:tc>
-          <w:tcPr>
-            <w:tcW w:type="dxa" w:w="1250"/>
-            <w:tcMar>
-              <w:top w:w="100" w:type="dxa"/>
-              <w:start w:w="120" w:type="dxa"/>
-              <w:bottom w:w="100" w:type="dxa"/>
-              <w:end w:w="120" w:type="dxa"/>
-            </w:tcMar>
-            <w:vAlign w:val="center"/>
-          </w:tcPr>
-          <w:p>
-            <w:pPr>
-              <w:spacing w:after="20" w:line="247" w:lineRule="auto"/>
-            </w:pPr>
-            <w:r/>
-            <w:r>
-              <w:rPr>
-                <w:rFonts w:ascii="Aptos" w:hAnsi="Aptos"/>
-                <w:b w:val="0"/>
-                <w:i w:val="0"/>
-                <w:color w:val="1A1F2C"/>
-                <w:sz w:val="17"/>
-              </w:rPr>
-              <w:t>Stage 1</w:t>
-            </w:r>
-          </w:p>
-        </w:tc>
-        <w:tc>
-          <w:tcPr>
-            <w:tcW w:type="dxa" w:w="3330"/>
-            <w:tcMar>
-              <w:top w:w="100" w:type="dxa"/>
-              <w:start w:w="120" w:type="dxa"/>
-              <w:bottom w:w="100" w:type="dxa"/>
-              <w:end w:w="120" w:type="dxa"/>
-            </w:tcMar>
-            <w:vAlign w:val="center"/>
-          </w:tcPr>
-          <w:p>
-            <w:pPr>
-              <w:spacing w:after="20" w:line="247" w:lineRule="auto"/>
-            </w:pPr>
-            <w:r/>
-            <w:r>
-              <w:rPr>
-                <w:rFonts w:ascii="Aptos" w:hAnsi="Aptos"/>
-                <w:b w:val="0"/>
-                <w:i w:val="0"/>
-                <w:color w:val="1A1F2C"/>
-                <w:sz w:val="17"/>
-              </w:rPr>
-              <w:t>Company research and potential CFO decision</w:t>
-            </w:r>
-          </w:p>
-        </w:tc>
-        <w:tc>
-          <w:tcPr>
-            <w:tcW w:type="dxa" w:w="3480"/>
-            <w:tcMar>
-              <w:top w:w="100" w:type="dxa"/>
-              <w:start w:w="120" w:type="dxa"/>
-              <w:bottom w:w="100" w:type="dxa"/>
-              <w:end w:w="120" w:type="dxa"/>
-            </w:tcMar>
-            <w:vAlign w:val="center"/>
-          </w:tcPr>
-          <w:p>
-            <w:pPr>
-              <w:spacing w:after="20" w:line="247" w:lineRule="auto"/>
-            </w:pPr>
-            <w:r/>
-            <w:r>
-              <w:rPr>
-                <w:rFonts w:ascii="Aptos" w:hAnsi="Aptos"/>
-                <w:b w:val="0"/>
-                <w:i w:val="0"/>
-                <w:color w:val="1A1F2C"/>
-                <w:sz w:val="17"/>
-              </w:rPr>
-              <w:t>Wednesday, Sept. 9, 2026 at 12:30 p.m. ET (class-start time)</w:t>
-            </w:r>
-          </w:p>
-        </w:tc>
-        <w:tc>
-          <w:tcPr>
-            <w:tcW w:type="dxa" w:w="1300"/>
-            <w:tcMar>
-              <w:top w:w="100" w:type="dxa"/>
-              <w:start w:w="120" w:type="dxa"/>
-              <w:bottom w:w="100" w:type="dxa"/>
-              <w:end w:w="120" w:type="dxa"/>
-            </w:tcMar>
-            <w:vAlign w:val="center"/>
-          </w:tcPr>
-          <w:p>
-            <w:pPr>
-              <w:spacing w:after="20" w:line="247" w:lineRule="auto"/>
-            </w:pPr>
-            <w:r/>
-            <w:r>
-              <w:rPr>
-                <w:rFonts w:ascii="Aptos" w:hAnsi="Aptos"/>
-                <w:b w:val="0"/>
-                <w:i w:val="0"/>
-                <w:color w:val="1A1F2C"/>
-                <w:sz w:val="17"/>
-              </w:rPr>
-              <w:t>5</w:t>
-            </w:r>
-          </w:p>
-        </w:tc>
-      </w:tr>
-      <w:tr>
-        <w:trPr>
-          <w:cantSplit/>
-        </w:trPr>
-        <w:tc>
-          <w:tcPr>
-            <w:tcW w:type="dxa" w:w="1250"/>
-            <w:shd w:fill="FAF8F3"/>
-            <w:tcMar>
-              <w:top w:w="100" w:type="dxa"/>
-              <w:start w:w="120" w:type="dxa"/>
-              <w:bottom w:w="100" w:type="dxa"/>
-              <w:end w:w="120" w:type="dxa"/>
-            </w:tcMar>
-            <w:vAlign w:val="center"/>
-          </w:tcPr>
-          <w:p>
-            <w:pPr>
-              <w:spacing w:after="20" w:line="247" w:lineRule="auto"/>
-            </w:pPr>
-            <w:r/>
-            <w:r>
-              <w:rPr>
-                <w:rFonts w:ascii="Aptos" w:hAnsi="Aptos"/>
-                <w:b w:val="0"/>
-                <w:i w:val="0"/>
-                <w:color w:val="1A1F2C"/>
-                <w:sz w:val="17"/>
-              </w:rPr>
-              <w:t>Stage 2</w:t>
-            </w:r>
-          </w:p>
-        </w:tc>
-        <w:tc>
-          <w:tcPr>
-            <w:tcW w:type="dxa" w:w="3330"/>
-            <w:shd w:fill="FAF8F3"/>
-            <w:tcMar>
-              <w:top w:w="100" w:type="dxa"/>
-              <w:start w:w="120" w:type="dxa"/>
-              <w:bottom w:w="100" w:type="dxa"/>
-              <w:end w:w="120" w:type="dxa"/>
-            </w:tcMar>
-            <w:vAlign w:val="center"/>
-          </w:tcPr>
-          <w:p>
-            <w:pPr>
-              <w:spacing w:after="20" w:line="247" w:lineRule="auto"/>
-            </w:pPr>
-            <w:r/>
-            <w:r>
-              <w:rPr>
-                <w:rFonts w:ascii="Aptos" w:hAnsi="Aptos"/>
-                <w:b w:val="0"/>
-                <w:i w:val="0"/>
-                <w:color w:val="1A1F2C"/>
-                <w:sz w:val="17"/>
-              </w:rPr>
-              <w:t>Revenue engine and initial hypothesis</w:t>
-            </w:r>
-          </w:p>
-        </w:tc>
-        <w:tc>
-          <w:tcPr>
-            <w:tcW w:type="dxa" w:w="3480"/>
-            <w:shd w:fill="FAF8F3"/>
-            <w:tcMar>
-              <w:top w:w="100" w:type="dxa"/>
-              <w:start w:w="120" w:type="dxa"/>
-              <w:bottom w:w="100" w:type="dxa"/>
-              <w:end w:w="120" w:type="dxa"/>
-            </w:tcMar>
-            <w:vAlign w:val="center"/>
-          </w:tcPr>
-          <w:p>
-            <w:pPr>
-              <w:spacing w:after="20" w:line="247" w:lineRule="auto"/>
-            </w:pPr>
-            <w:r/>
-            <w:r>
-              <w:rPr>
-                <w:rFonts w:ascii="Aptos" w:hAnsi="Aptos"/>
-                <w:b w:val="0"/>
-                <w:i w:val="0"/>
-                <w:color w:val="1A1F2C"/>
-                <w:sz w:val="17"/>
-              </w:rPr>
-              <w:t>Wednesday, Sept. 30, 2026 at 12:30 p.m. ET (class-start time)</w:t>
-            </w:r>
-          </w:p>
-        </w:tc>
-        <w:tc>
-          <w:tcPr>
-            <w:tcW w:type="dxa" w:w="1300"/>
-            <w:shd w:fill="FAF8F3"/>
-            <w:tcMar>
-              <w:top w:w="100" w:type="dxa"/>
-              <w:start w:w="120" w:type="dxa"/>
-              <w:bottom w:w="100" w:type="dxa"/>
-              <w:end w:w="120" w:type="dxa"/>
-            </w:tcMar>
-            <w:vAlign w:val="center"/>
-          </w:tcPr>
-          <w:p>
-            <w:pPr>
-              <w:spacing w:after="20" w:line="247" w:lineRule="auto"/>
-            </w:pPr>
-            <w:r/>
-            <w:r>
-              <w:rPr>
-                <w:rFonts w:ascii="Aptos" w:hAnsi="Aptos"/>
-                <w:b w:val="0"/>
-                <w:i w:val="0"/>
-                <w:color w:val="1A1F2C"/>
-                <w:sz w:val="17"/>
-              </w:rPr>
-              <w:t>8</w:t>
-            </w:r>
-          </w:p>
-        </w:tc>
-      </w:tr>
-      <w:tr>
-        <w:trPr>
-          <w:cantSplit/>
-        </w:trPr>
-        <w:tc>
-          <w:tcPr>
-            <w:tcW w:type="dxa" w:w="1250"/>
-            <w:tcMar>
-              <w:top w:w="100" w:type="dxa"/>
-              <w:start w:w="120" w:type="dxa"/>
-              <w:bottom w:w="100" w:type="dxa"/>
-              <w:end w:w="120" w:type="dxa"/>
-            </w:tcMar>
-            <w:vAlign w:val="center"/>
-          </w:tcPr>
-          <w:p>
-            <w:pPr>
-              <w:spacing w:after="20" w:line="247" w:lineRule="auto"/>
-            </w:pPr>
-            <w:r/>
-            <w:r>
-              <w:rPr>
-                <w:rFonts w:ascii="Aptos" w:hAnsi="Aptos"/>
-                <w:b w:val="0"/>
-                <w:i w:val="0"/>
-                <w:color w:val="1A1F2C"/>
-                <w:sz w:val="17"/>
-              </w:rPr>
-              <w:t>Stage 3</w:t>
-            </w:r>
-          </w:p>
-        </w:tc>
-        <w:tc>
-          <w:tcPr>
-            <w:tcW w:type="dxa" w:w="3330"/>
-            <w:tcMar>
-              <w:top w:w="100" w:type="dxa"/>
-              <w:start w:w="120" w:type="dxa"/>
-              <w:bottom w:w="100" w:type="dxa"/>
-              <w:end w:w="120" w:type="dxa"/>
-            </w:tcMar>
-            <w:vAlign w:val="center"/>
-          </w:tcPr>
-          <w:p>
-            <w:pPr>
-              <w:spacing w:after="20" w:line="247" w:lineRule="auto"/>
-            </w:pPr>
-            <w:r/>
-            <w:r>
-              <w:rPr>
-                <w:rFonts w:ascii="Aptos" w:hAnsi="Aptos"/>
-                <w:b w:val="0"/>
-                <w:i w:val="0"/>
-                <w:color w:val="1A1F2C"/>
-                <w:sz w:val="17"/>
-              </w:rPr>
-              <w:t>Excel valuation model and scenarios</w:t>
-            </w:r>
-          </w:p>
-        </w:tc>
-        <w:tc>
-          <w:tcPr>
-            <w:tcW w:type="dxa" w:w="3480"/>
-            <w:tcMar>
-              <w:top w:w="100" w:type="dxa"/>
-              <w:start w:w="120" w:type="dxa"/>
-              <w:bottom w:w="100" w:type="dxa"/>
-              <w:end w:w="120" w:type="dxa"/>
-            </w:tcMar>
-            <w:vAlign w:val="center"/>
-          </w:tcPr>
-          <w:p>
-            <w:pPr>
-              <w:spacing w:after="20" w:line="247" w:lineRule="auto"/>
-            </w:pPr>
-            <w:r/>
-            <w:r>
-              <w:rPr>
-                <w:rFonts w:ascii="Aptos" w:hAnsi="Aptos"/>
-                <w:b w:val="0"/>
-                <w:i w:val="0"/>
-                <w:color w:val="1A1F2C"/>
-                <w:sz w:val="17"/>
-              </w:rPr>
-              <w:t>Wednesday, Nov. 18, 2026 at 12:30 p.m. ET (class-start time)</w:t>
-            </w:r>
-          </w:p>
-        </w:tc>
-        <w:tc>
-          <w:tcPr>
-            <w:tcW w:type="dxa" w:w="1300"/>
-            <w:tcMar>
-              <w:top w:w="100" w:type="dxa"/>
-              <w:start w:w="120" w:type="dxa"/>
-              <w:bottom w:w="100" w:type="dxa"/>
-              <w:end w:w="120" w:type="dxa"/>
-            </w:tcMar>
-            <w:vAlign w:val="center"/>
-          </w:tcPr>
-          <w:p>
-            <w:pPr>
-              <w:spacing w:after="20" w:line="247" w:lineRule="auto"/>
-            </w:pPr>
-            <w:r/>
-            <w:r>
-              <w:rPr>
-                <w:rFonts w:ascii="Aptos" w:hAnsi="Aptos"/>
-                <w:b w:val="0"/>
-                <w:i w:val="0"/>
-                <w:color w:val="1A1F2C"/>
-                <w:sz w:val="17"/>
-              </w:rPr>
-              <w:t>8</w:t>
-            </w:r>
-          </w:p>
-        </w:tc>
-      </w:tr>
-      <w:tr>
-        <w:trPr>
-          <w:cantSplit/>
-        </w:trPr>
-        <w:tc>
-          <w:tcPr>
-            <w:tcW w:type="dxa" w:w="1250"/>
-            <w:shd w:fill="FAF8F3"/>
-            <w:tcMar>
-              <w:top w:w="100" w:type="dxa"/>
-              <w:start w:w="120" w:type="dxa"/>
-              <w:bottom w:w="100" w:type="dxa"/>
-              <w:end w:w="120" w:type="dxa"/>
-            </w:tcMar>
-            <w:vAlign w:val="center"/>
-          </w:tcPr>
-          <w:p>
-            <w:pPr>
-              <w:spacing w:after="20" w:line="247" w:lineRule="auto"/>
-            </w:pPr>
-            <w:r/>
-            <w:r>
-              <w:rPr>
-                <w:rFonts w:ascii="Aptos" w:hAnsi="Aptos"/>
-                <w:b w:val="0"/>
-                <w:i w:val="0"/>
-                <w:color w:val="1A1F2C"/>
-                <w:sz w:val="17"/>
-              </w:rPr>
-              <w:t>Stage 4</w:t>
-            </w:r>
-          </w:p>
-        </w:tc>
-        <w:tc>
-          <w:tcPr>
-            <w:tcW w:type="dxa" w:w="3330"/>
-            <w:shd w:fill="FAF8F3"/>
-            <w:tcMar>
-              <w:top w:w="100" w:type="dxa"/>
-              <w:start w:w="120" w:type="dxa"/>
-              <w:bottom w:w="100" w:type="dxa"/>
-              <w:end w:w="120" w:type="dxa"/>
-            </w:tcMar>
-            <w:vAlign w:val="center"/>
-          </w:tcPr>
-          <w:p>
-            <w:pPr>
-              <w:spacing w:after="20" w:line="247" w:lineRule="auto"/>
-            </w:pPr>
-            <w:r/>
-            <w:r>
-              <w:rPr>
-                <w:rFonts w:ascii="Aptos" w:hAnsi="Aptos"/>
-                <w:b w:val="0"/>
-                <w:i w:val="0"/>
-                <w:color w:val="1A1F2C"/>
-                <w:sz w:val="17"/>
-              </w:rPr>
-              <w:t>CFO red team and revision</w:t>
-            </w:r>
-          </w:p>
-        </w:tc>
-        <w:tc>
-          <w:tcPr>
-            <w:tcW w:type="dxa" w:w="3480"/>
-            <w:shd w:fill="FAF8F3"/>
-            <w:tcMar>
-              <w:top w:w="100" w:type="dxa"/>
-              <w:start w:w="120" w:type="dxa"/>
-              <w:bottom w:w="100" w:type="dxa"/>
-              <w:end w:w="120" w:type="dxa"/>
-            </w:tcMar>
-            <w:vAlign w:val="center"/>
-          </w:tcPr>
-          <w:p>
-            <w:pPr>
-              <w:spacing w:after="20" w:line="247" w:lineRule="auto"/>
-            </w:pPr>
-            <w:r/>
-            <w:r>
-              <w:rPr>
-                <w:rFonts w:ascii="Aptos" w:hAnsi="Aptos"/>
-                <w:b w:val="0"/>
-                <w:i w:val="0"/>
-                <w:color w:val="1A1F2C"/>
-                <w:sz w:val="17"/>
-              </w:rPr>
-              <w:t>Sunday, Nov. 22, 2026 at 12:30 p.m. ET (class-start time)</w:t>
-            </w:r>
-          </w:p>
-        </w:tc>
-        <w:tc>
-          <w:tcPr>
-            <w:tcW w:type="dxa" w:w="1300"/>
-            <w:shd w:fill="FAF8F3"/>
-            <w:tcMar>
-              <w:top w:w="100" w:type="dxa"/>
-              <w:start w:w="120" w:type="dxa"/>
-              <w:bottom w:w="100" w:type="dxa"/>
-              <w:end w:w="120" w:type="dxa"/>
-            </w:tcMar>
-            <w:vAlign w:val="center"/>
-          </w:tcPr>
-          <w:p>
-            <w:pPr>
-              <w:spacing w:after="20" w:line="247" w:lineRule="auto"/>
-            </w:pPr>
-            <w:r/>
-            <w:r>
-              <w:rPr>
-                <w:rFonts w:ascii="Aptos" w:hAnsi="Aptos"/>
-                <w:b w:val="0"/>
-                <w:i w:val="0"/>
-                <w:color w:val="1A1F2C"/>
-                <w:sz w:val="17"/>
-              </w:rPr>
-              <w:t>4</w:t>
-            </w:r>
-          </w:p>
-        </w:tc>
-      </w:tr>
-      <w:tr>
-        <w:trPr>
-          <w:cantSplit/>
-        </w:trPr>
-        <w:tc>
-          <w:tcPr>
-            <w:tcW w:type="dxa" w:w="1250"/>
-            <w:tcMar>
-              <w:top w:w="100" w:type="dxa"/>
-              <w:start w:w="120" w:type="dxa"/>
-              <w:bottom w:w="100" w:type="dxa"/>
-              <w:end w:w="120" w:type="dxa"/>
-            </w:tcMar>
-            <w:vAlign w:val="center"/>
-          </w:tcPr>
-          <w:p>
-            <w:pPr>
-              <w:spacing w:after="20" w:line="247" w:lineRule="auto"/>
-            </w:pPr>
-            <w:r/>
-            <w:r>
-              <w:rPr>
-                <w:rFonts w:ascii="Aptos" w:hAnsi="Aptos"/>
-                <w:b w:val="0"/>
-                <w:i w:val="0"/>
-                <w:color w:val="1A1F2C"/>
-                <w:sz w:val="17"/>
-              </w:rPr>
-              <w:t>Stage 5 upload</w:t>
-            </w:r>
-          </w:p>
-        </w:tc>
-        <w:tc>
-          <w:tcPr>
-            <w:tcW w:type="dxa" w:w="3330"/>
-            <w:tcMar>
-              <w:top w:w="100" w:type="dxa"/>
-              <w:start w:w="120" w:type="dxa"/>
-              <w:bottom w:w="100" w:type="dxa"/>
-              <w:end w:w="120" w:type="dxa"/>
-            </w:tcMar>
-            <w:vAlign w:val="center"/>
-          </w:tcPr>
-          <w:p>
-            <w:pPr>
-              <w:spacing w:after="20" w:line="247" w:lineRule="auto"/>
-            </w:pPr>
-            <w:r/>
-            <w:r>
-              <w:rPr>
-                <w:rFonts w:ascii="Aptos" w:hAnsi="Aptos"/>
-                <w:b w:val="0"/>
-                <w:i w:val="0"/>
-                <w:color w:val="1A1F2C"/>
-                <w:sz w:val="17"/>
-              </w:rPr>
-              <w:t>PowerPoint company-analysis project submission</w:t>
-            </w:r>
-          </w:p>
-        </w:tc>
-        <w:tc>
-          <w:tcPr>
-            <w:tcW w:type="dxa" w:w="3480"/>
-            <w:tcMar>
-              <w:top w:w="100" w:type="dxa"/>
-              <w:start w:w="120" w:type="dxa"/>
-              <w:bottom w:w="100" w:type="dxa"/>
-              <w:end w:w="120" w:type="dxa"/>
-            </w:tcMar>
-            <w:vAlign w:val="center"/>
-          </w:tcPr>
-          <w:p>
-            <w:pPr>
-              <w:spacing w:after="20" w:line="247" w:lineRule="auto"/>
-            </w:pPr>
-            <w:r/>
-            <w:r>
-              <w:rPr>
-                <w:rFonts w:ascii="Aptos" w:hAnsi="Aptos"/>
-                <w:b w:val="0"/>
-                <w:i w:val="0"/>
-                <w:color w:val="1A1F2C"/>
-                <w:sz w:val="17"/>
-              </w:rPr>
-              <w:t>Monday, Nov. 30, 2026 at 12:30 p.m. ET, when class begins</w:t>
-            </w:r>
-          </w:p>
-        </w:tc>
-        <w:tc>
-          <w:tcPr>
-            <w:tcW w:type="dxa" w:w="1300"/>
-            <w:tcMar>
-              <w:top w:w="100" w:type="dxa"/>
-              <w:start w:w="120" w:type="dxa"/>
-              <w:bottom w:w="100" w:type="dxa"/>
-              <w:end w:w="120" w:type="dxa"/>
-            </w:tcMar>
-            <w:vAlign w:val="center"/>
-          </w:tcPr>
-          <w:p>
-            <w:pPr>
-              <w:spacing w:after="20" w:line="247" w:lineRule="auto"/>
-            </w:pPr>
-            <w:r/>
-            <w:r>
-              <w:rPr>
-                <w:rFonts w:ascii="Aptos" w:hAnsi="Aptos"/>
-                <w:b w:val="0"/>
-                <w:i w:val="0"/>
-                <w:color w:val="1A1F2C"/>
-                <w:sz w:val="17"/>
-              </w:rPr>
-              <w:t>50</w:t>
-            </w:r>
-          </w:p>
-        </w:tc>
-      </w:tr>
-      <w:tr>
-        <w:trPr>
-          <w:cantSplit/>
-        </w:trPr>
-        <w:tc>
-          <w:tcPr>
-            <w:tcW w:type="dxa" w:w="1250"/>
-            <w:shd w:fill="FAF8F3"/>
-            <w:tcMar>
-              <w:top w:w="100" w:type="dxa"/>
-              <w:start w:w="120" w:type="dxa"/>
-              <w:bottom w:w="100" w:type="dxa"/>
-              <w:end w:w="120" w:type="dxa"/>
-            </w:tcMar>
-            <w:vAlign w:val="center"/>
-          </w:tcPr>
-          <w:p>
-            <w:pPr>
-              <w:spacing w:after="20" w:line="247" w:lineRule="auto"/>
-            </w:pPr>
-            <w:r/>
-            <w:r>
-              <w:rPr>
-                <w:rFonts w:ascii="Aptos" w:hAnsi="Aptos"/>
-                <w:b w:val="0"/>
-                <w:i w:val="0"/>
-                <w:color w:val="1A1F2C"/>
-                <w:sz w:val="17"/>
-              </w:rPr>
-              <w:t>Stage 5 live</w:t>
-            </w:r>
-          </w:p>
-        </w:tc>
-        <w:tc>
-          <w:tcPr>
-            <w:tcW w:type="dxa" w:w="3330"/>
-            <w:shd w:fill="FAF8F3"/>
-            <w:tcMar>
-              <w:top w:w="100" w:type="dxa"/>
-              <w:start w:w="120" w:type="dxa"/>
-              <w:bottom w:w="100" w:type="dxa"/>
-              <w:end w:w="120" w:type="dxa"/>
-            </w:tcMar>
-            <w:vAlign w:val="center"/>
-          </w:tcPr>
-          <w:p>
-            <w:pPr>
-              <w:spacing w:after="20" w:line="247" w:lineRule="auto"/>
-            </w:pPr>
-            <w:r/>
-            <w:r>
-              <w:rPr>
-                <w:rFonts w:ascii="Aptos" w:hAnsi="Aptos"/>
-                <w:b w:val="0"/>
-                <w:i w:val="0"/>
-                <w:color w:val="1A1F2C"/>
-                <w:sz w:val="17"/>
-              </w:rPr>
-              <w:t>Oral Presentation</w:t>
-            </w:r>
-          </w:p>
-        </w:tc>
-        <w:tc>
-          <w:tcPr>
-            <w:tcW w:type="dxa" w:w="3480"/>
-            <w:shd w:fill="FAF8F3"/>
-            <w:tcMar>
-              <w:top w:w="100" w:type="dxa"/>
-              <w:start w:w="120" w:type="dxa"/>
-              <w:bottom w:w="100" w:type="dxa"/>
-              <w:end w:w="120" w:type="dxa"/>
-            </w:tcMar>
-            <w:vAlign w:val="center"/>
-          </w:tcPr>
-          <w:p>
-            <w:pPr>
-              <w:spacing w:after="20" w:line="247" w:lineRule="auto"/>
-            </w:pPr>
-            <w:r/>
-            <w:r>
-              <w:rPr>
-                <w:rFonts w:ascii="Aptos" w:hAnsi="Aptos"/>
-                <w:b w:val="0"/>
-                <w:i w:val="0"/>
-                <w:color w:val="1A1F2C"/>
-                <w:sz w:val="17"/>
-              </w:rPr>
-              <w:t>Assigned date: Nov. 30, Dec. 2, Dec. 7, or Dec. 9</w:t>
-            </w:r>
-          </w:p>
-        </w:tc>
-        <w:tc>
-          <w:tcPr>
-            <w:tcW w:type="dxa" w:w="1300"/>
-            <w:shd w:fill="FAF8F3"/>
-            <w:tcMar>
-              <w:top w:w="100" w:type="dxa"/>
-              <w:start w:w="120" w:type="dxa"/>
-              <w:bottom w:w="100" w:type="dxa"/>
-              <w:end w:w="120" w:type="dxa"/>
-            </w:tcMar>
-            <w:vAlign w:val="center"/>
-          </w:tcPr>
-          <w:p>
-            <w:pPr>
-              <w:spacing w:after="20" w:line="247" w:lineRule="auto"/>
-            </w:pPr>
-            <w:r/>
-            <w:r>
-              <w:rPr>
-                <w:rFonts w:ascii="Aptos" w:hAnsi="Aptos"/>
-                <w:b w:val="0"/>
-                <w:i w:val="0"/>
-                <w:color w:val="1A1F2C"/>
-                <w:sz w:val="17"/>
-              </w:rPr>
-              <w:t>25</w:t>
-            </w:r>
-          </w:p>
-        </w:tc>
-      </w:tr>
-      <w:tr>
-        <w:trPr>
-          <w:cantSplit/>
-        </w:trPr>
-        <w:tc>
-          <w:tcPr>
-            <w:tcW w:type="dxa" w:w="1250"/>
-            <w:tcMar>
-              <w:top w:w="100" w:type="dxa"/>
-              <w:start w:w="120" w:type="dxa"/>
-              <w:bottom w:w="100" w:type="dxa"/>
-              <w:end w:w="120" w:type="dxa"/>
-            </w:tcMar>
-            <w:vAlign w:val="center"/>
-          </w:tcPr>
-          <w:p>
-            <w:pPr>
-              <w:spacing w:after="20" w:line="247" w:lineRule="auto"/>
-            </w:pPr>
-            <w:r/>
-            <w:r>
-              <w:rPr>
-                <w:rFonts w:ascii="Aptos" w:hAnsi="Aptos"/>
-                <w:b w:val="0"/>
-                <w:i w:val="0"/>
-                <w:color w:val="1A1F2C"/>
-                <w:sz w:val="17"/>
-              </w:rPr>
-            </w:r>
-          </w:p>
-        </w:tc>
-        <w:tc>
-          <w:tcPr>
-            <w:tcW w:type="dxa" w:w="3330"/>
-            <w:tcMar>
-              <w:top w:w="100" w:type="dxa"/>
-              <w:start w:w="120" w:type="dxa"/>
-              <w:bottom w:w="100" w:type="dxa"/>
-              <w:end w:w="120" w:type="dxa"/>
-            </w:tcMar>
-            <w:vAlign w:val="center"/>
-          </w:tcPr>
-          <w:p>
-            <w:pPr>
-              <w:spacing w:after="20" w:line="247" w:lineRule="auto"/>
-            </w:pPr>
-            <w:r/>
-            <w:r>
-              <w:rPr>
-                <w:rFonts w:ascii="Aptos" w:hAnsi="Aptos"/>
-                <w:b w:val="0"/>
-                <w:i w:val="0"/>
-                <w:color w:val="1A1F2C"/>
-                <w:sz w:val="17"/>
-              </w:rPr>
-              <w:t>Project total</w:t>
-            </w:r>
-          </w:p>
-        </w:tc>
-        <w:tc>
-          <w:tcPr>
-            <w:tcW w:type="dxa" w:w="3480"/>
-            <w:tcMar>
-              <w:top w:w="100" w:type="dxa"/>
-              <w:start w:w="120" w:type="dxa"/>
-              <w:bottom w:w="100" w:type="dxa"/>
-              <w:end w:w="120" w:type="dxa"/>
-            </w:tcMar>
-            <w:vAlign w:val="center"/>
-          </w:tcPr>
-          <w:p>
-            <w:pPr>
-              <w:spacing w:after="20" w:line="247" w:lineRule="auto"/>
-            </w:pPr>
-            <w:r/>
-            <w:r>
-              <w:rPr>
-                <w:rFonts w:ascii="Aptos" w:hAnsi="Aptos"/>
-                <w:b w:val="0"/>
-                <w:i w:val="0"/>
-                <w:color w:val="1A1F2C"/>
-                <w:sz w:val="17"/>
-              </w:rPr>
-            </w:r>
-          </w:p>
-        </w:tc>
-        <w:tc>
-          <w:tcPr>
-            <w:tcW w:type="dxa" w:w="1300"/>
-            <w:tcMar>
-              <w:top w:w="100" w:type="dxa"/>
-              <w:start w:w="120" w:type="dxa"/>
-              <w:bottom w:w="100" w:type="dxa"/>
-              <w:end w:w="120" w:type="dxa"/>
-            </w:tcMar>
-            <w:vAlign w:val="center"/>
-          </w:tcPr>
-          <w:p>
-            <w:pPr>
-              <w:spacing w:after="20" w:line="247" w:lineRule="auto"/>
-            </w:pPr>
-            <w:r/>
-            <w:r>
-              <w:rPr>
-                <w:rFonts w:ascii="Aptos" w:hAnsi="Aptos"/>
-                <w:b w:val="0"/>
-                <w:i w:val="0"/>
-                <w:color w:val="1A1F2C"/>
-                <w:sz w:val="17"/>
-              </w:rPr>
-              <w:t>100</w:t>
-            </w:r>
-          </w:p>
-        </w:tc>
-      </w:tr>
-    </w:tbl>
-    <w:p>
-      <w:pPr>
-        <w:spacing w:after="20"/>
-      </w:pPr>
-    </w:p>
-    <w:p>
-      <w:pPr>
-        <w:pStyle w:val="Heading1"/>
-        <w:keepNext/>
-      </w:pPr>
-      <w:r>
-        <w:t>Stage 1 — Explore the company and a CFO decision (5 points)</w:t>
-      </w:r>
-    </w:p>
-    <w:tbl>
-      <w:tblPr>
-        <w:tblStyle w:val="TableGrid"/>
-        <w:tblW w:type="dxa" w:w="9360"/>
-        <w:jc w:val="left"/>
-        <w:tblLayout w:type="fixed"/>
-        <w:tblLook w:firstColumn="1" w:firstRow="1" w:lastColumn="0" w:lastRow="0" w:noHBand="0" w:noVBand="1" w:val="04A0"/>
-        <w:tblInd w:w="120" w:type="dxa"/>
-      </w:tblPr>
-      <w:tblGrid>
-        <w:gridCol w:w="9360"/>
-      </w:tblGrid>
-      <w:tr>
-        <w:trPr>
-          <w:cantSplit/>
-        </w:trPr>
-        <w:tc>
-          <w:tcPr>
-            <w:tcW w:type="dxa" w:w="9360"/>
-            <w:shd w:fill="EDF3F7"/>
-            <w:tcMar>
-              <w:top w:w="100" w:type="dxa"/>
-              <w:start w:w="120" w:type="dxa"/>
-              <w:bottom w:w="100" w:type="dxa"/>
-              <w:end w:w="120" w:type="dxa"/>
-            </w:tcMar>
-            <w:vAlign w:val="center"/>
-          </w:tcPr>
-          <w:p>
-            <w:pPr>
-              <w:spacing w:after="40"/>
-            </w:pPr>
-            <w:r>
-              <w:rPr>
-                <w:rFonts w:ascii="Aptos" w:hAnsi="Aptos"/>
-                <w:b/>
-                <w:i w:val="0"/>
-                <w:color w:val="355773"/>
-                <w:sz w:val="19"/>
-              </w:rPr>
-              <w:t xml:space="preserve">OUTCOME  </w:t>
-            </w:r>
-            <w:r>
-              <w:rPr>
-                <w:rFonts w:ascii="Aptos" w:hAnsi="Aptos"/>
-                <w:b w:val="0"/>
-                <w:i w:val="0"/>
-                <w:color w:val="152536"/>
-                <w:sz w:val="21"/>
-              </w:rPr>
-              <w:t>An approved public company, one concrete FactSet learning, and one potential CFO decision to investigate.</w:t>
-            </w:r>
-          </w:p>
-        </w:tc>
-      </w:tr>
-    </w:tbl>
-    <w:p>
-      <w:pPr>
-        <w:spacing w:after="20"/>
-      </w:pPr>
-    </w:p>
-    <w:p>
-      <w:pPr>
-        <w:spacing w:after="100"/>
-      </w:pPr>
-      <w:r>
-        <w:rPr>
-          <w:rFonts w:ascii="Aptos" w:hAnsi="Aptos"/>
-          <w:b/>
-          <w:i w:val="0"/>
-          <w:color w:val="1A1F2C"/>
-          <w:sz w:val="21"/>
-        </w:rPr>
-        <w:t xml:space="preserve">Due: </w:t>
-      </w:r>
-      <w:r>
-        <w:rPr>
-          <w:rFonts w:ascii="Aptos" w:hAnsi="Aptos"/>
-          <w:b w:val="0"/>
-          <w:i w:val="0"/>
-          <w:color w:val="1A1F2C"/>
-          <w:sz w:val="21"/>
-        </w:rPr>
-        <w:t>Wednesday, Sept. 9, 2026 at 12:30 p.m. ET (class-start time)</w:t>
-      </w:r>
-    </w:p>
-    <w:p>
-      <w:pPr>
-        <w:spacing w:after="100"/>
-      </w:pPr>
-      <w:r>
-        <w:rPr>
-          <w:rFonts w:ascii="Aptos" w:hAnsi="Aptos"/>
-          <w:b/>
-          <w:i w:val="0"/>
-          <w:color w:val="1A1F2C"/>
-          <w:sz w:val="21"/>
-        </w:rPr>
-        <w:t xml:space="preserve">Submit: </w:t>
-      </w:r>
-      <w:r>
-        <w:rPr>
-          <w:rFonts w:ascii="Aptos" w:hAnsi="Aptos"/>
-          <w:b w:val="0"/>
-          <w:i w:val="0"/>
-          <w:color w:val="1A1F2C"/>
-          <w:sz w:val="21"/>
-        </w:rPr>
-        <w:t>Stage 1 company exploration brief.</w:t>
-      </w:r>
-    </w:p>
-    <w:p>
-      <w:pPr>
-        <w:ind w:left="317" w:hanging="317"/>
-      </w:pPr>
-      <w:r>
-        <w:rPr>
-          <w:rFonts w:ascii="Aptos" w:hAnsi="Aptos"/>
-          <w:b w:val="0"/>
-          <w:i w:val="0"/>
-          <w:color w:val="1A1F2C"/>
-          <w:sz w:val="21"/>
-        </w:rPr>
-        <w:t>• Identify the approved company, ticker, exchange, and your individual ownership of the work.</w:t>
-      </w:r>
-    </w:p>
-    <w:p>
-      <w:pPr>
-        <w:ind w:left="317" w:hanging="317"/>
-      </w:pPr>
-      <w:r>
-        <w:rPr>
-          <w:rFonts w:ascii="Aptos" w:hAnsi="Aptos"/>
-          <w:b w:val="0"/>
-          <w:i w:val="0"/>
-          <w:color w:val="1A1F2C"/>
-          <w:sz w:val="21"/>
-        </w:rPr>
-        <w:t>• Use AI and/or ordinary web search for a beginner-friendly company snapshot; treat these notes as exploratory rather than verified evidence.</w:t>
-      </w:r>
-    </w:p>
-    <w:p>
-      <w:pPr>
-        <w:ind w:left="317" w:hanging="317"/>
-      </w:pPr>
-      <w:r>
-        <w:rPr>
-          <w:rFonts w:ascii="Aptos" w:hAnsi="Aptos"/>
-          <w:b w:val="0"/>
-          <w:i w:val="0"/>
-          <w:color w:val="1A1F2C"/>
-          <w:sz w:val="21"/>
-        </w:rPr>
-        <w:t>• State one specific thing you learned from FactSet and identify the screen, report, or feature used. A company or segment metric, ownership or market item, peer observation, estimate, or relevant news/data discovery all work. Formal citation and validation are not required in Stage 1.</w:t>
-      </w:r>
-    </w:p>
-    <w:p>
-      <w:pPr>
-        <w:ind w:left="317" w:hanging="317"/>
-      </w:pPr>
-      <w:r>
-        <w:rPr>
-          <w:rFonts w:ascii="Aptos" w:hAnsi="Aptos"/>
-          <w:b w:val="0"/>
-          <w:i w:val="0"/>
-          <w:color w:val="1A1F2C"/>
-          <w:sz w:val="21"/>
-        </w:rPr>
-        <w:t>• Propose one potential company-specific CFO decision in your own words and explain why it seems worth investigating.</w:t>
-      </w:r>
-    </w:p>
-    <w:p>
-      <w:pPr>
-        <w:ind w:left="317" w:hanging="317"/>
-      </w:pPr>
-      <w:r>
-        <w:rPr>
-          <w:rFonts w:ascii="Aptos" w:hAnsi="Aptos"/>
-          <w:b w:val="0"/>
-          <w:i w:val="0"/>
-          <w:color w:val="1A1F2C"/>
-          <w:sz w:val="21"/>
-        </w:rPr>
-        <w:t>• List two questions to investigate in Stage 2.</w:t>
-      </w:r>
-    </w:p>
-    <w:tbl>
-      <w:tblPr>
-        <w:tblStyle w:val="TableGrid"/>
-        <w:tblW w:type="dxa" w:w="9360"/>
-        <w:jc w:val="left"/>
-        <w:tblLayout w:type="fixed"/>
-        <w:tblLook w:firstColumn="1" w:firstRow="1" w:lastColumn="0" w:lastRow="0" w:noHBand="0" w:noVBand="1" w:val="04A0"/>
-        <w:tblInd w:w="120" w:type="dxa"/>
-      </w:tblPr>
-      <w:tblGrid>
-        <w:gridCol w:w="9360"/>
-      </w:tblGrid>
-      <w:tr>
-        <w:trPr>
-          <w:cantSplit/>
-        </w:trPr>
-        <w:tc>
-          <w:tcPr>
-            <w:tcW w:type="dxa" w:w="9360"/>
-            <w:shd w:fill="FFF4DF"/>
-            <w:tcMar>
-              <w:top w:w="100" w:type="dxa"/>
-              <w:start w:w="120" w:type="dxa"/>
-              <w:bottom w:w="100" w:type="dxa"/>
-              <w:end w:w="120" w:type="dxa"/>
-            </w:tcMar>
-            <w:vAlign w:val="center"/>
-          </w:tcPr>
-          <w:p>
-            <w:pPr>
-              <w:spacing w:after="40"/>
-            </w:pPr>
-            <w:r>
-              <w:rPr>
-                <w:rFonts w:ascii="Aptos" w:hAnsi="Aptos"/>
-                <w:b/>
-                <w:i w:val="0"/>
-                <w:color w:val="9C4A2B"/>
-                <w:sz w:val="19"/>
-              </w:rPr>
-              <w:t xml:space="preserve">NOT REQUIRED YET  </w:t>
-            </w:r>
-            <w:r>
-              <w:rPr>
-                <w:rFonts w:ascii="Aptos" w:hAnsi="Aptos"/>
-                <w:b w:val="0"/>
-                <w:i w:val="0"/>
-                <w:color w:val="152536"/>
-                <w:sz w:val="21"/>
-              </w:rPr>
-              <w:t>verify the recommendation or prove the claim; validate a hypothesis; compare or defend alternatives; build an evidence register; complete formal citations; secure a formal approval gate.</w:t>
-            </w:r>
-          </w:p>
-        </w:tc>
-      </w:tr>
-    </w:tbl>
-    <w:p>
-      <w:pPr>
-        <w:spacing w:after="20"/>
-      </w:pPr>
-    </w:p>
-    <w:p>
-      <w:pPr>
-        <w:pStyle w:val="Heading1"/>
-        <w:keepNext/>
-      </w:pPr>
-      <w:r>
-        <w:t>Stage 2 — Explain the revenue engine (8 points)</w:t>
-      </w:r>
-    </w:p>
-    <w:tbl>
-      <w:tblPr>
-        <w:tblStyle w:val="TableGrid"/>
-        <w:tblW w:type="dxa" w:w="9360"/>
-        <w:jc w:val="left"/>
-        <w:tblLayout w:type="fixed"/>
-        <w:tblLook w:firstColumn="1" w:firstRow="1" w:lastColumn="0" w:lastRow="0" w:noHBand="0" w:noVBand="1" w:val="04A0"/>
-        <w:tblInd w:w="120" w:type="dxa"/>
-      </w:tblPr>
-      <w:tblGrid>
-        <w:gridCol w:w="9360"/>
-      </w:tblGrid>
-      <w:tr>
-        <w:trPr>
-          <w:cantSplit/>
-        </w:trPr>
-        <w:tc>
-          <w:tcPr>
-            <w:tcW w:type="dxa" w:w="9360"/>
-            <w:shd w:fill="EDF3F7"/>
-            <w:tcMar>
-              <w:top w:w="100" w:type="dxa"/>
-              <w:start w:w="120" w:type="dxa"/>
-              <w:bottom w:w="100" w:type="dxa"/>
-              <w:end w:w="120" w:type="dxa"/>
-            </w:tcMar>
-            <w:vAlign w:val="center"/>
-          </w:tcPr>
-          <w:p>
-            <w:pPr>
-              <w:spacing w:after="40"/>
-            </w:pPr>
-            <w:r>
-              <w:rPr>
-                <w:rFonts w:ascii="Aptos" w:hAnsi="Aptos"/>
-                <w:b/>
-                <w:i w:val="0"/>
-                <w:color w:val="355773"/>
-                <w:sz w:val="19"/>
-              </w:rPr>
-              <w:t xml:space="preserve">OUTCOME  </w:t>
-            </w:r>
-            <w:r>
-              <w:rPr>
-                <w:rFonts w:ascii="Aptos" w:hAnsi="Aptos"/>
-                <w:b w:val="0"/>
-                <w:i w:val="0"/>
-                <w:color w:val="152536"/>
-                <w:sz w:val="21"/>
-              </w:rPr>
-              <w:t>A traceable revenue diagnosis and testable company hypothesis.</w:t>
-            </w:r>
-          </w:p>
-        </w:tc>
-      </w:tr>
-    </w:tbl>
-    <w:p>
-      <w:pPr>
-        <w:spacing w:after="20"/>
-      </w:pPr>
-    </w:p>
-    <w:p>
-      <w:pPr>
-        <w:spacing w:after="100"/>
-      </w:pPr>
-      <w:r>
-        <w:rPr>
-          <w:rFonts w:ascii="Aptos" w:hAnsi="Aptos"/>
-          <w:b/>
-          <w:i w:val="0"/>
-          <w:color w:val="1A1F2C"/>
-          <w:sz w:val="21"/>
-        </w:rPr>
-        <w:t xml:space="preserve">Due: </w:t>
-      </w:r>
-      <w:r>
-        <w:rPr>
-          <w:rFonts w:ascii="Aptos" w:hAnsi="Aptos"/>
-          <w:b w:val="0"/>
-          <w:i w:val="0"/>
-          <w:color w:val="1A1F2C"/>
-          <w:sz w:val="21"/>
-        </w:rPr>
-        <w:t>Wednesday, Sept. 30, 2026 at 12:30 p.m. ET (class-start time)</w:t>
-      </w:r>
-    </w:p>
-    <w:tbl>
-      <w:tblPr>
-        <w:tblStyle w:val="TableGrid"/>
-        <w:tblW w:type="dxa" w:w="9360"/>
-        <w:jc w:val="left"/>
-        <w:tblLayout w:type="fixed"/>
-        <w:tblLook w:firstColumn="1" w:firstRow="1" w:lastColumn="0" w:lastRow="0" w:noHBand="0" w:noVBand="1" w:val="04A0"/>
-        <w:tblInd w:w="120" w:type="dxa"/>
-      </w:tblPr>
-      <w:tblGrid>
-        <w:gridCol w:w="9360"/>
-      </w:tblGrid>
-      <w:tr>
-        <w:trPr>
-          <w:cantSplit/>
-        </w:trPr>
-        <w:tc>
-          <w:tcPr>
-            <w:tcW w:type="dxa" w:w="9360"/>
-            <w:shd w:fill="FFF4DF"/>
-            <w:tcMar>
-              <w:top w:w="100" w:type="dxa"/>
-              <w:start w:w="120" w:type="dxa"/>
-              <w:bottom w:w="100" w:type="dxa"/>
-              <w:end w:w="120" w:type="dxa"/>
-            </w:tcMar>
-            <w:vAlign w:val="center"/>
-          </w:tcPr>
-          <w:p>
-            <w:pPr>
-              <w:spacing w:after="40"/>
-            </w:pPr>
-            <w:r>
-              <w:rPr>
-                <w:rFonts w:ascii="Aptos" w:hAnsi="Aptos"/>
-                <w:b/>
-                <w:i w:val="0"/>
-                <w:color w:val="9C4A2B"/>
-                <w:sz w:val="19"/>
-              </w:rPr>
-              <w:t xml:space="preserve">SUBMIT ONE REQUIRED FILE  </w:t>
-            </w:r>
-            <w:r>
-              <w:rPr>
-                <w:rFonts w:ascii="Aptos" w:hAnsi="Aptos"/>
-                <w:b w:val="0"/>
-                <w:i w:val="0"/>
-                <w:color w:val="152536"/>
-                <w:sz w:val="21"/>
-              </w:rPr>
-              <w:t>Upload one required file in the designated Canvas assignment: the completed BUS311 Capstone Revenue Analysis Workbook (.xlsx), including the Hypothesis &amp; Scenarios sheet. Do not create or upload a separate PDF or DOCX unless Canvas or the instructor explicitly requests an additional readable export.</w:t>
-            </w:r>
-          </w:p>
-        </w:tc>
-      </w:tr>
-    </w:tbl>
-    <w:p>
-      <w:pPr>
-        <w:spacing w:after="20"/>
-      </w:pPr>
-    </w:p>
-    <w:p>
-      <w:pPr>
-        <w:pStyle w:val="Heading2"/>
-        <w:keepNext/>
-      </w:pPr>
-      <w:r>
-        <w:t>Stage 2 start here</w:t>
-      </w:r>
-    </w:p>
-    <w:p>
-      <w:pPr>
-        <w:pStyle w:val="ListNumber"/>
-      </w:pPr>
-      <w:r>
-        <w:rPr>
-          <w:rFonts w:ascii="Aptos" w:hAnsi="Aptos"/>
-          <w:b w:val="0"/>
-          <w:i w:val="0"/>
-          <w:color w:val="1A1F2C"/>
-          <w:sz w:val="21"/>
-        </w:rPr>
-        <w:t>Read the Revenue Engine Student Guide: Use the scope limits and eight-step workflow before collecting data. File: Revenue-engine student guide.</w:t>
-      </w:r>
-    </w:p>
-    <w:p>
-      <w:pPr>
-        <w:pStyle w:val="ListNumber"/>
-      </w:pPr>
-      <w:r>
-        <w:rPr>
-          <w:rFonts w:ascii="Aptos" w:hAnsi="Aptos"/>
-          <w:b w:val="0"/>
-          <w:i w:val="0"/>
-          <w:color w:val="1A1F2C"/>
-          <w:sz w:val="21"/>
-        </w:rPr>
-        <w:t>Complete the Revenue Analysis Workbook: Work through the nine visible sheets in order and maintain the Evidence Register as you go. File: Revenue analysis workbook.</w:t>
-      </w:r>
-    </w:p>
-    <w:p>
-      <w:pPr>
-        <w:pStyle w:val="ListNumber"/>
-      </w:pPr>
-      <w:r>
-        <w:rPr>
-          <w:rFonts w:ascii="Aptos" w:hAnsi="Aptos"/>
-          <w:b w:val="0"/>
-          <w:i w:val="0"/>
-          <w:color w:val="1A1F2C"/>
-          <w:sz w:val="21"/>
-        </w:rPr>
-        <w:t>Test the hypothesis twice: Use the checklist before the skeptical-CFO challenge and again after revising the hypothesis. File: Revenue-hypothesis quality checklist.</w:t>
-      </w:r>
-    </w:p>
-    <w:p>
-      <w:pPr>
-        <w:pStyle w:val="ListNumber"/>
-      </w:pPr>
-      <w:r>
-        <w:rPr>
-          <w:rFonts w:ascii="Aptos" w:hAnsi="Aptos"/>
-          <w:b w:val="0"/>
-          <w:i w:val="0"/>
-          <w:color w:val="1A1F2C"/>
-          <w:sz w:val="21"/>
-        </w:rPr>
-        <w:t>Check the eight-point rubric: Compare the completed workbook with every criterion before submission. File: Revenue milestone rubric.</w:t>
-      </w:r>
-    </w:p>
-    <w:p>
-      <w:pPr>
-        <w:pStyle w:val="ListNumber"/>
-      </w:pPr>
-      <w:r>
-        <w:rPr>
-          <w:rFonts w:ascii="Aptos" w:hAnsi="Aptos"/>
-          <w:b w:val="0"/>
-          <w:i w:val="0"/>
-          <w:color w:val="1A1F2C"/>
-          <w:sz w:val="21"/>
-        </w:rPr>
-        <w:t>Resolve checks and submit: Review Checks &amp; Submission, explain honest limitations, and upload the completed .xlsx in Canvas. File: Revenue analysis workbook.</w:t>
-      </w:r>
-    </w:p>
-    <w:tbl>
-      <w:tblPr>
-        <w:tblStyle w:val="TableGrid"/>
-        <w:tblW w:type="dxa" w:w="9360"/>
-        <w:jc w:val="left"/>
-        <w:tblLayout w:type="fixed"/>
-        <w:tblLook w:firstColumn="1" w:firstRow="1" w:lastColumn="0" w:lastRow="0" w:noHBand="0" w:noVBand="1" w:val="04A0"/>
-        <w:tblInd w:w="120" w:type="dxa"/>
-      </w:tblPr>
-      <w:tblGrid>
-        <w:gridCol w:w="9360"/>
-      </w:tblGrid>
-      <w:tr>
-        <w:trPr>
-          <w:cantSplit/>
-        </w:trPr>
-        <w:tc>
-          <w:tcPr>
-            <w:tcW w:type="dxa" w:w="9360"/>
-            <w:shd w:fill="EDF3F7"/>
-            <w:tcMar>
-              <w:top w:w="100" w:type="dxa"/>
-              <w:start w:w="120" w:type="dxa"/>
-              <w:bottom w:w="100" w:type="dxa"/>
-              <w:end w:w="120" w:type="dxa"/>
-            </w:tcMar>
-            <w:vAlign w:val="center"/>
-          </w:tcPr>
-          <w:p>
-            <w:pPr>
-              <w:spacing w:after="40"/>
-            </w:pPr>
-            <w:r>
-              <w:rPr>
-                <w:rFonts w:ascii="Aptos" w:hAnsi="Aptos"/>
-                <w:b/>
-                <w:i w:val="0"/>
-                <w:color w:val="355773"/>
-                <w:sz w:val="19"/>
-              </w:rPr>
-              <w:t xml:space="preserve">NEED FACTSET ACCESS OR THE EXCEL ADD-IN?  </w:t>
-            </w:r>
-            <w:r>
-              <w:rPr>
-                <w:rFonts w:ascii="Aptos" w:hAnsi="Aptos"/>
-                <w:b w:val="0"/>
-                <w:i w:val="0"/>
-                <w:color w:val="152536"/>
-                <w:sz w:val="21"/>
-              </w:rPr>
-              <w:t>Use the course FactSet activation and Excel setup page before beginning the workbook. Keep raw FactSet exports and screenshots inside approved course-restricted systems. https://endicott.instructure.com/courses/58525/pages/activate-factset-and-add-it-to-excel</w:t>
-            </w:r>
-          </w:p>
-        </w:tc>
-      </w:tr>
-    </w:tbl>
-    <w:p>
-      <w:pPr>
-        <w:spacing w:after="20"/>
-      </w:pPr>
-    </w:p>
-    <w:p>
-      <w:pPr>
-        <w:ind w:left="317" w:hanging="317"/>
-      </w:pPr>
-      <w:r>
-        <w:rPr>
-          <w:rFonts w:ascii="Aptos" w:hAnsi="Aptos"/>
-          <w:b w:val="0"/>
-          <w:i w:val="0"/>
-          <w:color w:val="1A1F2C"/>
-          <w:sz w:val="21"/>
-        </w:rPr>
-        <w:t>• Map relevant products or services, segments, geographies, customers, channels, pricing, and recurring or transactional revenue.</w:t>
-      </w:r>
-    </w:p>
-    <w:p>
-      <w:pPr>
-        <w:ind w:left="317" w:hanging="317"/>
-      </w:pPr>
-      <w:r>
-        <w:rPr>
-          <w:rFonts w:ascii="Aptos" w:hAnsi="Aptos"/>
-          <w:b w:val="0"/>
-          <w:i w:val="0"/>
-          <w:color w:val="1A1F2C"/>
-          <w:sz w:val="21"/>
-        </w:rPr>
-        <w:t>• Analyze three to five comparable fiscal years and reconcile changes in periods, units, definitions, and segment reporting.</w:t>
-      </w:r>
-    </w:p>
-    <w:p>
-      <w:pPr>
-        <w:ind w:left="317" w:hanging="317"/>
-      </w:pPr>
-      <w:r>
-        <w:rPr>
-          <w:rFonts w:ascii="Aptos" w:hAnsi="Aptos"/>
-          <w:b w:val="0"/>
-          <w:i w:val="0"/>
-          <w:color w:val="1A1F2C"/>
-          <w:sz w:val="21"/>
-        </w:rPr>
-        <w:t>• Separate company-relevant drivers such as price, volume, mix, currency, acquisitions, capacity, retention, utilization, or backlog from temporary effects.</w:t>
-      </w:r>
-    </w:p>
-    <w:p>
-      <w:pPr>
-        <w:ind w:left="317" w:hanging="317"/>
-      </w:pPr>
-      <w:r>
-        <w:rPr>
-          <w:rFonts w:ascii="Aptos" w:hAnsi="Aptos"/>
-          <w:b w:val="0"/>
-          <w:i w:val="0"/>
-          <w:color w:val="1A1F2C"/>
-          <w:sz w:val="21"/>
-        </w:rPr>
-        <w:t>• Use SEC and permitted FactSet evidence with source, period, units, definition, exact location, and limitations.</w:t>
-      </w:r>
-    </w:p>
-    <w:p>
-      <w:pPr>
-        <w:ind w:left="317" w:hanging="317"/>
-      </w:pPr>
-      <w:r>
-        <w:rPr>
-          <w:rFonts w:ascii="Aptos" w:hAnsi="Aptos"/>
-          <w:b w:val="0"/>
-          <w:i w:val="0"/>
-          <w:color w:val="1A1F2C"/>
-          <w:sz w:val="21"/>
-        </w:rPr>
-        <w:t>• State a testable revenue hypothesis naming the driver, expected effect, period, and falsification evidence.</w:t>
-      </w:r>
-    </w:p>
-    <w:p>
-      <w:pPr>
-        <w:ind w:left="317" w:hanging="317"/>
-      </w:pPr>
-      <w:r>
-        <w:rPr>
-          <w:rFonts w:ascii="Aptos" w:hAnsi="Aptos"/>
-          <w:b w:val="0"/>
-          <w:i w:val="0"/>
-          <w:color w:val="1A1F2C"/>
-          <w:sz w:val="21"/>
-        </w:rPr>
-        <w:t>• Verify the strongest retained AI challenge and record an accept, modify, or reject judgment.</w:t>
+        <w:t>Choose one U.S.-listed public company with usable public financial statements.</w:t>
       </w:r>
     </w:p>
     <w:p>
       <w:pPr>
         <w:pStyle w:val="Heading2"/>
-        <w:keepNext/>
       </w:pPr>
       <w:r>
-        <w:t>Common Stage 2 edge cases</w:t>
+        <w:t>One continuing workbook, then one presentation</w:t>
+      </w:r>
+    </w:p>
+    <w:p>
+      <w:r>
+        <w:t>Use the project workbook for Stages 1–3. It contains Start, Revenue, Model, Sources, Revision, and an annotated Example. Use the six-slide template for the final presentation. This printable brief is optional.</w:t>
       </w:r>
     </w:p>
     <w:p>
       <w:pPr>
-        <w:ind w:left="317" w:hanging="317"/>
+        <w:pStyle w:val="Heading2"/>
       </w:pPr>
       <w:r>
-        <w:rPr>
-          <w:rFonts w:ascii="Aptos" w:hAnsi="Aptos"/>
-          <w:b w:val="0"/>
-          <w:i w:val="0"/>
-          <w:color w:val="1A1F2C"/>
-          <w:sz w:val="21"/>
-        </w:rPr>
-        <w:t>• Fewer than three defensible peers: Use the defensible peers available and explain why additional companies are not sufficiently comparable.</w:t>
+        <w:t>Stage 1: Choose a company and decision (5 points)</w:t>
+      </w:r>
+    </w:p>
+    <w:p>
+      <w:r>
+        <w:t>September 9 at 12:30 p.m. ET</w:t>
+      </w:r>
+    </w:p>
+    <w:p>
+      <w:r>
+        <w:t>Complete Start: company, ticker, a short company snapshot, one FactSet learning and feature used, and one tentative decision.</w:t>
+      </w:r>
+    </w:p>
+    <w:p>
+      <w:r>
+        <w:t>Submit: Upload the continuing workbook with Start complete.</w:t>
       </w:r>
     </w:p>
     <w:p>
       <w:pPr>
-        <w:ind w:left="317" w:hanging="317"/>
+        <w:pStyle w:val="Heading2"/>
       </w:pPr>
       <w:r>
-        <w:rPr>
-          <w:rFonts w:ascii="Aptos" w:hAnsi="Aptos"/>
-          <w:b w:val="0"/>
-          <w:i w:val="0"/>
-          <w:color w:val="1A1F2C"/>
-          <w:sz w:val="21"/>
-        </w:rPr>
-        <w:t>• A segment, market-share measure, or driver is not disclosed: State the limitation, use a supportable proxy only when its definition is clear, and never invent a figure.</w:t>
+        <w:t>Stage 2: Explain sales and the decision (8 points)</w:t>
+      </w:r>
+    </w:p>
+    <w:p>
+      <w:r>
+        <w:t>September 30 at 12:30 p.m. ET</w:t>
+      </w:r>
+    </w:p>
+    <w:p>
+      <w:r>
+        <w:t>Complete Revenue and Sources: three comparable years of sales, two drivers, one peer comparison, two risks, and one forecast claim.</w:t>
+      </w:r>
+    </w:p>
+    <w:p>
+      <w:r>
+        <w:t>Submit: Upload the same workbook with Revenue and Sources updated.</w:t>
       </w:r>
     </w:p>
     <w:p>
       <w:pPr>
-        <w:ind w:left="317" w:hanging="317"/>
+        <w:pStyle w:val="Heading2"/>
       </w:pPr>
       <w:r>
-        <w:rPr>
-          <w:rFonts w:ascii="Aptos" w:hAnsi="Aptos"/>
-          <w:b w:val="0"/>
-          <w:i w:val="0"/>
-          <w:color w:val="1A1F2C"/>
-          <w:sz w:val="21"/>
-        </w:rPr>
-        <w:t>• Definitions changed across years: Reconcile or disclose restatements, acquisitions, divestitures, fiscal-year changes, and segment-definition changes before comparing growth.</w:t>
+        <w:t>Stage 3: Model, challenge, and revise (12 points)</w:t>
+      </w:r>
+    </w:p>
+    <w:p>
+      <w:r>
+        <w:t>November 4 at 12:30 p.m. ET</w:t>
+      </w:r>
+    </w:p>
+    <w:p>
+      <w:r>
+        <w:t>Complete Model, Sources, and Revision. Compare base, upside, and downside NPV; vary one important assumption; check one meaningful challenge and record your judgment.</w:t>
+      </w:r>
+    </w:p>
+    <w:p>
+      <w:r>
+        <w:t>Submit: Upload the same workbook. The challenge record is inside it; there is no separate revision assignment.</w:t>
       </w:r>
     </w:p>
     <w:p>
       <w:pPr>
-        <w:ind w:left="317" w:hanging="317"/>
+        <w:pStyle w:val="Heading2"/>
       </w:pPr>
       <w:r>
-        <w:rPr>
-          <w:rFonts w:ascii="Aptos" w:hAnsi="Aptos"/>
-          <w:b w:val="0"/>
-          <w:i w:val="0"/>
-          <w:color w:val="1A1F2C"/>
-          <w:sz w:val="21"/>
-        </w:rPr>
-        <w:t>• A driver cannot be quantified: Classify it as directional, cite the supporting evidence, and state what would be needed to quantify it.</w:t>
+        <w:t>Stage 4: Recommend and present (75 points)</w:t>
       </w:r>
     </w:p>
     <w:p>
-      <w:pPr>
-        <w:ind w:left="317" w:hanging="317"/>
-      </w:pPr>
       <w:r>
-        <w:rPr>
-          <w:rFonts w:ascii="Aptos" w:hAnsi="Aptos"/>
-          <w:b w:val="0"/>
-          <w:i w:val="0"/>
-          <w:color w:val="1A1F2C"/>
-          <w:sz w:val="21"/>
-        </w:rPr>
-        <w:t>• Using AI or the non-AI path: Either path must produce the same skeptical-CFO challenge record. AI output is not evidence, and raw FactSet files or screenshots may not be uploaded to public AI tools.</w:t>
-      </w:r>
-    </w:p>
-    <w:tbl>
-      <w:tblPr>
-        <w:tblStyle w:val="TableGrid"/>
-        <w:tblW w:type="dxa" w:w="9360"/>
-        <w:jc w:val="left"/>
-        <w:tblLayout w:type="fixed"/>
-        <w:tblLook w:firstColumn="1" w:firstRow="1" w:lastColumn="0" w:lastRow="0" w:noHBand="0" w:noVBand="1" w:val="04A0"/>
-        <w:tblInd w:w="120" w:type="dxa"/>
-      </w:tblPr>
-      <w:tblGrid>
-        <w:gridCol w:w="9360"/>
-      </w:tblGrid>
-      <w:tr>
-        <w:trPr>
-          <w:cantSplit/>
-        </w:trPr>
-        <w:tc>
-          <w:tcPr>
-            <w:tcW w:type="dxa" w:w="9360"/>
-            <w:shd w:fill="EDF3F7"/>
-            <w:tcMar>
-              <w:top w:w="100" w:type="dxa"/>
-              <w:start w:w="120" w:type="dxa"/>
-              <w:bottom w:w="100" w:type="dxa"/>
-              <w:end w:w="120" w:type="dxa"/>
-            </w:tcMar>
-            <w:vAlign w:val="center"/>
-          </w:tcPr>
-          <w:p>
-            <w:pPr>
-              <w:spacing w:after="40"/>
-            </w:pPr>
-            <w:r>
-              <w:rPr>
-                <w:rFonts w:ascii="Aptos" w:hAnsi="Aptos"/>
-                <w:b/>
-                <w:i w:val="0"/>
-                <w:color w:val="355773"/>
-                <w:sz w:val="19"/>
-              </w:rPr>
-              <w:t xml:space="preserve">WHAT PASS MEANS  </w:t>
-            </w:r>
-            <w:r>
-              <w:rPr>
-                <w:rFonts w:ascii="Aptos" w:hAnsi="Aptos"/>
-                <w:b w:val="0"/>
-                <w:i w:val="0"/>
-                <w:color w:val="152536"/>
-                <w:sz w:val="21"/>
-              </w:rPr>
-              <w:t>PASS on the workbook's Checks &amp; Submission sheet confirms that the required fields and structural checks are complete. It does not guarantee full credit or prove that the analysis, evidence, or judgment is correct.</w:t>
-            </w:r>
-          </w:p>
-        </w:tc>
-      </w:tr>
-    </w:tbl>
-    <w:p>
-      <w:pPr>
-        <w:spacing w:after="20"/>
-      </w:pPr>
-    </w:p>
-    <w:p>
-      <w:pPr>
-        <w:pStyle w:val="Heading1"/>
-        <w:keepNext/>
-      </w:pPr>
-      <w:r>
-        <w:t>Stage 3 — Model value and scenarios (8 points)</w:t>
-      </w:r>
-    </w:p>
-    <w:tbl>
-      <w:tblPr>
-        <w:tblStyle w:val="TableGrid"/>
-        <w:tblW w:type="dxa" w:w="9360"/>
-        <w:jc w:val="left"/>
-        <w:tblLayout w:type="fixed"/>
-        <w:tblLook w:firstColumn="1" w:firstRow="1" w:lastColumn="0" w:lastRow="0" w:noHBand="0" w:noVBand="1" w:val="04A0"/>
-        <w:tblInd w:w="120" w:type="dxa"/>
-      </w:tblPr>
-      <w:tblGrid>
-        <w:gridCol w:w="9360"/>
-      </w:tblGrid>
-      <w:tr>
-        <w:trPr>
-          <w:cantSplit/>
-        </w:trPr>
-        <w:tc>
-          <w:tcPr>
-            <w:tcW w:type="dxa" w:w="9360"/>
-            <w:shd w:fill="EDF3F7"/>
-            <w:tcMar>
-              <w:top w:w="100" w:type="dxa"/>
-              <w:start w:w="120" w:type="dxa"/>
-              <w:bottom w:w="100" w:type="dxa"/>
-              <w:end w:w="120" w:type="dxa"/>
-            </w:tcMar>
-            <w:vAlign w:val="center"/>
-          </w:tcPr>
-          <w:p>
-            <w:pPr>
-              <w:spacing w:after="40"/>
-            </w:pPr>
-            <w:r>
-              <w:rPr>
-                <w:rFonts w:ascii="Aptos" w:hAnsi="Aptos"/>
-                <w:b/>
-                <w:i w:val="0"/>
-                <w:color w:val="355773"/>
-                <w:sz w:val="19"/>
-              </w:rPr>
-              <w:t xml:space="preserve">OUTCOME  </w:t>
-            </w:r>
-            <w:r>
-              <w:rPr>
-                <w:rFonts w:ascii="Aptos" w:hAnsi="Aptos"/>
-                <w:b w:val="0"/>
-                <w:i w:val="0"/>
-                <w:color w:val="152536"/>
-                <w:sz w:val="21"/>
-              </w:rPr>
-              <w:t>An auditable valuation model with linked scenarios and sensitivities.</w:t>
-            </w:r>
-          </w:p>
-        </w:tc>
-      </w:tr>
-    </w:tbl>
-    <w:p>
-      <w:pPr>
-        <w:spacing w:after="20"/>
-      </w:pPr>
-    </w:p>
-    <w:p>
-      <w:pPr>
-        <w:spacing w:after="100"/>
-      </w:pPr>
-      <w:r>
-        <w:rPr>
-          <w:rFonts w:ascii="Aptos" w:hAnsi="Aptos"/>
-          <w:b/>
-          <w:i w:val="0"/>
-          <w:color w:val="1A1F2C"/>
-          <w:sz w:val="21"/>
-        </w:rPr>
-        <w:t xml:space="preserve">Due: </w:t>
-      </w:r>
-      <w:r>
-        <w:rPr>
-          <w:rFonts w:ascii="Aptos" w:hAnsi="Aptos"/>
-          <w:b w:val="0"/>
-          <w:i w:val="0"/>
-          <w:color w:val="1A1F2C"/>
-          <w:sz w:val="21"/>
-        </w:rPr>
-        <w:t>Wednesday, Nov. 18, 2026 at 12:30 p.m. ET (class-start time)</w:t>
+        <w:t>PowerPoint: November 30 at 12:30 p.m. ET; presentations: November 30–December 9</w:t>
       </w:r>
     </w:p>
     <w:p>
-      <w:pPr>
-        <w:spacing w:after="100"/>
-      </w:pPr>
       <w:r>
-        <w:rPr>
-          <w:rFonts w:ascii="Aptos" w:hAnsi="Aptos"/>
-          <w:b/>
-          <w:i w:val="0"/>
-          <w:color w:val="1A1F2C"/>
-          <w:sz w:val="21"/>
-        </w:rPr>
-        <w:t xml:space="preserve">Submit: </w:t>
-      </w:r>
-      <w:r>
-        <w:rPr>
-          <w:rFonts w:ascii="Aptos" w:hAnsi="Aptos"/>
-          <w:b w:val="0"/>
-          <w:i w:val="0"/>
-          <w:color w:val="1A1F2C"/>
-          <w:sz w:val="21"/>
-        </w:rPr>
-        <w:t>Valuation working model.</w:t>
+        <w:t>Use six core slides to explain your decision, evidence, numbers, risks, and next step. Put supporting calculations and sources in an optional appendix.</w:t>
       </w:r>
     </w:p>
     <w:p>
-      <w:pPr>
-        <w:ind w:left="317" w:hanging="317"/>
-      </w:pPr>
       <w:r>
-        <w:rPr>
-          <w:rFonts w:ascii="Aptos" w:hAnsi="Aptos"/>
-          <w:b w:val="0"/>
-          <w:i w:val="0"/>
-          <w:color w:val="1A1F2C"/>
-          <w:sz w:val="21"/>
-        </w:rPr>
-        <w:t>• Separate inputs, sources, calculations, outputs, checks, scenarios, and sensitivities.</w:t>
+        <w:t>Submit: Upload one editable PowerPoint, then present that file live. Up to 7 minutes presenting and 3 minutes answering questions.</w:t>
       </w:r>
     </w:p>
     <w:p>
-      <w:pPr>
-        <w:ind w:left="317" w:hanging="317"/>
-      </w:pPr>
       <w:r>
-        <w:rPr>
-          <w:rFonts w:ascii="Aptos" w:hAnsi="Aptos"/>
-          <w:b w:val="0"/>
-          <w:i w:val="0"/>
-          <w:color w:val="1A1F2C"/>
-          <w:sz w:val="21"/>
-        </w:rPr>
-        <w:t>• Link base, upside, and downside cases explicitly to revenue drivers and the developing CFO decision.</w:t>
-      </w:r>
-    </w:p>
-    <w:p>
-      <w:pPr>
-        <w:ind w:left="317" w:hanging="317"/>
-      </w:pPr>
-      <w:r>
-        <w:rPr>
-          <w:rFonts w:ascii="Aptos" w:hAnsi="Aptos"/>
-          <w:b w:val="0"/>
-          <w:i w:val="0"/>
-          <w:color w:val="1A1F2C"/>
-          <w:sz w:val="21"/>
-        </w:rPr>
-        <w:t>• Use applicable tax, NOPAT, depreciation, capital expenditure, working-capital, discount-rate, terminal-value, and enterprise-to-equity logic.</w:t>
-      </w:r>
-    </w:p>
-    <w:p>
-      <w:pPr>
-        <w:ind w:left="317" w:hanging="317"/>
-      </w:pPr>
-      <w:r>
-        <w:rPr>
-          <w:rFonts w:ascii="Aptos" w:hAnsi="Aptos"/>
-          <w:b w:val="0"/>
-          <w:i w:val="0"/>
-          <w:color w:val="1A1F2C"/>
-          <w:sz w:val="21"/>
-        </w:rPr>
-        <w:t>• Resolve formula and sign errors; show scenario consistency, valuation bridges, terminal-value reasonableness, and sensitivity links.</w:t>
-      </w:r>
-    </w:p>
-    <w:p>
-      <w:pPr>
-        <w:ind w:left="317" w:hanging="317"/>
-      </w:pPr>
-      <w:r>
-        <w:rPr>
-          <w:rFonts w:ascii="Aptos" w:hAnsi="Aptos"/>
-          <w:b w:val="0"/>
-          <w:i w:val="0"/>
-          <w:color w:val="1A1F2C"/>
-          <w:sz w:val="21"/>
-        </w:rPr>
-        <w:t>• Label every material SEC and FactSet assumption with the item or report name, as-of date, units, and limitations.</w:t>
-      </w:r>
-    </w:p>
-    <w:p>
-      <w:pPr>
-        <w:pStyle w:val="Heading1"/>
-        <w:keepNext/>
-      </w:pPr>
-      <w:r>
-        <w:t>Stage 4 — Challenge and revise (4 points)</w:t>
-      </w:r>
-    </w:p>
-    <w:tbl>
-      <w:tblPr>
-        <w:tblStyle w:val="TableGrid"/>
-        <w:tblW w:type="dxa" w:w="9360"/>
-        <w:jc w:val="left"/>
-        <w:tblLayout w:type="fixed"/>
-        <w:tblLook w:firstColumn="1" w:firstRow="1" w:lastColumn="0" w:lastRow="0" w:noHBand="0" w:noVBand="1" w:val="04A0"/>
-        <w:tblInd w:w="120" w:type="dxa"/>
-      </w:tblPr>
-      <w:tblGrid>
-        <w:gridCol w:w="9360"/>
-      </w:tblGrid>
-      <w:tr>
-        <w:trPr>
-          <w:cantSplit/>
-        </w:trPr>
-        <w:tc>
-          <w:tcPr>
-            <w:tcW w:type="dxa" w:w="9360"/>
-            <w:shd w:fill="EDF3F7"/>
-            <w:tcMar>
-              <w:top w:w="100" w:type="dxa"/>
-              <w:start w:w="120" w:type="dxa"/>
-              <w:bottom w:w="100" w:type="dxa"/>
-              <w:end w:w="120" w:type="dxa"/>
-            </w:tcMar>
-            <w:vAlign w:val="center"/>
-          </w:tcPr>
-          <w:p>
-            <w:pPr>
-              <w:spacing w:after="40"/>
-            </w:pPr>
-            <w:r>
-              <w:rPr>
-                <w:rFonts w:ascii="Aptos" w:hAnsi="Aptos"/>
-                <w:b/>
-                <w:i w:val="0"/>
-                <w:color w:val="355773"/>
-                <w:sz w:val="19"/>
-              </w:rPr>
-              <w:t xml:space="preserve">OUTCOME  </w:t>
-            </w:r>
-            <w:r>
-              <w:rPr>
-                <w:rFonts w:ascii="Aptos" w:hAnsi="Aptos"/>
-                <w:b w:val="0"/>
-                <w:i w:val="0"/>
-                <w:color w:val="152536"/>
-                <w:sz w:val="21"/>
-              </w:rPr>
-              <w:t>A verified red-team record and a revised or defended recommendation.</w:t>
-            </w:r>
-          </w:p>
-        </w:tc>
-      </w:tr>
-    </w:tbl>
-    <w:p>
-      <w:pPr>
-        <w:spacing w:after="20"/>
-      </w:pPr>
-    </w:p>
-    <w:p>
-      <w:pPr>
-        <w:spacing w:after="100"/>
-      </w:pPr>
-      <w:r>
-        <w:rPr>
-          <w:rFonts w:ascii="Aptos" w:hAnsi="Aptos"/>
-          <w:b/>
-          <w:i w:val="0"/>
-          <w:color w:val="1A1F2C"/>
-          <w:sz w:val="21"/>
-        </w:rPr>
-        <w:t xml:space="preserve">Due: </w:t>
-      </w:r>
-      <w:r>
-        <w:rPr>
-          <w:rFonts w:ascii="Aptos" w:hAnsi="Aptos"/>
-          <w:b w:val="0"/>
-          <w:i w:val="0"/>
-          <w:color w:val="1A1F2C"/>
-          <w:sz w:val="21"/>
-        </w:rPr>
-        <w:t>Sunday, Nov. 22, 2026 at 12:30 p.m. ET (class-start time)</w:t>
-      </w:r>
-    </w:p>
-    <w:p>
-      <w:pPr>
-        <w:spacing w:after="100"/>
-      </w:pPr>
-      <w:r>
-        <w:rPr>
-          <w:rFonts w:ascii="Aptos" w:hAnsi="Aptos"/>
-          <w:b/>
-          <w:i w:val="0"/>
-          <w:color w:val="1A1F2C"/>
-          <w:sz w:val="21"/>
-        </w:rPr>
-        <w:t xml:space="preserve">Submit: </w:t>
-      </w:r>
-      <w:r>
-        <w:rPr>
-          <w:rFonts w:ascii="Aptos" w:hAnsi="Aptos"/>
-          <w:b w:val="0"/>
-          <w:i w:val="0"/>
-          <w:color w:val="1A1F2C"/>
-          <w:sz w:val="21"/>
-        </w:rPr>
-        <w:t>Completed red-team record.</w:t>
-      </w:r>
-    </w:p>
-    <w:p>
-      <w:pPr>
-        <w:ind w:left="317" w:hanging="317"/>
-      </w:pPr>
-      <w:r>
-        <w:rPr>
-          <w:rFonts w:ascii="Aptos" w:hAnsi="Aptos"/>
-          <w:b w:val="0"/>
-          <w:i w:val="0"/>
-          <w:color w:val="1A1F2C"/>
-          <w:sz w:val="21"/>
-        </w:rPr>
-        <w:t>• Document context, assumptions, prompt purpose, strongest challenge, and the output retained.</w:t>
-      </w:r>
-    </w:p>
-    <w:p>
-      <w:pPr>
-        <w:ind w:left="317" w:hanging="317"/>
-      </w:pPr>
-      <w:r>
-        <w:rPr>
-          <w:rFonts w:ascii="Aptos" w:hAnsi="Aptos"/>
-          <w:b w:val="0"/>
-          <w:i w:val="0"/>
-          <w:color w:val="1A1F2C"/>
-          <w:sz w:val="21"/>
-        </w:rPr>
-        <w:t>• Check the challenge using an exact SEC filing, FactSet item, Excel calculation, or course concept.</w:t>
-      </w:r>
-    </w:p>
-    <w:p>
-      <w:pPr>
-        <w:ind w:left="317" w:hanging="317"/>
-      </w:pPr>
-      <w:r>
-        <w:rPr>
-          <w:rFonts w:ascii="Aptos" w:hAnsi="Aptos"/>
-          <w:b w:val="0"/>
-          <w:i w:val="0"/>
-          <w:color w:val="1A1F2C"/>
-          <w:sz w:val="21"/>
-        </w:rPr>
-        <w:t>• Record the finding, uncertainty, accept/modify/reject judgment, and the resulting revision or defense.</w:t>
-      </w:r>
-    </w:p>
-    <w:p>
-      <w:pPr>
-        <w:ind w:left="317" w:hanging="317"/>
-      </w:pPr>
-      <w:r>
-        <w:rPr>
-          <w:rFonts w:ascii="Aptos" w:hAnsi="Aptos"/>
-          <w:b w:val="0"/>
-          <w:i w:val="0"/>
-          <w:color w:val="1A1F2C"/>
-          <w:sz w:val="21"/>
-        </w:rPr>
-        <w:t>• Prepare the final verified AI-use disclosure and rehearse the Oral Presentation, including live questions.</w:t>
-      </w:r>
-    </w:p>
-    <w:p>
-      <w:pPr>
-        <w:ind w:left="317" w:hanging="317"/>
-      </w:pPr>
-      <w:r>
-        <w:rPr>
-          <w:rFonts w:ascii="Aptos" w:hAnsi="Aptos"/>
-          <w:b w:val="0"/>
-          <w:i w:val="0"/>
-          <w:color w:val="1A1F2C"/>
-          <w:sz w:val="21"/>
-        </w:rPr>
-        <w:t>• Never provide raw licensed FactSet files or screenshots, private information, instructor-only material, or nonpublic information to a public AI tool.</w:t>
+        <w:t>Project page: https://bevitts-design.github.io/BUS311-Corporate_Finance/CAPSTONE/</w:t>
       </w:r>
     </w:p>
     <w:p>
@@ -3036,1954 +143,124 @@
     <w:p>
       <w:pPr>
         <w:pStyle w:val="Heading1"/>
-        <w:keepNext/>
       </w:pPr>
       <w:r>
-        <w:t>Stage 5 — Submit the company analysis and present to the Board (75 points)</w:t>
-      </w:r>
-    </w:p>
-    <w:tbl>
-      <w:tblPr>
-        <w:tblStyle w:val="TableGrid"/>
-        <w:tblW w:type="dxa" w:w="9360"/>
-        <w:jc w:val="left"/>
-        <w:tblLayout w:type="fixed"/>
-        <w:tblLook w:firstColumn="1" w:firstRow="1" w:lastColumn="0" w:lastRow="0" w:noHBand="0" w:noVBand="1" w:val="04A0"/>
-        <w:tblInd w:w="120" w:type="dxa"/>
-      </w:tblPr>
-      <w:tblGrid>
-        <w:gridCol w:w="9360"/>
-      </w:tblGrid>
-      <w:tr>
-        <w:trPr>
-          <w:cantSplit/>
-        </w:trPr>
-        <w:tc>
-          <w:tcPr>
-            <w:tcW w:type="dxa" w:w="9360"/>
-            <w:shd w:fill="FFF4DF"/>
-            <w:tcMar>
-              <w:top w:w="100" w:type="dxa"/>
-              <w:start w:w="120" w:type="dxa"/>
-              <w:bottom w:w="100" w:type="dxa"/>
-              <w:end w:w="120" w:type="dxa"/>
-            </w:tcMar>
-            <w:vAlign w:val="center"/>
-          </w:tcPr>
-          <w:p>
-            <w:pPr>
-              <w:spacing w:after="40"/>
-            </w:pPr>
-            <w:r>
-              <w:rPr>
-                <w:rFonts w:ascii="Aptos" w:hAnsi="Aptos"/>
-                <w:b/>
-                <w:i w:val="0"/>
-                <w:color w:val="9C4A2B"/>
-                <w:sz w:val="19"/>
-              </w:rPr>
-              <w:t xml:space="preserve">EXACTLY TWO ASSESSED COMPONENTS  </w:t>
-            </w:r>
-            <w:r>
-              <w:rPr>
-                <w:rFonts w:ascii="Aptos" w:hAnsi="Aptos"/>
-                <w:b w:val="0"/>
-                <w:i w:val="0"/>
-                <w:color w:val="152536"/>
-                <w:sz w:val="21"/>
-              </w:rPr>
-              <w:t>PowerPoint company-analysis project submission — 50 points; Oral Presentation — 25 points. There is one uploaded file and one live performance.</w:t>
-            </w:r>
-          </w:p>
-        </w:tc>
-      </w:tr>
-    </w:tbl>
-    <w:p>
-      <w:pPr>
-        <w:spacing w:after="20"/>
-      </w:pPr>
-    </w:p>
-    <w:tbl>
-      <w:tblPr>
-        <w:tblStyle w:val="TableGrid"/>
-        <w:tblW w:type="dxa" w:w="9360"/>
-        <w:jc w:val="left"/>
-        <w:tblLayout w:type="fixed"/>
-        <w:tblLook w:firstColumn="1" w:firstRow="1" w:lastColumn="0" w:lastRow="0" w:noHBand="0" w:noVBand="1" w:val="04A0"/>
-        <w:tblInd w:w="120" w:type="dxa"/>
-      </w:tblPr>
-      <w:tblGrid>
-        <w:gridCol w:w="1900"/>
-        <w:gridCol w:w="3730"/>
-        <w:gridCol w:w="3730"/>
-      </w:tblGrid>
-      <w:tr>
-        <w:trPr>
-          <w:tblHeader w:val="true"/>
-          <w:cantSplit/>
-        </w:trPr>
-        <w:tc>
-          <w:tcPr>
-            <w:tcW w:type="dxa" w:w="1900"/>
-            <w:shd w:fill="EDF3F7"/>
-            <w:tcMar>
-              <w:top w:w="100" w:type="dxa"/>
-              <w:start w:w="120" w:type="dxa"/>
-              <w:bottom w:w="100" w:type="dxa"/>
-              <w:end w:w="120" w:type="dxa"/>
-            </w:tcMar>
-            <w:vAlign w:val="center"/>
-          </w:tcPr>
-          <w:p>
-            <w:pPr>
-              <w:spacing w:after="20" w:line="247" w:lineRule="auto"/>
-            </w:pPr>
-            <w:r/>
-            <w:r>
-              <w:rPr>
-                <w:rFonts w:ascii="Aptos" w:hAnsi="Aptos"/>
-                <w:b/>
-                <w:i w:val="0"/>
-                <w:color w:val="152536"/>
-                <w:sz w:val="17"/>
-              </w:rPr>
-              <w:t>Expectation</w:t>
-            </w:r>
-          </w:p>
-        </w:tc>
-        <w:tc>
-          <w:tcPr>
-            <w:tcW w:type="dxa" w:w="3730"/>
-            <w:shd w:fill="EDF3F7"/>
-            <w:tcMar>
-              <w:top w:w="100" w:type="dxa"/>
-              <w:start w:w="120" w:type="dxa"/>
-              <w:bottom w:w="100" w:type="dxa"/>
-              <w:end w:w="120" w:type="dxa"/>
-            </w:tcMar>
-            <w:vAlign w:val="center"/>
-          </w:tcPr>
-          <w:p>
-            <w:pPr>
-              <w:spacing w:after="20" w:line="247" w:lineRule="auto"/>
-            </w:pPr>
-            <w:r/>
-            <w:r>
-              <w:rPr>
-                <w:rFonts w:ascii="Aptos" w:hAnsi="Aptos"/>
-                <w:b/>
-                <w:i w:val="0"/>
-                <w:color w:val="152536"/>
-                <w:sz w:val="17"/>
-              </w:rPr>
-              <w:t>PowerPoint upload</w:t>
-            </w:r>
-          </w:p>
-        </w:tc>
-        <w:tc>
-          <w:tcPr>
-            <w:tcW w:type="dxa" w:w="3730"/>
-            <w:shd w:fill="EDF3F7"/>
-            <w:tcMar>
-              <w:top w:w="100" w:type="dxa"/>
-              <w:start w:w="120" w:type="dxa"/>
-              <w:bottom w:w="100" w:type="dxa"/>
-              <w:end w:w="120" w:type="dxa"/>
-            </w:tcMar>
-            <w:vAlign w:val="center"/>
-          </w:tcPr>
-          <w:p>
-            <w:pPr>
-              <w:spacing w:after="20" w:line="247" w:lineRule="auto"/>
-            </w:pPr>
-            <w:r/>
-            <w:r>
-              <w:rPr>
-                <w:rFonts w:ascii="Aptos" w:hAnsi="Aptos"/>
-                <w:b/>
-                <w:i w:val="0"/>
-                <w:color w:val="152536"/>
-                <w:sz w:val="17"/>
-              </w:rPr>
-              <w:t>Oral Presentation</w:t>
-            </w:r>
-          </w:p>
-        </w:tc>
-      </w:tr>
-      <w:tr>
-        <w:trPr>
-          <w:cantSplit/>
-        </w:trPr>
-        <w:tc>
-          <w:tcPr>
-            <w:tcW w:type="dxa" w:w="1900"/>
-            <w:tcMar>
-              <w:top w:w="100" w:type="dxa"/>
-              <w:start w:w="120" w:type="dxa"/>
-              <w:bottom w:w="100" w:type="dxa"/>
-              <w:end w:w="120" w:type="dxa"/>
-            </w:tcMar>
-            <w:vAlign w:val="center"/>
-          </w:tcPr>
-          <w:p>
-            <w:pPr>
-              <w:spacing w:after="20" w:line="247" w:lineRule="auto"/>
-            </w:pPr>
-            <w:r/>
-            <w:r>
-              <w:rPr>
-                <w:rFonts w:ascii="Aptos" w:hAnsi="Aptos"/>
-                <w:b w:val="0"/>
-                <w:i w:val="0"/>
-                <w:color w:val="1A1F2C"/>
-                <w:sz w:val="17"/>
-              </w:rPr>
-              <w:t>What you do</w:t>
-            </w:r>
-          </w:p>
-        </w:tc>
-        <w:tc>
-          <w:tcPr>
-            <w:tcW w:type="dxa" w:w="3730"/>
-            <w:tcMar>
-              <w:top w:w="100" w:type="dxa"/>
-              <w:start w:w="120" w:type="dxa"/>
-              <w:bottom w:w="100" w:type="dxa"/>
-              <w:end w:w="120" w:type="dxa"/>
-            </w:tcMar>
-            <w:vAlign w:val="center"/>
-          </w:tcPr>
-          <w:p>
-            <w:pPr>
-              <w:spacing w:after="20" w:line="247" w:lineRule="auto"/>
-            </w:pPr>
-            <w:r/>
-            <w:r>
-              <w:rPr>
-                <w:rFonts w:ascii="Aptos" w:hAnsi="Aptos"/>
-                <w:b w:val="0"/>
-                <w:i w:val="0"/>
-                <w:color w:val="1A1F2C"/>
-                <w:sz w:val="17"/>
-              </w:rPr>
-              <w:t>Upload one editable company-analysis .pptx</w:t>
-            </w:r>
-          </w:p>
-        </w:tc>
-        <w:tc>
-          <w:tcPr>
-            <w:tcW w:type="dxa" w:w="3730"/>
-            <w:tcMar>
-              <w:top w:w="100" w:type="dxa"/>
-              <w:start w:w="120" w:type="dxa"/>
-              <w:bottom w:w="100" w:type="dxa"/>
-              <w:end w:w="120" w:type="dxa"/>
-            </w:tcMar>
-            <w:vAlign w:val="center"/>
-          </w:tcPr>
-          <w:p>
-            <w:pPr>
-              <w:spacing w:after="20" w:line="247" w:lineRule="auto"/>
-            </w:pPr>
-            <w:r/>
-            <w:r>
-              <w:rPr>
-                <w:rFonts w:ascii="Aptos" w:hAnsi="Aptos"/>
-                <w:b w:val="0"/>
-                <w:i w:val="0"/>
-                <w:color w:val="1A1F2C"/>
-                <w:sz w:val="17"/>
-              </w:rPr>
-              <w:t>Present the submitted deck individually to the class</w:t>
-            </w:r>
-          </w:p>
-        </w:tc>
-      </w:tr>
-      <w:tr>
-        <w:trPr>
-          <w:cantSplit/>
-        </w:trPr>
-        <w:tc>
-          <w:tcPr>
-            <w:tcW w:type="dxa" w:w="1900"/>
-            <w:shd w:fill="FAF8F3"/>
-            <w:tcMar>
-              <w:top w:w="100" w:type="dxa"/>
-              <w:start w:w="120" w:type="dxa"/>
-              <w:bottom w:w="100" w:type="dxa"/>
-              <w:end w:w="120" w:type="dxa"/>
-            </w:tcMar>
-            <w:vAlign w:val="center"/>
-          </w:tcPr>
-          <w:p>
-            <w:pPr>
-              <w:spacing w:after="20" w:line="247" w:lineRule="auto"/>
-            </w:pPr>
-            <w:r/>
-            <w:r>
-              <w:rPr>
-                <w:rFonts w:ascii="Aptos" w:hAnsi="Aptos"/>
-                <w:b w:val="0"/>
-                <w:i w:val="0"/>
-                <w:color w:val="1A1F2C"/>
-                <w:sz w:val="17"/>
-              </w:rPr>
-              <w:t>When</w:t>
-            </w:r>
-          </w:p>
-        </w:tc>
-        <w:tc>
-          <w:tcPr>
-            <w:tcW w:type="dxa" w:w="3730"/>
-            <w:shd w:fill="FAF8F3"/>
-            <w:tcMar>
-              <w:top w:w="100" w:type="dxa"/>
-              <w:start w:w="120" w:type="dxa"/>
-              <w:bottom w:w="100" w:type="dxa"/>
-              <w:end w:w="120" w:type="dxa"/>
-            </w:tcMar>
-            <w:vAlign w:val="center"/>
-          </w:tcPr>
-          <w:p>
-            <w:pPr>
-              <w:spacing w:after="20" w:line="247" w:lineRule="auto"/>
-            </w:pPr>
-            <w:r/>
-            <w:r>
-              <w:rPr>
-                <w:rFonts w:ascii="Aptos" w:hAnsi="Aptos"/>
-                <w:b w:val="0"/>
-                <w:i w:val="0"/>
-                <w:color w:val="1A1F2C"/>
-                <w:sz w:val="17"/>
-              </w:rPr>
-              <w:t>Monday, Nov. 30, 2026 at 12:30 p.m. ET, when class begins</w:t>
-            </w:r>
-          </w:p>
-        </w:tc>
-        <w:tc>
-          <w:tcPr>
-            <w:tcW w:type="dxa" w:w="3730"/>
-            <w:shd w:fill="FAF8F3"/>
-            <w:tcMar>
-              <w:top w:w="100" w:type="dxa"/>
-              <w:start w:w="120" w:type="dxa"/>
-              <w:bottom w:w="100" w:type="dxa"/>
-              <w:end w:w="120" w:type="dxa"/>
-            </w:tcMar>
-            <w:vAlign w:val="center"/>
-          </w:tcPr>
-          <w:p>
-            <w:pPr>
-              <w:spacing w:after="20" w:line="247" w:lineRule="auto"/>
-            </w:pPr>
-            <w:r/>
-            <w:r>
-              <w:rPr>
-                <w:rFonts w:ascii="Aptos" w:hAnsi="Aptos"/>
-                <w:b w:val="0"/>
-                <w:i w:val="0"/>
-                <w:color w:val="1A1F2C"/>
-                <w:sz w:val="17"/>
-              </w:rPr>
-              <w:t>Assigned date between Nov. 30 and Dec. 9</w:t>
-            </w:r>
-          </w:p>
-        </w:tc>
-      </w:tr>
-      <w:tr>
-        <w:trPr>
-          <w:cantSplit/>
-        </w:trPr>
-        <w:tc>
-          <w:tcPr>
-            <w:tcW w:type="dxa" w:w="1900"/>
-            <w:tcMar>
-              <w:top w:w="100" w:type="dxa"/>
-              <w:start w:w="120" w:type="dxa"/>
-              <w:bottom w:w="100" w:type="dxa"/>
-              <w:end w:w="120" w:type="dxa"/>
-            </w:tcMar>
-            <w:vAlign w:val="center"/>
-          </w:tcPr>
-          <w:p>
-            <w:pPr>
-              <w:spacing w:after="20" w:line="247" w:lineRule="auto"/>
-            </w:pPr>
-            <w:r/>
-            <w:r>
-              <w:rPr>
-                <w:rFonts w:ascii="Aptos" w:hAnsi="Aptos"/>
-                <w:b w:val="0"/>
-                <w:i w:val="0"/>
-                <w:color w:val="1A1F2C"/>
-                <w:sz w:val="17"/>
-              </w:rPr>
-              <w:t>Length</w:t>
-            </w:r>
-          </w:p>
-        </w:tc>
-        <w:tc>
-          <w:tcPr>
-            <w:tcW w:type="dxa" w:w="3730"/>
-            <w:tcMar>
-              <w:top w:w="100" w:type="dxa"/>
-              <w:start w:w="120" w:type="dxa"/>
-              <w:bottom w:w="100" w:type="dxa"/>
-              <w:end w:w="120" w:type="dxa"/>
-            </w:tcMar>
-            <w:vAlign w:val="center"/>
-          </w:tcPr>
-          <w:p>
-            <w:pPr>
-              <w:spacing w:after="20" w:line="247" w:lineRule="auto"/>
-            </w:pPr>
-            <w:r/>
-            <w:r>
-              <w:rPr>
-                <w:rFonts w:ascii="Aptos" w:hAnsi="Aptos"/>
-                <w:b w:val="0"/>
-                <w:i w:val="0"/>
-                <w:color w:val="1A1F2C"/>
-                <w:sz w:val="17"/>
-              </w:rPr>
-              <w:t>8-10 core slides plus optional analytical appendix</w:t>
-            </w:r>
-          </w:p>
-        </w:tc>
-        <w:tc>
-          <w:tcPr>
-            <w:tcW w:type="dxa" w:w="3730"/>
-            <w:tcMar>
-              <w:top w:w="100" w:type="dxa"/>
-              <w:start w:w="120" w:type="dxa"/>
-              <w:bottom w:w="100" w:type="dxa"/>
-              <w:end w:w="120" w:type="dxa"/>
-            </w:tcMar>
-            <w:vAlign w:val="center"/>
-          </w:tcPr>
-          <w:p>
-            <w:pPr>
-              <w:spacing w:after="20" w:line="247" w:lineRule="auto"/>
-            </w:pPr>
-            <w:r/>
-            <w:r>
-              <w:rPr>
-                <w:rFonts w:ascii="Aptos" w:hAnsi="Aptos"/>
-                <w:b w:val="0"/>
-                <w:i w:val="0"/>
-                <w:color w:val="1A1F2C"/>
-                <w:sz w:val="17"/>
-              </w:rPr>
-              <w:t>Up to 7 minutes presenting plus up to 3 minutes responding to live questions</w:t>
-            </w:r>
-          </w:p>
-        </w:tc>
-      </w:tr>
-      <w:tr>
-        <w:trPr>
-          <w:cantSplit/>
-        </w:trPr>
-        <w:tc>
-          <w:tcPr>
-            <w:tcW w:type="dxa" w:w="1900"/>
-            <w:shd w:fill="FAF8F3"/>
-            <w:tcMar>
-              <w:top w:w="100" w:type="dxa"/>
-              <w:start w:w="120" w:type="dxa"/>
-              <w:bottom w:w="100" w:type="dxa"/>
-              <w:end w:w="120" w:type="dxa"/>
-            </w:tcMar>
-            <w:vAlign w:val="center"/>
-          </w:tcPr>
-          <w:p>
-            <w:pPr>
-              <w:spacing w:after="20" w:line="247" w:lineRule="auto"/>
-            </w:pPr>
-            <w:r/>
-            <w:r>
-              <w:rPr>
-                <w:rFonts w:ascii="Aptos" w:hAnsi="Aptos"/>
-                <w:b w:val="0"/>
-                <w:i w:val="0"/>
-                <w:color w:val="1A1F2C"/>
-                <w:sz w:val="17"/>
-              </w:rPr>
-              <w:t>Points</w:t>
-            </w:r>
-          </w:p>
-        </w:tc>
-        <w:tc>
-          <w:tcPr>
-            <w:tcW w:type="dxa" w:w="3730"/>
-            <w:shd w:fill="FAF8F3"/>
-            <w:tcMar>
-              <w:top w:w="100" w:type="dxa"/>
-              <w:start w:w="120" w:type="dxa"/>
-              <w:bottom w:w="100" w:type="dxa"/>
-              <w:end w:w="120" w:type="dxa"/>
-            </w:tcMar>
-            <w:vAlign w:val="center"/>
-          </w:tcPr>
-          <w:p>
-            <w:pPr>
-              <w:spacing w:after="20" w:line="247" w:lineRule="auto"/>
-            </w:pPr>
-            <w:r/>
-            <w:r>
-              <w:rPr>
-                <w:rFonts w:ascii="Aptos" w:hAnsi="Aptos"/>
-                <w:b w:val="0"/>
-                <w:i w:val="0"/>
-                <w:color w:val="1A1F2C"/>
-                <w:sz w:val="17"/>
-              </w:rPr>
-              <w:t>50</w:t>
-            </w:r>
-          </w:p>
-        </w:tc>
-        <w:tc>
-          <w:tcPr>
-            <w:tcW w:type="dxa" w:w="3730"/>
-            <w:shd w:fill="FAF8F3"/>
-            <w:tcMar>
-              <w:top w:w="100" w:type="dxa"/>
-              <w:start w:w="120" w:type="dxa"/>
-              <w:bottom w:w="100" w:type="dxa"/>
-              <w:end w:w="120" w:type="dxa"/>
-            </w:tcMar>
-            <w:vAlign w:val="center"/>
-          </w:tcPr>
-          <w:p>
-            <w:pPr>
-              <w:spacing w:after="20" w:line="247" w:lineRule="auto"/>
-            </w:pPr>
-            <w:r/>
-            <w:r>
-              <w:rPr>
-                <w:rFonts w:ascii="Aptos" w:hAnsi="Aptos"/>
-                <w:b w:val="0"/>
-                <w:i w:val="0"/>
-                <w:color w:val="1A1F2C"/>
-                <w:sz w:val="17"/>
-              </w:rPr>
-              <w:t>25</w:t>
-            </w:r>
-          </w:p>
-        </w:tc>
-      </w:tr>
-      <w:tr>
-        <w:trPr>
-          <w:cantSplit/>
-        </w:trPr>
-        <w:tc>
-          <w:tcPr>
-            <w:tcW w:type="dxa" w:w="1900"/>
-            <w:tcMar>
-              <w:top w:w="100" w:type="dxa"/>
-              <w:start w:w="120" w:type="dxa"/>
-              <w:bottom w:w="100" w:type="dxa"/>
-              <w:end w:w="120" w:type="dxa"/>
-            </w:tcMar>
-            <w:vAlign w:val="center"/>
-          </w:tcPr>
-          <w:p>
-            <w:pPr>
-              <w:spacing w:after="20" w:line="247" w:lineRule="auto"/>
-            </w:pPr>
-            <w:r/>
-            <w:r>
-              <w:rPr>
-                <w:rFonts w:ascii="Aptos" w:hAnsi="Aptos"/>
-                <w:b w:val="0"/>
-                <w:i w:val="0"/>
-                <w:color w:val="1A1F2C"/>
-                <w:sz w:val="17"/>
-              </w:rPr>
-              <w:t>Canvas</w:t>
-            </w:r>
-          </w:p>
-        </w:tc>
-        <w:tc>
-          <w:tcPr>
-            <w:tcW w:type="dxa" w:w="3730"/>
-            <w:tcMar>
-              <w:top w:w="100" w:type="dxa"/>
-              <w:start w:w="120" w:type="dxa"/>
-              <w:bottom w:w="100" w:type="dxa"/>
-              <w:end w:w="120" w:type="dxa"/>
-            </w:tcMar>
-            <w:vAlign w:val="center"/>
-          </w:tcPr>
-          <w:p>
-            <w:pPr>
-              <w:spacing w:after="20" w:line="247" w:lineRule="auto"/>
-            </w:pPr>
-            <w:r/>
-            <w:r>
-              <w:rPr>
-                <w:rFonts w:ascii="Aptos" w:hAnsi="Aptos"/>
-                <w:b w:val="0"/>
-                <w:i w:val="0"/>
-                <w:color w:val="1A1F2C"/>
-                <w:sz w:val="17"/>
-              </w:rPr>
-              <w:t>One file is uploaded</w:t>
-            </w:r>
-          </w:p>
-        </w:tc>
-        <w:tc>
-          <w:tcPr>
-            <w:tcW w:type="dxa" w:w="3730"/>
-            <w:tcMar>
-              <w:top w:w="100" w:type="dxa"/>
-              <w:start w:w="120" w:type="dxa"/>
-              <w:bottom w:w="100" w:type="dxa"/>
-              <w:end w:w="120" w:type="dxa"/>
-            </w:tcMar>
-            <w:vAlign w:val="center"/>
-          </w:tcPr>
-          <w:p>
-            <w:pPr>
-              <w:spacing w:after="20" w:line="247" w:lineRule="auto"/>
-            </w:pPr>
-            <w:r/>
-            <w:r>
-              <w:rPr>
-                <w:rFonts w:ascii="Aptos" w:hAnsi="Aptos"/>
-                <w:b w:val="0"/>
-                <w:i w:val="0"/>
-                <w:color w:val="1A1F2C"/>
-                <w:sz w:val="17"/>
-              </w:rPr>
-              <w:t>No second Stage 5 file is uploaded</w:t>
-            </w:r>
-          </w:p>
-        </w:tc>
-      </w:tr>
-    </w:tbl>
-    <w:p>
-      <w:pPr>
-        <w:spacing w:after="20"/>
-      </w:pPr>
-    </w:p>
-    <w:p>
-      <w:pPr>
-        <w:pStyle w:val="Heading2"/>
-        <w:keepNext/>
-      </w:pPr>
-      <w:r>
-        <w:t>Component 1 — PowerPoint company-analysis project submission (50 points)</w:t>
-      </w:r>
-    </w:p>
-    <w:p>
-      <w:pPr>
-        <w:spacing w:after="100"/>
-      </w:pPr>
-      <w:r>
-        <w:rPr>
-          <w:rFonts w:ascii="Aptos" w:hAnsi="Aptos"/>
-          <w:b/>
-          <w:i w:val="0"/>
-          <w:color w:val="1A1F2C"/>
-          <w:sz w:val="21"/>
-        </w:rPr>
-        <w:t xml:space="preserve">Required filename: </w:t>
-      </w:r>
-      <w:r>
-        <w:rPr>
-          <w:rFonts w:ascii="Aptos" w:hAnsi="Aptos"/>
-          <w:b w:val="0"/>
-          <w:i w:val="0"/>
-          <w:color w:val="1A1F2C"/>
-          <w:sz w:val="21"/>
-        </w:rPr>
-        <w:t>BUS311_[LastName]_[Ticker]_CompanyAnalysis.pptx</w:t>
-      </w:r>
-    </w:p>
-    <w:p>
-      <w:pPr>
-        <w:ind w:left="317" w:hanging="317"/>
-      </w:pPr>
-      <w:r>
-        <w:rPr>
-          <w:rFonts w:ascii="Aptos" w:hAnsi="Aptos"/>
-          <w:b w:val="0"/>
-          <w:i w:val="0"/>
-          <w:color w:val="1A1F2C"/>
-          <w:sz w:val="21"/>
-        </w:rPr>
-        <w:t>• Submit exactly one editable PowerPoint (.pptx) by the final file lock. PDF-only, image-only, link-only, or noneditable substitutes do not meet the format requirement.</w:t>
-      </w:r>
-    </w:p>
-    <w:p>
-      <w:pPr>
-        <w:ind w:left="317" w:hanging="317"/>
-      </w:pPr>
-      <w:r>
-        <w:rPr>
-          <w:rFonts w:ascii="Aptos" w:hAnsi="Aptos"/>
-          <w:b w:val="0"/>
-          <w:i w:val="0"/>
-          <w:color w:val="1A1F2C"/>
-          <w:sz w:val="21"/>
-        </w:rPr>
-        <w:t>• Use 8-10 core slides. Optional analytical appendix slides may support deeper evidence and live questions; they do not replace a concise core decision narrative.</w:t>
-      </w:r>
-    </w:p>
-    <w:p>
-      <w:pPr>
-        <w:ind w:left="317" w:hanging="317"/>
-      </w:pPr>
-      <w:r>
-        <w:rPr>
-          <w:rFonts w:ascii="Aptos" w:hAnsi="Aptos"/>
-          <w:b w:val="0"/>
-          <w:i w:val="0"/>
-          <w:color w:val="1A1F2C"/>
-          <w:sz w:val="21"/>
-        </w:rPr>
-        <w:t>• Lead with the requested Board decision and one company-specific CFO recommendation.</w:t>
-      </w:r>
-    </w:p>
-    <w:p>
-      <w:pPr>
-        <w:ind w:left="317" w:hanging="317"/>
-      </w:pPr>
-      <w:r>
-        <w:rPr>
-          <w:rFonts w:ascii="Aptos" w:hAnsi="Aptos"/>
-          <w:b w:val="0"/>
-          <w:i w:val="0"/>
-          <w:color w:val="1A1F2C"/>
-          <w:sz w:val="21"/>
-        </w:rPr>
-        <w:t>• Show the revenue engine, three-to-five-year evidence, company-specific drivers, testable hypothesis, and verified red-team revision before valuation.</w:t>
-      </w:r>
-    </w:p>
-    <w:p>
-      <w:pPr>
-        <w:ind w:left="317" w:hanging="317"/>
-      </w:pPr>
-      <w:r>
-        <w:rPr>
-          <w:rFonts w:ascii="Aptos" w:hAnsi="Aptos"/>
-          <w:b w:val="0"/>
-          <w:i w:val="0"/>
-          <w:color w:val="1A1F2C"/>
-          <w:sz w:val="21"/>
-        </w:rPr>
-        <w:t>• Reconcile valuation or capital-budgeting outputs, base/upside/downside scenarios, and decision-changing sensitivities to the assessed Excel model.</w:t>
-      </w:r>
-    </w:p>
-    <w:p>
-      <w:pPr>
-        <w:ind w:left="317" w:hanging="317"/>
-      </w:pPr>
-      <w:r>
-        <w:rPr>
-          <w:rFonts w:ascii="Aptos" w:hAnsi="Aptos"/>
-          <w:b w:val="0"/>
-          <w:i w:val="0"/>
-          <w:color w:val="1A1F2C"/>
-          <w:sz w:val="21"/>
-        </w:rPr>
-        <w:t>• Compare credible alternatives and specify two or three actions with owners, timing, resources, dependencies, indicators, triggers, risks, and mitigations.</w:t>
-      </w:r>
-    </w:p>
-    <w:p>
-      <w:pPr>
-        <w:ind w:left="317" w:hanging="317"/>
-      </w:pPr>
-      <w:r>
-        <w:rPr>
-          <w:rFonts w:ascii="Aptos" w:hAnsi="Aptos"/>
-          <w:b w:val="0"/>
-          <w:i w:val="0"/>
-          <w:color w:val="1A1F2C"/>
-          <w:sz w:val="21"/>
-        </w:rPr>
-        <w:t>• Use readable, accessible, editable or traceable visuals with units, periods, definitions, compact SEC/FactSet/model source notes, limitations, and the verified AI-use disclosure.</w:t>
-      </w:r>
-    </w:p>
-    <w:p>
-      <w:r>
-        <w:br w:type="page"/>
+        <w:t>A manageable analysis</w:t>
       </w:r>
     </w:p>
     <w:p>
       <w:pPr>
         <w:pStyle w:val="Heading2"/>
-        <w:keepNext/>
       </w:pPr>
       <w:r>
-        <w:t>Component 2 — Oral Presentation (25 points)</w:t>
+        <w:t>Research minimum</w:t>
       </w:r>
     </w:p>
-    <w:tbl>
-      <w:tblPr>
-        <w:tblStyle w:val="TableGrid"/>
-        <w:tblW w:type="dxa" w:w="9360"/>
-        <w:jc w:val="left"/>
-        <w:tblLayout w:type="fixed"/>
-        <w:tblLook w:firstColumn="1" w:firstRow="1" w:lastColumn="0" w:lastRow="0" w:noHBand="0" w:noVBand="1" w:val="04A0"/>
-        <w:tblInd w:w="120" w:type="dxa"/>
-      </w:tblPr>
-      <w:tblGrid>
-        <w:gridCol w:w="9360"/>
-      </w:tblGrid>
-      <w:tr>
-        <w:trPr>
-          <w:cantSplit/>
-        </w:trPr>
-        <w:tc>
-          <w:tcPr>
-            <w:tcW w:type="dxa" w:w="9360"/>
-            <w:shd w:fill="EDF3F7"/>
-            <w:tcMar>
-              <w:top w:w="100" w:type="dxa"/>
-              <w:start w:w="120" w:type="dxa"/>
-              <w:bottom w:w="100" w:type="dxa"/>
-              <w:end w:w="120" w:type="dxa"/>
-            </w:tcMar>
-            <w:vAlign w:val="center"/>
-          </w:tcPr>
-          <w:p>
-            <w:pPr>
-              <w:spacing w:after="40"/>
-            </w:pPr>
-            <w:r>
-              <w:rPr>
-                <w:rFonts w:ascii="Aptos" w:hAnsi="Aptos"/>
-                <w:b/>
-                <w:i w:val="0"/>
-                <w:color w:val="355773"/>
-                <w:sz w:val="19"/>
-              </w:rPr>
-              <w:t xml:space="preserve">LIVE REQUIREMENT  </w:t>
-            </w:r>
-            <w:r>
-              <w:rPr>
-                <w:rFonts w:ascii="Aptos" w:hAnsi="Aptos"/>
-                <w:b w:val="0"/>
-                <w:i w:val="0"/>
-                <w:color w:val="152536"/>
-                <w:sz w:val="21"/>
-              </w:rPr>
-              <w:t>Present the submitted PowerPoint individually on your assigned date. The live performance is not a second upload. Delivery and responses to questions are assessed together in this single 25-point criterion.</w:t>
-            </w:r>
-          </w:p>
-        </w:tc>
-      </w:tr>
-    </w:tbl>
     <w:p>
-      <w:pPr>
-        <w:spacing w:after="20"/>
-      </w:pPr>
-    </w:p>
-    <w:p>
-      <w:pPr>
-        <w:ind w:left="317" w:hanging="317"/>
-      </w:pPr>
       <w:r>
-        <w:rPr>
-          <w:rFonts w:ascii="Aptos" w:hAnsi="Aptos"/>
-          <w:b w:val="0"/>
-          <w:i w:val="0"/>
-          <w:color w:val="1A1F2C"/>
-          <w:sz w:val="21"/>
-        </w:rPr>
-        <w:t>• Use up to seven minutes for the decision briefing. Lead with the recommendation, explain revenue before valuation, and use the deck as evidence rather than as a script.</w:t>
+        <w:t>Three comparable years of revenue, two drivers, one peer comparison, two risks, and one forecast claim. Connect each to the proposed decision. Additional research is optional and earns credit only by improving the published criteria.</w:t>
       </w:r>
     </w:p>
     <w:p>
       <w:pPr>
-        <w:ind w:left="317" w:hanging="317"/>
+        <w:pStyle w:val="Heading2"/>
       </w:pPr>
       <w:r>
-        <w:rPr>
-          <w:rFonts w:ascii="Aptos" w:hAnsi="Aptos"/>
-          <w:b w:val="0"/>
-          <w:i w:val="0"/>
-          <w:color w:val="1A1F2C"/>
-          <w:sz w:val="21"/>
-        </w:rPr>
-        <w:t>• Use a clear professional voice, controlled pacing, purposeful transitions, accurate terminology, and communication appropriate for a CFO-and-Board audience in the classroom.</w:t>
+        <w:t>Growth or efficiency investment</w:t>
+      </w:r>
+    </w:p>
+    <w:p>
+      <w:r>
+        <w:t>Should the company fund a specific capacity, technology, or process improvement?</w:t>
+      </w:r>
+    </w:p>
+    <w:p>
+      <w:r>
+        <w:t>Incremental after-tax cash flow and NPV versus doing nothing.</w:t>
+      </w:r>
+    </w:p>
+    <w:p>
+      <w:r>
+        <w:t>Initial equipment and setup cash cost; annual additional sales or cost savings; operating costs; tax; additional working capital; end-of-project recovery. Use a bounded five-year project. Explain any estimated project cost using a public benchmark.</w:t>
+      </w:r>
+    </w:p>
+    <w:p>
+      <w:r>
+        <w:t>Choose a project with a defensible public cost benchmark. A whole-company acquisition, buyback, debt restructuring, or full enterprise valuation is outside this project.</w:t>
       </w:r>
     </w:p>
     <w:p>
       <w:pPr>
-        <w:ind w:left="317" w:hanging="317"/>
+        <w:pStyle w:val="Heading2"/>
       </w:pPr>
       <w:r>
-        <w:rPr>
-          <w:rFonts w:ascii="Aptos" w:hAnsi="Aptos"/>
-          <w:b w:val="0"/>
-          <w:i w:val="0"/>
-          <w:color w:val="1A1F2C"/>
-          <w:sz w:val="21"/>
-        </w:rPr>
-        <w:t>• For up to three additional minutes, respond to live questions about sources, revenue drivers, assumptions, calculations, scenarios, alternatives, implementation, risks, and conditions that would change the decision.</w:t>
+        <w:t>Working-capital improvement</w:t>
+      </w:r>
+    </w:p>
+    <w:p>
+      <w:r>
+        <w:t>Should the company reduce cash tied up in inventory or receivables without damaging service or sales?</w:t>
+      </w:r>
+    </w:p>
+    <w:p>
+      <w:r>
+        <w:t>Incremental cash released, implementation and operating costs, and NPV versus current practice.</w:t>
+      </w:r>
+    </w:p>
+    <w:p>
+      <w:r>
+        <w:t>For receivables, annual sales / 365 × days reduced; for inventory, annual cost of goods sold / 365 × days reduced. Use one lever. Count the release once, explain the duration, and include restoration if the improvement ends.</w:t>
+      </w:r>
+    </w:p>
+    <w:p>
+      <w:r>
+        <w:t>Use one cash-conversion lever, with two service or revenue risks. Do not count the same cash release again as operating revenue or recurring savings.</w:t>
       </w:r>
     </w:p>
     <w:p>
       <w:pPr>
-        <w:ind w:left="317" w:hanging="317"/>
+        <w:pStyle w:val="Heading2"/>
       </w:pPr>
       <w:r>
-        <w:rPr>
-          <w:rFonts w:ascii="Aptos" w:hAnsi="Aptos"/>
-          <w:b w:val="0"/>
-          <w:i w:val="0"/>
-          <w:color w:val="1A1F2C"/>
-          <w:sz w:val="21"/>
-        </w:rPr>
-        <w:t>• Trace answers to SEC, FactSet, Excel, or course evidence. Reconcile differing definitions when challenged.</w:t>
+        <w:t>How the model works</w:t>
+      </w:r>
+    </w:p>
+    <w:p>
+      <w:r>
+        <w:t>Compare the change with doing nothing. Enter the initial cash flow, annual benefits and costs, tax and discount rates, and end-of-project cash flows. The workbook calculates five-year NPV. The status quo has zero incremental NPV. Compare base, upside, and downside assumptions and test the path-appropriate sensitivity. Explain the model’s simplifying assumptions and your source IDs.</w:t>
+      </w:r>
+    </w:p>
+    <w:p>
+      <w:r>
+        <w:t>Before the November 4 model deadline, use the Example tab and the short model instructions. The template calculates discounting and NPV; explain those calculations in your own words. Plan a model workshop before submission.</w:t>
       </w:r>
     </w:p>
     <w:p>
       <w:pPr>
-        <w:ind w:left="317" w:hanging="317"/>
+        <w:pStyle w:val="Heading2"/>
       </w:pPr>
       <w:r>
-        <w:rPr>
-          <w:rFonts w:ascii="Aptos" w:hAnsi="Aptos"/>
-          <w:b w:val="0"/>
-          <w:i w:val="0"/>
-          <w:color w:val="1A1F2C"/>
-          <w:sz w:val="21"/>
-        </w:rPr>
-        <w:t>• If uncertain, state the limitation and identify the next evidence or calculation needed rather than inventing an answer.</w:t>
+        <w:t>One challenge</w:t>
       </w:r>
     </w:p>
     <w:p>
-      <w:pPr>
-        <w:ind w:left="317" w:hanging="317"/>
-      </w:pPr>
       <w:r>
-        <w:rPr>
-          <w:rFonts w:ascii="Aptos" w:hAnsi="Aptos"/>
-          <w:b w:val="0"/>
-          <w:i w:val="0"/>
-          <w:color w:val="1A1F2C"/>
-          <w:sz w:val="21"/>
-        </w:rPr>
-        <w:t>• Demonstrate individual ownership of the research, model, recommendation, submitted deck, and live responses.</w:t>
+        <w:t>Complete one challenge before the Stage 3 submission. Use AI, a peer, or the provided self-review questions. Record the strongest challenge, what you checked, and what you changed or why you kept the original conclusion. AI output is not financial evidence.</w:t>
       </w:r>
     </w:p>
-    <w:tbl>
-      <w:tblPr>
-        <w:tblStyle w:val="TableGrid"/>
-        <w:tblW w:type="dxa" w:w="9360"/>
-        <w:jc w:val="left"/>
-        <w:tblLayout w:type="fixed"/>
-        <w:tblLook w:firstColumn="1" w:firstRow="1" w:lastColumn="0" w:lastRow="0" w:noHBand="0" w:noVBand="1" w:val="04A0"/>
-        <w:tblInd w:w="120" w:type="dxa"/>
-      </w:tblPr>
-      <w:tblGrid>
-        <w:gridCol w:w="2100"/>
-        <w:gridCol w:w="2100"/>
-        <w:gridCol w:w="5160"/>
-      </w:tblGrid>
-      <w:tr>
-        <w:trPr>
-          <w:tblHeader w:val="true"/>
-          <w:cantSplit/>
-        </w:trPr>
-        <w:tc>
-          <w:tcPr>
-            <w:tcW w:type="dxa" w:w="2100"/>
-            <w:shd w:fill="EDF3F7"/>
-            <w:tcMar>
-              <w:top w:w="100" w:type="dxa"/>
-              <w:start w:w="120" w:type="dxa"/>
-              <w:bottom w:w="100" w:type="dxa"/>
-              <w:end w:w="120" w:type="dxa"/>
-            </w:tcMar>
-            <w:vAlign w:val="center"/>
-          </w:tcPr>
-          <w:p>
-            <w:pPr>
-              <w:spacing w:after="20" w:line="247" w:lineRule="auto"/>
-            </w:pPr>
-            <w:r/>
-            <w:r>
-              <w:rPr>
-                <w:rFonts w:ascii="Aptos" w:hAnsi="Aptos"/>
-                <w:b/>
-                <w:i w:val="0"/>
-                <w:color w:val="152536"/>
-                <w:sz w:val="18"/>
-              </w:rPr>
-              <w:t>Class date</w:t>
-            </w:r>
-          </w:p>
-        </w:tc>
-        <w:tc>
-          <w:tcPr>
-            <w:tcW w:type="dxa" w:w="2100"/>
-            <w:shd w:fill="EDF3F7"/>
-            <w:tcMar>
-              <w:top w:w="100" w:type="dxa"/>
-              <w:start w:w="120" w:type="dxa"/>
-              <w:bottom w:w="100" w:type="dxa"/>
-              <w:end w:w="120" w:type="dxa"/>
-            </w:tcMar>
-            <w:vAlign w:val="center"/>
-          </w:tcPr>
-          <w:p>
-            <w:pPr>
-              <w:spacing w:after="20" w:line="247" w:lineRule="auto"/>
-            </w:pPr>
-            <w:r/>
-            <w:r>
-              <w:rPr>
-                <w:rFonts w:ascii="Aptos" w:hAnsi="Aptos"/>
-                <w:b/>
-                <w:i w:val="0"/>
-                <w:color w:val="152536"/>
-                <w:sz w:val="18"/>
-              </w:rPr>
-              <w:t>Planned presenters</w:t>
-            </w:r>
-          </w:p>
-        </w:tc>
-        <w:tc>
-          <w:tcPr>
-            <w:tcW w:type="dxa" w:w="5160"/>
-            <w:shd w:fill="EDF3F7"/>
-            <w:tcMar>
-              <w:top w:w="100" w:type="dxa"/>
-              <w:start w:w="120" w:type="dxa"/>
-              <w:bottom w:w="100" w:type="dxa"/>
-              <w:end w:w="120" w:type="dxa"/>
-            </w:tcMar>
-            <w:vAlign w:val="center"/>
-          </w:tcPr>
-          <w:p>
-            <w:pPr>
-              <w:spacing w:after="20" w:line="247" w:lineRule="auto"/>
-            </w:pPr>
-            <w:r/>
-            <w:r>
-              <w:rPr>
-                <w:rFonts w:ascii="Aptos" w:hAnsi="Aptos"/>
-                <w:b/>
-                <w:i w:val="0"/>
-                <w:color w:val="152536"/>
-                <w:sz w:val="18"/>
-              </w:rPr>
-              <w:t>Individual time target</w:t>
-            </w:r>
-          </w:p>
-        </w:tc>
-      </w:tr>
-      <w:tr>
-        <w:trPr>
-          <w:cantSplit/>
-        </w:trPr>
-        <w:tc>
-          <w:tcPr>
-            <w:tcW w:type="dxa" w:w="2100"/>
-            <w:tcMar>
-              <w:top w:w="100" w:type="dxa"/>
-              <w:start w:w="120" w:type="dxa"/>
-              <w:bottom w:w="100" w:type="dxa"/>
-              <w:end w:w="120" w:type="dxa"/>
-            </w:tcMar>
-            <w:vAlign w:val="center"/>
-          </w:tcPr>
-          <w:p>
-            <w:pPr>
-              <w:spacing w:after="20" w:line="247" w:lineRule="auto"/>
-            </w:pPr>
-            <w:r/>
-            <w:r>
-              <w:rPr>
-                <w:rFonts w:ascii="Aptos" w:hAnsi="Aptos"/>
-                <w:b w:val="0"/>
-                <w:i w:val="0"/>
-                <w:color w:val="1A1F2C"/>
-                <w:sz w:val="18"/>
-              </w:rPr>
-              <w:t>Nov. 30</w:t>
-            </w:r>
-          </w:p>
-        </w:tc>
-        <w:tc>
-          <w:tcPr>
-            <w:tcW w:type="dxa" w:w="2100"/>
-            <w:tcMar>
-              <w:top w:w="100" w:type="dxa"/>
-              <w:start w:w="120" w:type="dxa"/>
-              <w:bottom w:w="100" w:type="dxa"/>
-              <w:end w:w="120" w:type="dxa"/>
-            </w:tcMar>
-            <w:vAlign w:val="center"/>
-          </w:tcPr>
-          <w:p>
-            <w:pPr>
-              <w:spacing w:after="20" w:line="247" w:lineRule="auto"/>
-            </w:pPr>
-            <w:r/>
-            <w:r>
-              <w:rPr>
-                <w:rFonts w:ascii="Aptos" w:hAnsi="Aptos"/>
-                <w:b w:val="0"/>
-                <w:i w:val="0"/>
-                <w:color w:val="1A1F2C"/>
-                <w:sz w:val="18"/>
-              </w:rPr>
-              <w:t>5</w:t>
-            </w:r>
-          </w:p>
-        </w:tc>
-        <w:tc>
-          <w:tcPr>
-            <w:tcW w:type="dxa" w:w="5160"/>
-            <w:tcMar>
-              <w:top w:w="100" w:type="dxa"/>
-              <w:start w:w="120" w:type="dxa"/>
-              <w:bottom w:w="100" w:type="dxa"/>
-              <w:end w:w="120" w:type="dxa"/>
-            </w:tcMar>
-            <w:vAlign w:val="center"/>
-          </w:tcPr>
-          <w:p>
-            <w:pPr>
-              <w:spacing w:after="20" w:line="247" w:lineRule="auto"/>
-            </w:pPr>
-            <w:r/>
-            <w:r>
-              <w:rPr>
-                <w:rFonts w:ascii="Aptos" w:hAnsi="Aptos"/>
-                <w:b w:val="0"/>
-                <w:i w:val="0"/>
-                <w:color w:val="1A1F2C"/>
-                <w:sz w:val="18"/>
-              </w:rPr>
-              <w:t>Up to 7 minutes presenting + up to 3 minutes for live questions + transition</w:t>
-            </w:r>
-          </w:p>
-        </w:tc>
-      </w:tr>
-      <w:tr>
-        <w:trPr>
-          <w:cantSplit/>
-        </w:trPr>
-        <w:tc>
-          <w:tcPr>
-            <w:tcW w:type="dxa" w:w="2100"/>
-            <w:shd w:fill="FAF8F3"/>
-            <w:tcMar>
-              <w:top w:w="100" w:type="dxa"/>
-              <w:start w:w="120" w:type="dxa"/>
-              <w:bottom w:w="100" w:type="dxa"/>
-              <w:end w:w="120" w:type="dxa"/>
-            </w:tcMar>
-            <w:vAlign w:val="center"/>
-          </w:tcPr>
-          <w:p>
-            <w:pPr>
-              <w:spacing w:after="20" w:line="247" w:lineRule="auto"/>
-            </w:pPr>
-            <w:r/>
-            <w:r>
-              <w:rPr>
-                <w:rFonts w:ascii="Aptos" w:hAnsi="Aptos"/>
-                <w:b w:val="0"/>
-                <w:i w:val="0"/>
-                <w:color w:val="1A1F2C"/>
-                <w:sz w:val="18"/>
-              </w:rPr>
-              <w:t>Dec. 2</w:t>
-            </w:r>
-          </w:p>
-        </w:tc>
-        <w:tc>
-          <w:tcPr>
-            <w:tcW w:type="dxa" w:w="2100"/>
-            <w:shd w:fill="FAF8F3"/>
-            <w:tcMar>
-              <w:top w:w="100" w:type="dxa"/>
-              <w:start w:w="120" w:type="dxa"/>
-              <w:bottom w:w="100" w:type="dxa"/>
-              <w:end w:w="120" w:type="dxa"/>
-            </w:tcMar>
-            <w:vAlign w:val="center"/>
-          </w:tcPr>
-          <w:p>
-            <w:pPr>
-              <w:spacing w:after="20" w:line="247" w:lineRule="auto"/>
-            </w:pPr>
-            <w:r/>
-            <w:r>
-              <w:rPr>
-                <w:rFonts w:ascii="Aptos" w:hAnsi="Aptos"/>
-                <w:b w:val="0"/>
-                <w:i w:val="0"/>
-                <w:color w:val="1A1F2C"/>
-                <w:sz w:val="18"/>
-              </w:rPr>
-              <w:t>5</w:t>
-            </w:r>
-          </w:p>
-        </w:tc>
-        <w:tc>
-          <w:tcPr>
-            <w:tcW w:type="dxa" w:w="5160"/>
-            <w:shd w:fill="FAF8F3"/>
-            <w:tcMar>
-              <w:top w:w="100" w:type="dxa"/>
-              <w:start w:w="120" w:type="dxa"/>
-              <w:bottom w:w="100" w:type="dxa"/>
-              <w:end w:w="120" w:type="dxa"/>
-            </w:tcMar>
-            <w:vAlign w:val="center"/>
-          </w:tcPr>
-          <w:p>
-            <w:pPr>
-              <w:spacing w:after="20" w:line="247" w:lineRule="auto"/>
-            </w:pPr>
-            <w:r/>
-            <w:r>
-              <w:rPr>
-                <w:rFonts w:ascii="Aptos" w:hAnsi="Aptos"/>
-                <w:b w:val="0"/>
-                <w:i w:val="0"/>
-                <w:color w:val="1A1F2C"/>
-                <w:sz w:val="18"/>
-              </w:rPr>
-              <w:t>Same</w:t>
-            </w:r>
-          </w:p>
-        </w:tc>
-      </w:tr>
-      <w:tr>
-        <w:trPr>
-          <w:cantSplit/>
-        </w:trPr>
-        <w:tc>
-          <w:tcPr>
-            <w:tcW w:type="dxa" w:w="2100"/>
-            <w:tcMar>
-              <w:top w:w="100" w:type="dxa"/>
-              <w:start w:w="120" w:type="dxa"/>
-              <w:bottom w:w="100" w:type="dxa"/>
-              <w:end w:w="120" w:type="dxa"/>
-            </w:tcMar>
-            <w:vAlign w:val="center"/>
-          </w:tcPr>
-          <w:p>
-            <w:pPr>
-              <w:spacing w:after="20" w:line="247" w:lineRule="auto"/>
-            </w:pPr>
-            <w:r/>
-            <w:r>
-              <w:rPr>
-                <w:rFonts w:ascii="Aptos" w:hAnsi="Aptos"/>
-                <w:b w:val="0"/>
-                <w:i w:val="0"/>
-                <w:color w:val="1A1F2C"/>
-                <w:sz w:val="18"/>
-              </w:rPr>
-              <w:t>Dec. 7</w:t>
-            </w:r>
-          </w:p>
-        </w:tc>
-        <w:tc>
-          <w:tcPr>
-            <w:tcW w:type="dxa" w:w="2100"/>
-            <w:tcMar>
-              <w:top w:w="100" w:type="dxa"/>
-              <w:start w:w="120" w:type="dxa"/>
-              <w:bottom w:w="100" w:type="dxa"/>
-              <w:end w:w="120" w:type="dxa"/>
-            </w:tcMar>
-            <w:vAlign w:val="center"/>
-          </w:tcPr>
-          <w:p>
-            <w:pPr>
-              <w:spacing w:after="20" w:line="247" w:lineRule="auto"/>
-            </w:pPr>
-            <w:r/>
-            <w:r>
-              <w:rPr>
-                <w:rFonts w:ascii="Aptos" w:hAnsi="Aptos"/>
-                <w:b w:val="0"/>
-                <w:i w:val="0"/>
-                <w:color w:val="1A1F2C"/>
-                <w:sz w:val="18"/>
-              </w:rPr>
-              <w:t>5</w:t>
-            </w:r>
-          </w:p>
-        </w:tc>
-        <w:tc>
-          <w:tcPr>
-            <w:tcW w:type="dxa" w:w="5160"/>
-            <w:tcMar>
-              <w:top w:w="100" w:type="dxa"/>
-              <w:start w:w="120" w:type="dxa"/>
-              <w:bottom w:w="100" w:type="dxa"/>
-              <w:end w:w="120" w:type="dxa"/>
-            </w:tcMar>
-            <w:vAlign w:val="center"/>
-          </w:tcPr>
-          <w:p>
-            <w:pPr>
-              <w:spacing w:after="20" w:line="247" w:lineRule="auto"/>
-            </w:pPr>
-            <w:r/>
-            <w:r>
-              <w:rPr>
-                <w:rFonts w:ascii="Aptos" w:hAnsi="Aptos"/>
-                <w:b w:val="0"/>
-                <w:i w:val="0"/>
-                <w:color w:val="1A1F2C"/>
-                <w:sz w:val="18"/>
-              </w:rPr>
-              <w:t>Same</w:t>
-            </w:r>
-          </w:p>
-        </w:tc>
-      </w:tr>
-      <w:tr>
-        <w:trPr>
-          <w:cantSplit/>
-        </w:trPr>
-        <w:tc>
-          <w:tcPr>
-            <w:tcW w:type="dxa" w:w="2100"/>
-            <w:shd w:fill="FAF8F3"/>
-            <w:tcMar>
-              <w:top w:w="100" w:type="dxa"/>
-              <w:start w:w="120" w:type="dxa"/>
-              <w:bottom w:w="100" w:type="dxa"/>
-              <w:end w:w="120" w:type="dxa"/>
-            </w:tcMar>
-            <w:vAlign w:val="center"/>
-          </w:tcPr>
-          <w:p>
-            <w:pPr>
-              <w:spacing w:after="20" w:line="247" w:lineRule="auto"/>
-            </w:pPr>
-            <w:r/>
-            <w:r>
-              <w:rPr>
-                <w:rFonts w:ascii="Aptos" w:hAnsi="Aptos"/>
-                <w:b w:val="0"/>
-                <w:i w:val="0"/>
-                <w:color w:val="1A1F2C"/>
-                <w:sz w:val="18"/>
-              </w:rPr>
-              <w:t>Dec. 9</w:t>
-            </w:r>
-          </w:p>
-        </w:tc>
-        <w:tc>
-          <w:tcPr>
-            <w:tcW w:type="dxa" w:w="2100"/>
-            <w:shd w:fill="FAF8F3"/>
-            <w:tcMar>
-              <w:top w:w="100" w:type="dxa"/>
-              <w:start w:w="120" w:type="dxa"/>
-              <w:bottom w:w="100" w:type="dxa"/>
-              <w:end w:w="120" w:type="dxa"/>
-            </w:tcMar>
-            <w:vAlign w:val="center"/>
-          </w:tcPr>
-          <w:p>
-            <w:pPr>
-              <w:spacing w:after="20" w:line="247" w:lineRule="auto"/>
-            </w:pPr>
-            <w:r/>
-            <w:r>
-              <w:rPr>
-                <w:rFonts w:ascii="Aptos" w:hAnsi="Aptos"/>
-                <w:b w:val="0"/>
-                <w:i w:val="0"/>
-                <w:color w:val="1A1F2C"/>
-                <w:sz w:val="18"/>
-              </w:rPr>
-              <w:t>4</w:t>
-            </w:r>
-          </w:p>
-        </w:tc>
-        <w:tc>
-          <w:tcPr>
-            <w:tcW w:type="dxa" w:w="5160"/>
-            <w:shd w:fill="FAF8F3"/>
-            <w:tcMar>
-              <w:top w:w="100" w:type="dxa"/>
-              <w:start w:w="120" w:type="dxa"/>
-              <w:bottom w:w="100" w:type="dxa"/>
-              <w:end w:w="120" w:type="dxa"/>
-            </w:tcMar>
-            <w:vAlign w:val="center"/>
-          </w:tcPr>
-          <w:p>
-            <w:pPr>
-              <w:spacing w:after="20" w:line="247" w:lineRule="auto"/>
-            </w:pPr>
-            <w:r/>
-            <w:r>
-              <w:rPr>
-                <w:rFonts w:ascii="Aptos" w:hAnsi="Aptos"/>
-                <w:b w:val="0"/>
-                <w:i w:val="0"/>
-                <w:color w:val="1A1F2C"/>
-                <w:sz w:val="18"/>
-              </w:rPr>
-              <w:t>Same</w:t>
-            </w:r>
-          </w:p>
-        </w:tc>
-      </w:tr>
-    </w:tbl>
     <w:p>
-      <w:pPr>
-        <w:spacing w:after="20"/>
-      </w:pPr>
+      <w:r>
+        <w:t>What assumption could most easily make this decision unattractive?</w:t>
+      </w:r>
     </w:p>
     <w:p>
-      <w:pPr>
-        <w:pStyle w:val="Heading1"/>
-        <w:keepNext/>
-      </w:pPr>
       <w:r>
-        <w:t>Scoring overview</w:t>
+        <w:t>What independent evidence or calculation would test that concern?</w:t>
       </w:r>
     </w:p>
-    <w:tbl>
-      <w:tblPr>
-        <w:tblStyle w:val="TableGrid"/>
-        <w:tblW w:type="dxa" w:w="9360"/>
-        <w:jc w:val="left"/>
-        <w:tblLayout w:type="fixed"/>
-        <w:tblLook w:firstColumn="1" w:firstRow="1" w:lastColumn="0" w:lastRow="0" w:noHBand="0" w:noVBand="1" w:val="04A0"/>
-        <w:tblInd w:w="120" w:type="dxa"/>
-      </w:tblPr>
-      <w:tblGrid>
-        <w:gridCol w:w="7960"/>
-        <w:gridCol w:w="1400"/>
-      </w:tblGrid>
-      <w:tr>
-        <w:trPr>
-          <w:tblHeader w:val="true"/>
-          <w:cantSplit/>
-        </w:trPr>
-        <w:tc>
-          <w:tcPr>
-            <w:tcW w:type="dxa" w:w="7960"/>
-            <w:shd w:fill="EDF3F7"/>
-            <w:tcMar>
-              <w:top w:w="100" w:type="dxa"/>
-              <w:start w:w="120" w:type="dxa"/>
-              <w:bottom w:w="100" w:type="dxa"/>
-              <w:end w:w="120" w:type="dxa"/>
-            </w:tcMar>
-            <w:vAlign w:val="center"/>
-          </w:tcPr>
-          <w:p>
-            <w:pPr>
-              <w:spacing w:after="20" w:line="247" w:lineRule="auto"/>
-            </w:pPr>
-            <w:r/>
-            <w:r>
-              <w:rPr>
-                <w:rFonts w:ascii="Aptos" w:hAnsi="Aptos"/>
-                <w:b/>
-                <w:i w:val="0"/>
-                <w:color w:val="152536"/>
-                <w:sz w:val="18"/>
-              </w:rPr>
-              <w:t>Criterion</w:t>
-            </w:r>
-          </w:p>
-        </w:tc>
-        <w:tc>
-          <w:tcPr>
-            <w:tcW w:type="dxa" w:w="1400"/>
-            <w:shd w:fill="EDF3F7"/>
-            <w:tcMar>
-              <w:top w:w="100" w:type="dxa"/>
-              <w:start w:w="120" w:type="dxa"/>
-              <w:bottom w:w="100" w:type="dxa"/>
-              <w:end w:w="120" w:type="dxa"/>
-            </w:tcMar>
-            <w:vAlign w:val="center"/>
-          </w:tcPr>
-          <w:p>
-            <w:pPr>
-              <w:spacing w:after="20" w:line="247" w:lineRule="auto"/>
-            </w:pPr>
-            <w:r/>
-            <w:r>
-              <w:rPr>
-                <w:rFonts w:ascii="Aptos" w:hAnsi="Aptos"/>
-                <w:b/>
-                <w:i w:val="0"/>
-                <w:color w:val="152536"/>
-                <w:sz w:val="18"/>
-              </w:rPr>
-              <w:t>Points</w:t>
-            </w:r>
-          </w:p>
-        </w:tc>
-      </w:tr>
-      <w:tr>
-        <w:trPr>
-          <w:cantSplit/>
-        </w:trPr>
-        <w:tc>
-          <w:tcPr>
-            <w:tcW w:type="dxa" w:w="7960"/>
-            <w:tcMar>
-              <w:top w:w="100" w:type="dxa"/>
-              <w:start w:w="120" w:type="dxa"/>
-              <w:bottom w:w="100" w:type="dxa"/>
-              <w:end w:w="120" w:type="dxa"/>
-            </w:tcMar>
-            <w:vAlign w:val="center"/>
-          </w:tcPr>
-          <w:p>
-            <w:pPr>
-              <w:spacing w:after="20" w:line="247" w:lineRule="auto"/>
-            </w:pPr>
-            <w:r/>
-            <w:r>
-              <w:rPr>
-                <w:rFonts w:ascii="Aptos" w:hAnsi="Aptos"/>
-                <w:b w:val="0"/>
-                <w:i w:val="0"/>
-                <w:color w:val="1A1F2C"/>
-                <w:sz w:val="18"/>
-              </w:rPr>
-              <w:t>Company exploration and potential CFO decision</w:t>
-            </w:r>
-          </w:p>
-        </w:tc>
-        <w:tc>
-          <w:tcPr>
-            <w:tcW w:type="dxa" w:w="1400"/>
-            <w:tcMar>
-              <w:top w:w="100" w:type="dxa"/>
-              <w:start w:w="120" w:type="dxa"/>
-              <w:bottom w:w="100" w:type="dxa"/>
-              <w:end w:w="120" w:type="dxa"/>
-            </w:tcMar>
-            <w:vAlign w:val="center"/>
-          </w:tcPr>
-          <w:p>
-            <w:pPr>
-              <w:spacing w:after="20" w:line="247" w:lineRule="auto"/>
-            </w:pPr>
-            <w:r/>
-            <w:r>
-              <w:rPr>
-                <w:rFonts w:ascii="Aptos" w:hAnsi="Aptos"/>
-                <w:b w:val="0"/>
-                <w:i w:val="0"/>
-                <w:color w:val="1A1F2C"/>
-                <w:sz w:val="18"/>
-              </w:rPr>
-              <w:t>5</w:t>
-            </w:r>
-          </w:p>
-        </w:tc>
-      </w:tr>
-      <w:tr>
-        <w:trPr>
-          <w:cantSplit/>
-        </w:trPr>
-        <w:tc>
-          <w:tcPr>
-            <w:tcW w:type="dxa" w:w="7960"/>
-            <w:shd w:fill="FAF8F3"/>
-            <w:tcMar>
-              <w:top w:w="100" w:type="dxa"/>
-              <w:start w:w="120" w:type="dxa"/>
-              <w:bottom w:w="100" w:type="dxa"/>
-              <w:end w:w="120" w:type="dxa"/>
-            </w:tcMar>
-            <w:vAlign w:val="center"/>
-          </w:tcPr>
-          <w:p>
-            <w:pPr>
-              <w:spacing w:after="20" w:line="247" w:lineRule="auto"/>
-            </w:pPr>
-            <w:r/>
-            <w:r>
-              <w:rPr>
-                <w:rFonts w:ascii="Aptos" w:hAnsi="Aptos"/>
-                <w:b w:val="0"/>
-                <w:i w:val="0"/>
-                <w:color w:val="1A1F2C"/>
-                <w:sz w:val="18"/>
-              </w:rPr>
-              <w:t>Revenue engine and initial hypothesis</w:t>
-            </w:r>
-          </w:p>
-        </w:tc>
-        <w:tc>
-          <w:tcPr>
-            <w:tcW w:type="dxa" w:w="1400"/>
-            <w:shd w:fill="FAF8F3"/>
-            <w:tcMar>
-              <w:top w:w="100" w:type="dxa"/>
-              <w:start w:w="120" w:type="dxa"/>
-              <w:bottom w:w="100" w:type="dxa"/>
-              <w:end w:w="120" w:type="dxa"/>
-            </w:tcMar>
-            <w:vAlign w:val="center"/>
-          </w:tcPr>
-          <w:p>
-            <w:pPr>
-              <w:spacing w:after="20" w:line="247" w:lineRule="auto"/>
-            </w:pPr>
-            <w:r/>
-            <w:r>
-              <w:rPr>
-                <w:rFonts w:ascii="Aptos" w:hAnsi="Aptos"/>
-                <w:b w:val="0"/>
-                <w:i w:val="0"/>
-                <w:color w:val="1A1F2C"/>
-                <w:sz w:val="18"/>
-              </w:rPr>
-              <w:t>8</w:t>
-            </w:r>
-          </w:p>
-        </w:tc>
-      </w:tr>
-      <w:tr>
-        <w:trPr>
-          <w:cantSplit/>
-        </w:trPr>
-        <w:tc>
-          <w:tcPr>
-            <w:tcW w:type="dxa" w:w="7960"/>
-            <w:tcMar>
-              <w:top w:w="100" w:type="dxa"/>
-              <w:start w:w="120" w:type="dxa"/>
-              <w:bottom w:w="100" w:type="dxa"/>
-              <w:end w:w="120" w:type="dxa"/>
-            </w:tcMar>
-            <w:vAlign w:val="center"/>
-          </w:tcPr>
-          <w:p>
-            <w:pPr>
-              <w:spacing w:after="20" w:line="247" w:lineRule="auto"/>
-            </w:pPr>
-            <w:r/>
-            <w:r>
-              <w:rPr>
-                <w:rFonts w:ascii="Aptos" w:hAnsi="Aptos"/>
-                <w:b w:val="0"/>
-                <w:i w:val="0"/>
-                <w:color w:val="1A1F2C"/>
-                <w:sz w:val="18"/>
-              </w:rPr>
-              <w:t>Valuation model and scenarios</w:t>
-            </w:r>
-          </w:p>
-        </w:tc>
-        <w:tc>
-          <w:tcPr>
-            <w:tcW w:type="dxa" w:w="1400"/>
-            <w:tcMar>
-              <w:top w:w="100" w:type="dxa"/>
-              <w:start w:w="120" w:type="dxa"/>
-              <w:bottom w:w="100" w:type="dxa"/>
-              <w:end w:w="120" w:type="dxa"/>
-            </w:tcMar>
-            <w:vAlign w:val="center"/>
-          </w:tcPr>
-          <w:p>
-            <w:pPr>
-              <w:spacing w:after="20" w:line="247" w:lineRule="auto"/>
-            </w:pPr>
-            <w:r/>
-            <w:r>
-              <w:rPr>
-                <w:rFonts w:ascii="Aptos" w:hAnsi="Aptos"/>
-                <w:b w:val="0"/>
-                <w:i w:val="0"/>
-                <w:color w:val="1A1F2C"/>
-                <w:sz w:val="18"/>
-              </w:rPr>
-              <w:t>8</w:t>
-            </w:r>
-          </w:p>
-        </w:tc>
-      </w:tr>
-      <w:tr>
-        <w:trPr>
-          <w:cantSplit/>
-        </w:trPr>
-        <w:tc>
-          <w:tcPr>
-            <w:tcW w:type="dxa" w:w="7960"/>
-            <w:shd w:fill="FAF8F3"/>
-            <w:tcMar>
-              <w:top w:w="100" w:type="dxa"/>
-              <w:start w:w="120" w:type="dxa"/>
-              <w:bottom w:w="100" w:type="dxa"/>
-              <w:end w:w="120" w:type="dxa"/>
-            </w:tcMar>
-            <w:vAlign w:val="center"/>
-          </w:tcPr>
-          <w:p>
-            <w:pPr>
-              <w:spacing w:after="20" w:line="247" w:lineRule="auto"/>
-            </w:pPr>
-            <w:r/>
-            <w:r>
-              <w:rPr>
-                <w:rFonts w:ascii="Aptos" w:hAnsi="Aptos"/>
-                <w:b w:val="0"/>
-                <w:i w:val="0"/>
-                <w:color w:val="1A1F2C"/>
-                <w:sz w:val="18"/>
-              </w:rPr>
-              <w:t>AI red team and revision</w:t>
-            </w:r>
-          </w:p>
-        </w:tc>
-        <w:tc>
-          <w:tcPr>
-            <w:tcW w:type="dxa" w:w="1400"/>
-            <w:shd w:fill="FAF8F3"/>
-            <w:tcMar>
-              <w:top w:w="100" w:type="dxa"/>
-              <w:start w:w="120" w:type="dxa"/>
-              <w:bottom w:w="100" w:type="dxa"/>
-              <w:end w:w="120" w:type="dxa"/>
-            </w:tcMar>
-            <w:vAlign w:val="center"/>
-          </w:tcPr>
-          <w:p>
-            <w:pPr>
-              <w:spacing w:after="20" w:line="247" w:lineRule="auto"/>
-            </w:pPr>
-            <w:r/>
-            <w:r>
-              <w:rPr>
-                <w:rFonts w:ascii="Aptos" w:hAnsi="Aptos"/>
-                <w:b w:val="0"/>
-                <w:i w:val="0"/>
-                <w:color w:val="1A1F2C"/>
-                <w:sz w:val="18"/>
-              </w:rPr>
-              <w:t>4</w:t>
-            </w:r>
-          </w:p>
-        </w:tc>
-      </w:tr>
-      <w:tr>
-        <w:trPr>
-          <w:cantSplit/>
-        </w:trPr>
-        <w:tc>
-          <w:tcPr>
-            <w:tcW w:type="dxa" w:w="7960"/>
-            <w:tcMar>
-              <w:top w:w="100" w:type="dxa"/>
-              <w:start w:w="120" w:type="dxa"/>
-              <w:bottom w:w="100" w:type="dxa"/>
-              <w:end w:w="120" w:type="dxa"/>
-            </w:tcMar>
-            <w:vAlign w:val="center"/>
-          </w:tcPr>
-          <w:p>
-            <w:pPr>
-              <w:spacing w:after="20" w:line="247" w:lineRule="auto"/>
-            </w:pPr>
-            <w:r/>
-            <w:r>
-              <w:rPr>
-                <w:rFonts w:ascii="Aptos" w:hAnsi="Aptos"/>
-                <w:b w:val="0"/>
-                <w:i w:val="0"/>
-                <w:color w:val="1A1F2C"/>
-                <w:sz w:val="18"/>
-              </w:rPr>
-              <w:t>PowerPoint company-analysis project submission</w:t>
-            </w:r>
-          </w:p>
-        </w:tc>
-        <w:tc>
-          <w:tcPr>
-            <w:tcW w:type="dxa" w:w="1400"/>
-            <w:tcMar>
-              <w:top w:w="100" w:type="dxa"/>
-              <w:start w:w="120" w:type="dxa"/>
-              <w:bottom w:w="100" w:type="dxa"/>
-              <w:end w:w="120" w:type="dxa"/>
-            </w:tcMar>
-            <w:vAlign w:val="center"/>
-          </w:tcPr>
-          <w:p>
-            <w:pPr>
-              <w:spacing w:after="20" w:line="247" w:lineRule="auto"/>
-            </w:pPr>
-            <w:r/>
-            <w:r>
-              <w:rPr>
-                <w:rFonts w:ascii="Aptos" w:hAnsi="Aptos"/>
-                <w:b w:val="0"/>
-                <w:i w:val="0"/>
-                <w:color w:val="1A1F2C"/>
-                <w:sz w:val="18"/>
-              </w:rPr>
-              <w:t>50</w:t>
-            </w:r>
-          </w:p>
-        </w:tc>
-      </w:tr>
-      <w:tr>
-        <w:trPr>
-          <w:cantSplit/>
-        </w:trPr>
-        <w:tc>
-          <w:tcPr>
-            <w:tcW w:type="dxa" w:w="7960"/>
-            <w:shd w:fill="FAF8F3"/>
-            <w:tcMar>
-              <w:top w:w="100" w:type="dxa"/>
-              <w:start w:w="120" w:type="dxa"/>
-              <w:bottom w:w="100" w:type="dxa"/>
-              <w:end w:w="120" w:type="dxa"/>
-            </w:tcMar>
-            <w:vAlign w:val="center"/>
-          </w:tcPr>
-          <w:p>
-            <w:pPr>
-              <w:spacing w:after="20" w:line="247" w:lineRule="auto"/>
-            </w:pPr>
-            <w:r/>
-            <w:r>
-              <w:rPr>
-                <w:rFonts w:ascii="Aptos" w:hAnsi="Aptos"/>
-                <w:b w:val="0"/>
-                <w:i w:val="0"/>
-                <w:color w:val="1A1F2C"/>
-                <w:sz w:val="18"/>
-              </w:rPr>
-              <w:t>Oral Presentation</w:t>
-            </w:r>
-          </w:p>
-        </w:tc>
-        <w:tc>
-          <w:tcPr>
-            <w:tcW w:type="dxa" w:w="1400"/>
-            <w:shd w:fill="FAF8F3"/>
-            <w:tcMar>
-              <w:top w:w="100" w:type="dxa"/>
-              <w:start w:w="120" w:type="dxa"/>
-              <w:bottom w:w="100" w:type="dxa"/>
-              <w:end w:w="120" w:type="dxa"/>
-            </w:tcMar>
-            <w:vAlign w:val="center"/>
-          </w:tcPr>
-          <w:p>
-            <w:pPr>
-              <w:spacing w:after="20" w:line="247" w:lineRule="auto"/>
-            </w:pPr>
-            <w:r/>
-            <w:r>
-              <w:rPr>
-                <w:rFonts w:ascii="Aptos" w:hAnsi="Aptos"/>
-                <w:b w:val="0"/>
-                <w:i w:val="0"/>
-                <w:color w:val="1A1F2C"/>
-                <w:sz w:val="18"/>
-              </w:rPr>
-              <w:t>25</w:t>
-            </w:r>
-          </w:p>
-        </w:tc>
-      </w:tr>
-      <w:tr>
-        <w:trPr>
-          <w:cantSplit/>
-        </w:trPr>
-        <w:tc>
-          <w:tcPr>
-            <w:tcW w:type="dxa" w:w="7960"/>
-            <w:tcMar>
-              <w:top w:w="100" w:type="dxa"/>
-              <w:start w:w="120" w:type="dxa"/>
-              <w:bottom w:w="100" w:type="dxa"/>
-              <w:end w:w="120" w:type="dxa"/>
-            </w:tcMar>
-            <w:vAlign w:val="center"/>
-          </w:tcPr>
-          <w:p>
-            <w:pPr>
-              <w:spacing w:after="20" w:line="247" w:lineRule="auto"/>
-            </w:pPr>
-            <w:r/>
-            <w:r>
-              <w:rPr>
-                <w:rFonts w:ascii="Aptos" w:hAnsi="Aptos"/>
-                <w:b w:val="0"/>
-                <w:i w:val="0"/>
-                <w:color w:val="1A1F2C"/>
-                <w:sz w:val="18"/>
-              </w:rPr>
-              <w:t>Project total</w:t>
-            </w:r>
-          </w:p>
-        </w:tc>
-        <w:tc>
-          <w:tcPr>
-            <w:tcW w:type="dxa" w:w="1400"/>
-            <w:tcMar>
-              <w:top w:w="100" w:type="dxa"/>
-              <w:start w:w="120" w:type="dxa"/>
-              <w:bottom w:w="100" w:type="dxa"/>
-              <w:end w:w="120" w:type="dxa"/>
-            </w:tcMar>
-            <w:vAlign w:val="center"/>
-          </w:tcPr>
-          <w:p>
-            <w:pPr>
-              <w:spacing w:after="20" w:line="247" w:lineRule="auto"/>
-            </w:pPr>
-            <w:r/>
-            <w:r>
-              <w:rPr>
-                <w:rFonts w:ascii="Aptos" w:hAnsi="Aptos"/>
-                <w:b w:val="0"/>
-                <w:i w:val="0"/>
-                <w:color w:val="1A1F2C"/>
-                <w:sz w:val="18"/>
-              </w:rPr>
-              <w:t>100</w:t>
-            </w:r>
-          </w:p>
-        </w:tc>
-      </w:tr>
-    </w:tbl>
     <w:p>
-      <w:pPr>
-        <w:spacing w:after="20"/>
-      </w:pPr>
-    </w:p>
-    <w:p>
-      <w:pPr>
-        <w:spacing w:after="100"/>
-      </w:pPr>
       <w:r>
-        <w:rPr>
-          <w:rFonts w:ascii="Aptos" w:hAnsi="Aptos"/>
-          <w:b w:val="0"/>
-          <w:i w:val="0"/>
-          <w:color w:val="1A1F2C"/>
-          <w:sz w:val="21"/>
-        </w:rPr>
-        <w:t>Stages 1-4 remain 5, 8, 8, and 4 points. Stage 5 contains exactly two criteria worth 50 and 25 points.</w:t>
+        <w:t>After checking, what will you change, or why will you keep your original conclusion?</w:t>
       </w:r>
     </w:p>
     <w:p>
@@ -4994,316 +271,364 @@
     <w:p>
       <w:pPr>
         <w:pStyle w:val="Heading1"/>
-        <w:keepNext/>
       </w:pPr>
       <w:r>
-        <w:t>Policies and final readiness</w:t>
+        <w:t>Grading and feedback</w:t>
       </w:r>
     </w:p>
     <w:p>
-      <w:pPr>
-        <w:spacing w:after="100"/>
-      </w:pPr>
       <w:r>
-        <w:rPr>
-          <w:rFonts w:ascii="Aptos" w:hAnsi="Aptos"/>
-          <w:b/>
-          <w:i w:val="0"/>
-          <w:color w:val="1A1F2C"/>
-          <w:sz w:val="21"/>
-        </w:rPr>
-        <w:t xml:space="preserve">Individual work: </w:t>
-      </w:r>
-      <w:r>
-        <w:rPr>
-          <w:rFonts w:ascii="Aptos" w:hAnsi="Aptos"/>
-          <w:b w:val="0"/>
-          <w:i w:val="0"/>
-          <w:color w:val="1A1F2C"/>
-          <w:sz w:val="21"/>
-        </w:rPr>
-        <w:t>Each student owns the research, evidence selection, model, writing, slides, the Oral Presentation, and responses to live questions. Every submitted figure, formula, source choice, and recommendation must be explainable by that student.</w:t>
-      </w:r>
-    </w:p>
-    <w:p>
-      <w:pPr>
-        <w:spacing w:after="100"/>
-      </w:pPr>
-      <w:r>
-        <w:rPr>
-          <w:rFonts w:ascii="Aptos" w:hAnsi="Aptos"/>
-          <w:b/>
-          <w:i w:val="0"/>
-          <w:color w:val="1A1F2C"/>
-          <w:sz w:val="21"/>
-        </w:rPr>
-        <w:t xml:space="preserve">Sources and FactSet: </w:t>
-      </w:r>
-      <w:r>
-        <w:rPr>
-          <w:rFonts w:ascii="Aptos" w:hAnsi="Aptos"/>
-          <w:b w:val="0"/>
-          <w:i w:val="0"/>
-          <w:color w:val="1A1F2C"/>
-          <w:sz w:val="21"/>
-        </w:rPr>
-        <w:t>Beginning in Stage 2, material claims and model inputs must be traceable to SEC filings, permitted FactSet evidence, Excel calculations, or another credible named source. FactSet labels include item or report name, period or as-of date, units, and access date. Conflicting definitions are reconciled or disclosed.</w:t>
-      </w:r>
-    </w:p>
-    <w:p>
-      <w:pPr>
-        <w:spacing w:after="100"/>
-      </w:pPr>
-      <w:r>
-        <w:rPr>
-          <w:rFonts w:ascii="Aptos" w:hAnsi="Aptos"/>
-          <w:b/>
-          <w:i w:val="0"/>
-          <w:color w:val="1A1F2C"/>
-          <w:sz w:val="21"/>
-        </w:rPr>
-        <w:t xml:space="preserve">Verified AI judgment: </w:t>
-      </w:r>
-      <w:r>
-        <w:rPr>
-          <w:rFonts w:ascii="Aptos" w:hAnsi="Aptos"/>
-          <w:b w:val="0"/>
-          <w:i w:val="0"/>
-          <w:color w:val="1A1F2C"/>
-          <w:sz w:val="21"/>
-        </w:rPr>
-        <w:t>After Stage 1, AI may challenge student work but is never financial evidence. Retained output must be independently checked with SEC, FactSet, Excel, or course concepts and classified as accepted, modified, or rejected with a human rationale. Raw licensed data and screenshots are not uploaded to public AI tools.</w:t>
-      </w:r>
-    </w:p>
-    <w:p>
-      <w:pPr>
-        <w:spacing w:after="100"/>
-      </w:pPr>
-      <w:r>
-        <w:rPr>
-          <w:rFonts w:ascii="Aptos" w:hAnsi="Aptos"/>
-          <w:b/>
-          <w:i w:val="0"/>
-          <w:color w:val="1A1F2C"/>
-          <w:sz w:val="21"/>
-        </w:rPr>
-        <w:t xml:space="preserve">Late milestones: </w:t>
-      </w:r>
-      <w:r>
-        <w:rPr>
-          <w:rFonts w:ascii="Aptos" w:hAnsi="Aptos"/>
-          <w:b w:val="0"/>
-          <w:i w:val="0"/>
-          <w:color w:val="1A1F2C"/>
-          <w:sz w:val="21"/>
-        </w:rPr>
-        <w:t>Milestones remain eligible under the BUS311 syllabus late-work policy. A late milestone delays feedback and can make dependent project work harder; complete missing milestone work before relying on it in a later stage. Documented exceptions follow the applicable college and course process.</w:t>
-      </w:r>
-    </w:p>
-    <w:p>
-      <w:pPr>
-        <w:spacing w:after="100"/>
-      </w:pPr>
-      <w:r>
-        <w:rPr>
-          <w:rFonts w:ascii="Aptos" w:hAnsi="Aptos"/>
-          <w:b/>
-          <w:i w:val="0"/>
-          <w:color w:val="1A1F2C"/>
-          <w:sz w:val="21"/>
-        </w:rPr>
-        <w:t xml:space="preserve">Revision: </w:t>
-      </w:r>
-      <w:r>
-        <w:rPr>
-          <w:rFonts w:ascii="Aptos" w:hAnsi="Aptos"/>
-          <w:b w:val="0"/>
-          <w:i w:val="0"/>
-          <w:color w:val="1A1F2C"/>
-          <w:sz w:val="21"/>
-        </w:rPr>
-        <w:t>Milestones 1-3 may each be revised once within seven calendar days of written instructor feedback with a concise change log. The revised score replaces the original when higher.</w:t>
-      </w:r>
-    </w:p>
-    <w:p>
-      <w:pPr>
-        <w:spacing w:after="100"/>
-      </w:pPr>
-      <w:r>
-        <w:rPr>
-          <w:rFonts w:ascii="Aptos" w:hAnsi="Aptos"/>
-          <w:b/>
-          <w:i w:val="0"/>
-          <w:color w:val="1A1F2C"/>
-          <w:sz w:val="21"/>
-        </w:rPr>
-        <w:t xml:space="preserve">PowerPoint file lock: </w:t>
-      </w:r>
-      <w:r>
-        <w:rPr>
-          <w:rFonts w:ascii="Aptos" w:hAnsi="Aptos"/>
-          <w:b w:val="0"/>
-          <w:i w:val="0"/>
-          <w:color w:val="1A1F2C"/>
-          <w:sz w:val="21"/>
-        </w:rPr>
-        <w:t>The PowerPoint company-analysis project file is due Monday, Nov. 30, 2026 at 12:30 p.m. ET, when class begins. The submitted .pptx locks at that time for every student regardless of Oral Presentation date. Only instructor-authorized accessibility or file-repair corrections that do not alter the analysis or recommendation are permitted afterward.</w:t>
-      </w:r>
-    </w:p>
-    <w:p>
-      <w:pPr>
-        <w:spacing w:after="100"/>
-      </w:pPr>
-      <w:r>
-        <w:rPr>
-          <w:rFonts w:ascii="Aptos" w:hAnsi="Aptos"/>
-          <w:b/>
-          <w:i w:val="0"/>
-          <w:color w:val="1A1F2C"/>
-          <w:sz w:val="21"/>
-        </w:rPr>
-        <w:t xml:space="preserve">Submission location: </w:t>
-      </w:r>
-      <w:r>
-        <w:rPr>
-          <w:rFonts w:ascii="Aptos" w:hAnsi="Aptos"/>
-          <w:b w:val="0"/>
-          <w:i w:val="0"/>
-          <w:color w:val="1A1F2C"/>
-          <w:sz w:val="21"/>
-        </w:rPr>
-        <w:t>Upload exactly one final Stage 5 file in the designated Canvas assignment: the editable PowerPoint company-analysis project (.pptx). The Oral Presentation is delivered live to the class on the assigned date and is not a second uploaded file. The Excel model is collected earlier at Milestone 3.</w:t>
-      </w:r>
-    </w:p>
-    <w:p>
-      <w:pPr>
-        <w:spacing w:after="100"/>
-      </w:pPr>
-      <w:r>
-        <w:rPr>
-          <w:rFonts w:ascii="Aptos" w:hAnsi="Aptos"/>
-          <w:b/>
-          <w:i w:val="0"/>
-          <w:color w:val="1A1F2C"/>
-          <w:sz w:val="21"/>
-        </w:rPr>
-        <w:t xml:space="preserve">Absence: </w:t>
-      </w:r>
-      <w:r>
-        <w:rPr>
-          <w:rFonts w:ascii="Aptos" w:hAnsi="Aptos"/>
-          <w:b w:val="0"/>
-          <w:i w:val="0"/>
-          <w:color w:val="1A1F2C"/>
-          <w:sz w:val="21"/>
-        </w:rPr>
-        <w:t>Approved documented absences use the next protected slot or instructor-scheduled make-up. The live Oral Presentation, including responses to questions, remains required. Unexcused absences follow the BUS311 late-work policy and still require a make-up Oral Presentation.</w:t>
+        <w:t>Workbook milestones: 25 points. PowerPoint: 50 points. Oral Presentation: 25 points.</w:t>
       </w:r>
     </w:p>
     <w:p>
       <w:pPr>
         <w:pStyle w:val="Heading2"/>
-        <w:keepNext/>
       </w:pPr>
       <w:r>
-        <w:t>Final readiness checklist</w:t>
+        <w:t>Company and tentative decision — 5 points</w:t>
+      </w:r>
+    </w:p>
+    <w:p>
+      <w:r>
+        <w:t>Company and snapshot 2; specific FactSet learning 1; tentative decision 2.</w:t>
       </w:r>
     </w:p>
     <w:p>
       <w:pPr>
-        <w:ind w:left="317" w:hanging="317"/>
+        <w:pStyle w:val="Heading2"/>
       </w:pPr>
       <w:r>
-        <w:rPr>
-          <w:rFonts w:ascii="Aptos" w:hAnsi="Aptos"/>
-          <w:b w:val="0"/>
-          <w:i w:val="0"/>
-          <w:color w:val="1A1F2C"/>
-          <w:sz w:val="21"/>
-        </w:rPr>
-        <w:t>☐ My one editable PowerPoint uses the required filename and is uploaded before the file lock.</w:t>
+        <w:t>Sales evidence and forecast claim — 8 points</w:t>
+      </w:r>
+    </w:p>
+    <w:p>
+      <w:r>
+        <w:t>Comparable history 2; two drivers 2; peer and two risks 2; forecast claim and sources 2.</w:t>
       </w:r>
     </w:p>
     <w:p>
       <w:pPr>
-        <w:ind w:left="317" w:hanging="317"/>
+        <w:pStyle w:val="Heading2"/>
       </w:pPr>
       <w:r>
-        <w:rPr>
-          <w:rFonts w:ascii="Aptos" w:hAnsi="Aptos"/>
-          <w:b w:val="0"/>
-          <w:i w:val="0"/>
-          <w:color w:val="1A1F2C"/>
-          <w:sz w:val="21"/>
-        </w:rPr>
-        <w:t>☐ My 8-10 core slides make the decision, revenue logic, model-linked valuation, alternatives, implementation, risks, limitations, sources, and AI disclosure easy to trace.</w:t>
+        <w:t>Cash-flow model and uncertainty — 8 points</w:t>
+      </w:r>
+    </w:p>
+    <w:p>
+      <w:r>
+        <w:t>Correct incremental cash flows and supported assumptions 4; three scenarios and one decision-relevant sensitivity 4.</w:t>
       </w:r>
     </w:p>
     <w:p>
       <w:pPr>
-        <w:ind w:left="317" w:hanging="317"/>
+        <w:pStyle w:val="Heading2"/>
       </w:pPr>
       <w:r>
-        <w:rPr>
-          <w:rFonts w:ascii="Aptos" w:hAnsi="Aptos"/>
-          <w:b w:val="0"/>
-          <w:i w:val="0"/>
-          <w:color w:val="1A1F2C"/>
-          <w:sz w:val="21"/>
-        </w:rPr>
-        <w:t>☐ I have rehearsed the decision briefing to fit within seven minutes without reading the slides.</w:t>
+        <w:t>Challenge and judgment — 4 points</w:t>
+      </w:r>
+    </w:p>
+    <w:p>
+      <w:r>
+        <w:t>A specific challenge 1; independent evidence or recalculation 2; a justified change or decision to retain 1.</w:t>
       </w:r>
     </w:p>
     <w:p>
       <w:pPr>
-        <w:ind w:left="317" w:hanging="317"/>
+        <w:pStyle w:val="Heading2"/>
       </w:pPr>
       <w:r>
-        <w:rPr>
-          <w:rFonts w:ascii="Aptos" w:hAnsi="Aptos"/>
-          <w:b w:val="0"/>
-          <w:i w:val="0"/>
-          <w:color w:val="1A1F2C"/>
-          <w:sz w:val="21"/>
-        </w:rPr>
-        <w:t>☐ I can respond for up to three minutes to live questions about my sources, model, assumptions, scenarios, alternatives, implementation, and risks.</w:t>
+        <w:t>Recommendation — 10 points</w:t>
+      </w:r>
+    </w:p>
+    <w:p>
+      <w:r>
+        <w:t>Specific action and coherent rationale 6; connection to the company problem 4.</w:t>
       </w:r>
     </w:p>
     <w:p>
       <w:pPr>
-        <w:ind w:left="317" w:hanging="317"/>
+        <w:pStyle w:val="Heading2"/>
       </w:pPr>
       <w:r>
-        <w:rPr>
-          <w:rFonts w:ascii="Aptos" w:hAnsi="Aptos"/>
-          <w:b w:val="0"/>
-          <w:i w:val="0"/>
-          <w:color w:val="1A1F2C"/>
-          <w:sz w:val="21"/>
-        </w:rPr>
-        <w:t>☐ I understand the 25-point Oral Presentation criterion includes both delivery and responses to live questions.</w:t>
+        <w:t>Financial evidence — 20 points</w:t>
+      </w:r>
+    </w:p>
+    <w:p>
+      <w:r>
+        <w:t>Company evidence 6; correct model reconciliation 8; interpretation of scenarios and sensitivity 6.</w:t>
       </w:r>
     </w:p>
     <w:p>
       <w:pPr>
-        <w:ind w:left="317" w:hanging="317"/>
+        <w:pStyle w:val="Heading2"/>
       </w:pPr>
       <w:r>
-        <w:rPr>
-          <w:rFonts w:ascii="Aptos" w:hAnsi="Aptos"/>
-          <w:b w:val="0"/>
-          <w:i w:val="0"/>
-          <w:color w:val="1A1F2C"/>
-          <w:sz w:val="21"/>
-        </w:rPr>
-        <w:t>☐ I know my assigned Oral Presentation date and will use the same PowerPoint submitted by the file lock.</w:t>
+        <w:t>Alternatives and risk — 10 points</w:t>
+      </w:r>
+    </w:p>
+    <w:p>
+      <w:r>
+        <w:t>Comparison with the status quo 4; two risks and a decision-changing condition 4; actionable next step 2.</w:t>
+      </w:r>
+    </w:p>
+    <w:p>
+      <w:pPr>
+        <w:pStyle w:val="Heading2"/>
+      </w:pPr>
+      <w:r>
+        <w:t>Communication — 10 points</w:t>
+      </w:r>
+    </w:p>
+    <w:p>
+      <w:r>
+        <w:t>Clear six-slide story 4; readable visuals and labels 3; usable source notes, model references, and applicable AI disclosure 3.</w:t>
+      </w:r>
+    </w:p>
+    <w:p>
+      <w:pPr>
+        <w:pStyle w:val="Heading2"/>
+      </w:pPr>
+      <w:r>
+        <w:t>Oral Presentation — 25 points</w:t>
+      </w:r>
+    </w:p>
+    <w:p>
+      <w:r>
+        <w:t>Clear explanation and pacing 10; command of evidence and calculations 10; accurate responses and acknowledgment of limits 5.</w:t>
+      </w:r>
+    </w:p>
+    <w:p>
+      <w:r>
+        <w:t>Award points within each listed subcategory for the evidence demonstrated. A minor gap loses points in that subcategory only. Developing is a midpoint anchor, not a mandatory score jump. Missing or materially wrong evidence earns zero for the affected subcategory. Avoid deducting twice for the same defect within a criterion.</w:t>
+      </w:r>
+    </w:p>
+    <w:p>
+      <w:pPr>
+        <w:pStyle w:val="Heading2"/>
+      </w:pPr>
+      <w:r>
+        <w:t>Time to use feedback</w:t>
+      </w:r>
+    </w:p>
+    <w:p>
+      <w:r>
+        <w:t>Model due November 4. Feedback target: November 11, 2026. Revise the existing Stage 3 Canvas submission within seven calendar days of written feedback. The higher score replaces the original. If feedback arrives November 11, the revision window ends November 18. No separate revision file or assignment is required.</w:t>
+      </w:r>
+    </w:p>
+    <w:p>
+      <w:r>
+        <w:br w:type="page"/>
+      </w:r>
+    </w:p>
+    <w:p>
+      <w:pPr>
+        <w:pStyle w:val="Heading1"/>
+      </w:pPr>
+      <w:r>
+        <w:t>The six-slide decision briefing</w:t>
+      </w:r>
+    </w:p>
+    <w:p>
+      <w:pPr>
+        <w:pStyle w:val="Heading2"/>
+      </w:pPr>
+      <w:r>
+        <w:t>1. What should the company do?</w:t>
+      </w:r>
+    </w:p>
+    <w:p>
+      <w:r>
+        <w:t>State the company, your name, the proposed action, and one clear recommendation.</w:t>
+      </w:r>
+    </w:p>
+    <w:p>
+      <w:r>
+        <w:t>Evidence: One sentence naming the decision and its scope.</w:t>
+      </w:r>
+    </w:p>
+    <w:p>
+      <w:pPr>
+        <w:pStyle w:val="Heading2"/>
+      </w:pPr>
+      <w:r>
+        <w:t>2. Why this decision?</w:t>
+      </w:r>
+    </w:p>
+    <w:p>
+      <w:r>
+        <w:t>Explain the business need and how the company makes money.</w:t>
+      </w:r>
+    </w:p>
+    <w:p>
+      <w:r>
+        <w:t>Evidence: A simple three-year sales chart and two drivers.</w:t>
+      </w:r>
+    </w:p>
+    <w:p>
+      <w:pPr>
+        <w:pStyle w:val="Heading2"/>
+      </w:pPr>
+      <w:r>
+        <w:t>3. What evidence supports it?</w:t>
+      </w:r>
+    </w:p>
+    <w:p>
+      <w:r>
+        <w:t>Show the decisive evidence and the assumption it supports.</w:t>
+      </w:r>
+    </w:p>
+    <w:p>
+      <w:r>
+        <w:t>Evidence: One peer comparison, one forecast claim, and source IDs.</w:t>
+      </w:r>
+    </w:p>
+    <w:p>
+      <w:pPr>
+        <w:pStyle w:val="Heading2"/>
+      </w:pPr>
+      <w:r>
+        <w:t>4. What do the numbers show?</w:t>
+      </w:r>
+    </w:p>
+    <w:p>
+      <w:r>
+        <w:t>Compare doing nothing with the change in base, upside, and downside cases.</w:t>
+      </w:r>
+    </w:p>
+    <w:p>
+      <w:r>
+        <w:t>Evidence: Three scenario NPVs, one sensitivity, and the model version/cells.</w:t>
+      </w:r>
+    </w:p>
+    <w:p>
+      <w:pPr>
+        <w:pStyle w:val="Heading2"/>
+      </w:pPr>
+      <w:r>
+        <w:t>5. What could go wrong?</w:t>
+      </w:r>
+    </w:p>
+    <w:p>
+      <w:r>
+        <w:t>Explain two risks, the strongest challenge, and what you changed.</w:t>
+      </w:r>
+    </w:p>
+    <w:p>
+      <w:r>
+        <w:t>Evidence: One observable condition that would change your recommendation.</w:t>
+      </w:r>
+    </w:p>
+    <w:p>
+      <w:pPr>
+        <w:pStyle w:val="Heading2"/>
+      </w:pPr>
+      <w:r>
+        <w:t>6. What happens next?</w:t>
+      </w:r>
+    </w:p>
+    <w:p>
+      <w:r>
+        <w:t>Name the first action, responsible role, timing, and one measure to monitor.</w:t>
+      </w:r>
+    </w:p>
+    <w:p>
+      <w:r>
+        <w:t>Evidence: A practical next step and a stop, review, or expand trigger.</w:t>
+      </w:r>
+    </w:p>
+    <w:p>
+      <w:r>
+        <w:t>Use six core slides plus an optional supporting appendix. Up to seven minutes presenting and three minutes answering questions. The template notes suggest timing.</w:t>
+      </w:r>
+    </w:p>
+    <w:p>
+      <w:r>
+        <w:t>Upload BUS311_[LastName]_[Ticker]_CompanyAnalysis.pptx by Monday, Nov. 30, 2026 at 12:30 p.m. ET, when class begins. Present the same file on your assigned date.</w:t>
+      </w:r>
+    </w:p>
+    <w:p>
+      <w:r>
+        <w:t>If feedback changes your numbers, replace the workbook in the original Stage 3 assignment and use that version in the slides. Identify the workbook version and model cell below each financial result.</w:t>
+      </w:r>
+    </w:p>
+    <w:p>
+      <w:r>
+        <w:br w:type="page"/>
+      </w:r>
+    </w:p>
+    <w:p>
+      <w:pPr>
+        <w:pStyle w:val="Heading1"/>
+      </w:pPr>
+      <w:r>
+        <w:t>Sources and submission policies</w:t>
+      </w:r>
+    </w:p>
+    <w:p>
+      <w:r>
+        <w:t>Research, assumptions, formulas, writing, and presentation are individual work. You must explain the submitted analysis yourself.</w:t>
+      </w:r>
+    </w:p>
+    <w:p>
+      <w:r>
+        <w:t>Stage 1 is exploration. Use web research and/or AI plus FactSet. Name one FactSet learning and the feature used. Formal citations and proof are not required until Stage 2. The decision may change as the evidence develops.</w:t>
+      </w:r>
+    </w:p>
+    <w:p>
+      <w:r>
+        <w:t>From Stage 2, use one Sources tab. Record a source ID, exact SEC filing/table or FactSet report/metric, link or report locator, date and period, units, and the fact or assumption used. Put that ID beside the input or claim. Explain changed definitions or missing evidence where they matter.</w:t>
+      </w:r>
+    </w:p>
+    <w:p>
+      <w:r>
+        <w:t>Students and the instructor may use FactSet evidence in BUS311 course deliverables. Raw exports and screenshots remain in approved course-restricted systems and are not committed publicly or uploaded to public AI tools.</w:t>
+      </w:r>
+    </w:p>
+    <w:p>
+      <w:r>
+        <w:t>Give public AI tools only a short summary you wrote from public information. Do not upload workbooks, raw FactSet exports or screenshots, personal information, private teaching material, or nonpublic information. If AI is used, name the tool and purpose in Revision and disclose it briefly in the presentation appendix or source notes.</w:t>
+      </w:r>
+    </w:p>
+    <w:p>
+      <w:r>
+        <w:t>Use the required minimum where evidence supports it. If no defensible peer or comparable historical figure exists, state why and discuss an appropriate limitation or proxy with the instructor. Never invent company facts. Label estimated project inputs as assumptions and explain their basis.</w:t>
+      </w:r>
+    </w:p>
+    <w:p>
+      <w:r>
+        <w:t>Milestones remain eligible under the BUS311 syllabus late-work policy. A late milestone delays feedback and can make dependent project work harder; complete missing milestone work before relying on it in a later stage. Documented exceptions follow the applicable college and course process.</w:t>
+      </w:r>
+    </w:p>
+    <w:p>
+      <w:r>
+        <w:t>Stages 1–3 may each be revised once within seven calendar days of written feedback. Replace the workbook in the original assignment; the higher score replaces the original. Summarize the change in Revision.</w:t>
+      </w:r>
+    </w:p>
+    <w:p>
+      <w:r>
+        <w:t>The PowerPoint company-analysis project file is due Monday, Nov. 30, 2026 at 12:30 p.m. ET, when class begins. The submitted .pptx locks at that time for every student regardless of Oral Presentation date. Only instructor-authorized accessibility or file-repair corrections that do not alter the analysis or recommendation are permitted afterward.</w:t>
+      </w:r>
+    </w:p>
+    <w:p>
+      <w:r>
+        <w:t>Approved documented absences use the next protected slot or instructor-scheduled make-up. The live Oral Presentation, including responses to questions, remains required. Unexcused absences follow the BUS311 late-work policy and still require a make-up Oral Presentation.</w:t>
+      </w:r>
+    </w:p>
+    <w:p>
+      <w:r>
+        <w:t>Submit the continuing workbook at Stages 1, 2, and 3. Submit one editable .pptx at Stage 4. The Oral Presentation uses that same deck; no second final file is required. Canvas supplies the live upload links and presentation order.</w:t>
+      </w:r>
+    </w:p>
+    <w:p>
+      <w:r>
+        <w:t>FactSet setup: https://endicott.instructure.com/courses/58525/pages/activate-factset-and-add-it-to-excel</w:t>
       </w:r>
     </w:p>
     <w:sectPr>
-      <w:headerReference w:type="default" r:id="rId9"/>
-      <w:footerReference w:type="default" r:id="rId10"/>
+      <w:footerReference w:type="default" r:id="rId9"/>
       <w:pgSz w:w="12240" w:h="15840"/>
-      <w:pgMar w:top="1123" w:right="1440" w:bottom="1037" w:left="1440" w:header="504" w:footer="504" w:gutter="0"/>
+      <w:pgMar w:top="936" w:right="1080" w:bottom="936" w:left="1080" w:header="720" w:footer="720" w:gutter="0"/>
       <w:cols w:space="720"/>
       <w:docGrid w:linePitch="360"/>
     </w:sectPr>
@@ -5316,45 +641,13 @@
   <w:p>
     <w:pPr>
       <w:pStyle w:val="Footer"/>
-      <w:jc w:val="right"/>
     </w:pPr>
     <w:r>
-      <w:rPr>
-        <w:rFonts w:ascii="Aptos" w:hAnsi="Aptos"/>
-        <w:b w:val="0"/>
-        <w:i w:val="0"/>
-        <w:color w:val="5B6472"/>
-        <w:sz w:val="17"/>
-      </w:rPr>
-      <w:fldChar w:fldCharType="begin"/>
-      <w:instrText xml:space="preserve"> PAGE </w:instrText>
-      <w:fldChar w:fldCharType="separate"/>
-      <w:t>1</w:t>
-      <w:fldChar w:fldCharType="end"/>
+      <w:t xml:space="preserve">BUS311 Company Capstone · Fall 2026 · </w:t>
     </w:r>
+    <w:fldSimple w:instr="PAGE"/>
   </w:p>
 </w:ftr>
-</file>
-
-<file path=word/header1.xml><?xml version="1.0" encoding="utf-8"?>
-<w:hdr xmlns:m="http://schemas.openxmlformats.org/officeDocument/2006/math" xmlns:mc="http://schemas.openxmlformats.org/markup-compatibility/2006" xmlns:mo="http://schemas.microsoft.com/office/mac/office/2008/main" xmlns:mv="urn:schemas-microsoft-com:mac:vml" xmlns:o="urn:schemas-microsoft-com:office:office" xmlns:r="http://schemas.openxmlformats.org/officeDocument/2006/relationships" xmlns:v="urn:schemas-microsoft-com:vml" xmlns:w10="urn:schemas-microsoft-com:office:word" xmlns:w14="http://schemas.microsoft.com/office/word/2010/wordml" xmlns:w="http://schemas.openxmlformats.org/wordprocessingml/2006/main" xmlns:wne="http://schemas.microsoft.com/office/word/2006/wordml" xmlns:wp14="http://schemas.microsoft.com/office/word/2010/wordprocessingDrawing" xmlns:wp="http://schemas.openxmlformats.org/drawingml/2006/wordprocessingDrawing" xmlns:wpc="http://schemas.microsoft.com/office/word/2010/wordprocessingCanvas" xmlns:wpg="http://schemas.microsoft.com/office/word/2010/wordprocessingGroup" xmlns:wpi="http://schemas.microsoft.com/office/word/2010/wordprocessingInk" xmlns:wps="http://schemas.microsoft.com/office/word/2010/wordprocessingShape" mc:Ignorable="w14 wp14">
-  <w:p>
-    <w:pPr>
-      <w:pStyle w:val="Header"/>
-      <w:jc w:val="left"/>
-    </w:pPr>
-    <w:r>
-      <w:rPr>
-        <w:rFonts w:ascii="Aptos" w:hAnsi="Aptos"/>
-        <w:b/>
-        <w:i w:val="0"/>
-        <w:color w:val="5B6472"/>
-        <w:sz w:val="17"/>
-      </w:rPr>
-      <w:t>BUS311 Corporate Finance  |  Individual Company Capstone</w:t>
-    </w:r>
-  </w:p>
-</w:hdr>
 </file>
 
 <file path=word/numbering.xml><?xml version="1.0" encoding="utf-8"?>
@@ -5721,10 +1014,11 @@
     <w:qFormat/>
     <w:rsid w:val="00FC693F"/>
     <w:pPr>
-      <w:spacing w:after="100" w:line="259" w:lineRule="auto"/>
+      <w:spacing w:after="120"/>
     </w:pPr>
     <w:rPr>
-      <w:rFonts w:ascii="Aptos" w:hAnsi="Aptos"/>
+      <w:rFonts w:ascii="Arial" w:hAnsi="Arial"/>
+      <w:color w:val="000000"/>
       <w:sz w:val="21"/>
     </w:rPr>
   </w:style>
@@ -5783,15 +1077,15 @@
     <w:pPr>
       <w:keepNext/>
       <w:keepLines/>
-      <w:spacing w:before="260" w:after="120"/>
+      <w:spacing w:before="480" w:after="0"/>
       <w:outlineLvl w:val="0"/>
     </w:pPr>
     <w:rPr>
-      <w:rFonts w:asciiTheme="majorHAnsi" w:eastAsiaTheme="majorEastAsia" w:hAnsiTheme="majorHAnsi" w:cstheme="majorBidi" w:ascii="Aptos Display" w:hAnsi="Aptos Display"/>
+      <w:rFonts w:asciiTheme="majorHAnsi" w:eastAsiaTheme="majorEastAsia" w:hAnsiTheme="majorHAnsi" w:cstheme="majorBidi" w:ascii="Arial" w:hAnsi="Arial"/>
       <w:b/>
       <w:bCs/>
-      <w:color w:val="152536"/>
-      <w:sz w:val="32"/>
+      <w:color w:val="000000"/>
+      <w:sz w:val="40"/>
       <w:szCs w:val="28"/>
     </w:rPr>
   </w:style>
@@ -5807,14 +1101,14 @@
     <w:pPr>
       <w:keepNext/>
       <w:keepLines/>
-      <w:spacing w:before="200" w:after="100"/>
+      <w:spacing w:before="200" w:after="0"/>
       <w:outlineLvl w:val="1"/>
     </w:pPr>
     <w:rPr>
-      <w:rFonts w:asciiTheme="majorHAnsi" w:eastAsiaTheme="majorEastAsia" w:hAnsiTheme="majorHAnsi" w:cstheme="majorBidi" w:ascii="Aptos Display" w:hAnsi="Aptos Display"/>
+      <w:rFonts w:asciiTheme="majorHAnsi" w:eastAsiaTheme="majorEastAsia" w:hAnsiTheme="majorHAnsi" w:cstheme="majorBidi" w:ascii="Arial" w:hAnsi="Arial"/>
       <w:b/>
       <w:bCs/>
-      <w:color w:val="355773"/>
+      <w:color w:val="000000"/>
       <w:sz w:val="26"/>
       <w:szCs w:val="26"/>
     </w:rPr>
@@ -5831,15 +1125,14 @@
     <w:pPr>
       <w:keepNext/>
       <w:keepLines/>
-      <w:spacing w:before="160" w:after="80"/>
+      <w:spacing w:before="200" w:after="0"/>
       <w:outlineLvl w:val="2"/>
     </w:pPr>
     <w:rPr>
-      <w:rFonts w:asciiTheme="majorHAnsi" w:eastAsiaTheme="majorEastAsia" w:hAnsiTheme="majorHAnsi" w:cstheme="majorBidi" w:ascii="Aptos Display" w:hAnsi="Aptos Display"/>
+      <w:rFonts w:asciiTheme="majorHAnsi" w:eastAsiaTheme="majorEastAsia" w:hAnsiTheme="majorHAnsi" w:cstheme="majorBidi"/>
       <w:b/>
       <w:bCs/>
-      <w:color w:val="152536"/>
-      <w:sz w:val="23"/>
+      <w:color w:val="4F81BD" w:themeColor="accent1"/>
     </w:rPr>
   </w:style>
   <w:style w:type="paragraph" w:styleId="Heading4">
@@ -6077,8 +1370,8 @@
       <w:contextualSpacing/>
     </w:pPr>
     <w:rPr>
-      <w:rFonts w:asciiTheme="majorHAnsi" w:eastAsiaTheme="majorEastAsia" w:hAnsiTheme="majorHAnsi" w:cstheme="majorBidi"/>
-      <w:color w:val="17365D" w:themeColor="text2" w:themeShade="BF"/>
+      <w:rFonts w:asciiTheme="majorHAnsi" w:eastAsiaTheme="majorEastAsia" w:hAnsiTheme="majorHAnsi" w:cstheme="majorBidi" w:ascii="Arial" w:hAnsi="Arial"/>
+      <w:color w:val="000000"/>
       <w:spacing w:val="5"/>
       <w:kern w:val="28"/>
       <w:sz w:val="52"/>
@@ -6114,10 +1407,10 @@
       </w:numPr>
     </w:pPr>
     <w:rPr>
-      <w:rFonts w:asciiTheme="majorHAnsi" w:eastAsiaTheme="majorEastAsia" w:hAnsiTheme="majorHAnsi" w:cstheme="majorBidi"/>
+      <w:rFonts w:asciiTheme="majorHAnsi" w:eastAsiaTheme="majorEastAsia" w:hAnsiTheme="majorHAnsi" w:cstheme="majorBidi" w:ascii="Arial" w:hAnsi="Arial"/>
       <w:i/>
       <w:iCs/>
-      <w:color w:val="4F81BD" w:themeColor="accent1"/>
+      <w:color w:val="000000"/>
       <w:spacing w:val="15"/>
       <w:sz w:val="24"/>
       <w:szCs w:val="24"/>
@@ -6255,14 +1548,8 @@
       <w:numPr>
         <w:numId w:val="1"/>
       </w:numPr>
-      <w:spacing w:after="100"/>
-      <w:ind w:left="547" w:hanging="288"/>
       <w:contextualSpacing/>
     </w:pPr>
-    <w:rPr>
-      <w:rFonts w:ascii="Aptos" w:hAnsi="Aptos"/>
-      <w:sz w:val="21"/>
-    </w:rPr>
   </w:style>
   <w:style w:type="paragraph" w:styleId="ListBullet2">
     <w:name w:val="List Bullet 2"/>
@@ -6300,14 +1587,8 @@
       <w:numPr>
         <w:numId w:val="5"/>
       </w:numPr>
-      <w:spacing w:after="100"/>
-      <w:ind w:left="547" w:hanging="288"/>
       <w:contextualSpacing/>
     </w:pPr>
-    <w:rPr>
-      <w:rFonts w:ascii="Aptos" w:hAnsi="Aptos"/>
-      <w:sz w:val="21"/>
-    </w:rPr>
   </w:style>
   <w:style w:type="paragraph" w:styleId="ListNumber2">
     <w:name w:val="List Number 2"/>
